--- a/lessons/6-7/downloads/6-7-notes.docx
+++ b/lessons/6-7/downloads/6-7-notes.docx
@@ -1330,6 +1330,468 @@
         </w:tc>
       </w:tr>
     </w:tbl>
+    <w:tbl>
+      <w:tblPr>
+        <w:tblW w:type="pct" w:w="100%"/>
+        <w:tblBorders>
+          <w:top w:val="none" w:color="FFFFFF" w:sz="0"/>
+          <w:left w:val="none" w:color="FFFFFF" w:sz="0"/>
+          <w:bottom w:val="single" w:color="C7D2DD" w:sz="4"/>
+          <w:right w:val="none" w:color="FFFFFF" w:sz="0"/>
+          <w:insideH w:val="none" w:color="FFFFFF" w:sz="0"/>
+          <w:insideV w:val="none" w:color="FFFFFF" w:sz="0"/>
+        </w:tblBorders>
+      </w:tblPr>
+      <w:tblGrid>
+        <w:gridCol w:w="1800"/>
+        <w:gridCol w:w="7560"/>
+      </w:tblGrid>
+      <w:tr>
+        <w:trPr>
+          <w:cantSplit/>
+        </w:trPr>
+        <w:tc>
+          <w:tcPr>
+            <w:tcW w:type="dxa" w:w="1800"/>
+            <w:tcMar>
+              <w:top w:type="dxa" w:w="100"/>
+              <w:left w:type="dxa" w:w="40"/>
+              <w:bottom w:type="dxa" w:w="100"/>
+              <w:right w:type="dxa" w:w="120"/>
+            </w:tcMar>
+            <w:vAlign w:val="center"/>
+          </w:tcPr>
+          <w:p>
+            <w:pPr>
+              <w:spacing w:after="0"/>
+              <w:jc w:val="center"/>
+            </w:pPr>
+            <w:r>
+              <w:drawing>
+                <wp:inline distT="0" distB="0" distL="0" distR="0">
+                  <wp:extent cx="1047750" cy="790575"/>
+                  <wp:effectExtent t="0" r="0" b="0" l="0"/>
+                  <wp:docPr id="1" name="" descr="" title=""/>
+                  <wp:cNvGraphicFramePr>
+                    <a:graphicFrameLocks xmlns:a="http://schemas.openxmlformats.org/drawingml/2006/main" noChangeAspect="1"/>
+                  </wp:cNvGraphicFramePr>
+                  <a:graphic xmlns:a="http://schemas.openxmlformats.org/drawingml/2006/main">
+                    <a:graphicData uri="http://schemas.openxmlformats.org/drawingml/2006/picture">
+                      <pic:pic xmlns:pic="http://schemas.openxmlformats.org/drawingml/2006/picture">
+                        <pic:nvPicPr>
+                          <pic:cNvPr id="0" name="" descr=""/>
+                          <pic:cNvPicPr>
+                            <a:picLocks noChangeAspect="1" noChangeArrowheads="1"/>
+                          </pic:cNvPicPr>
+                        </pic:nvPicPr>
+                        <pic:blipFill>
+                          <a:blip r:embed="rId13" cstate="none"/>
+                          <a:srcRect/>
+                          <a:stretch>
+                            <a:fillRect/>
+                          </a:stretch>
+                        </pic:blipFill>
+                        <pic:spPr bwMode="auto">
+                          <a:xfrm>
+                            <a:off x="0" y="0"/>
+                            <a:ext cx="1047750" cy="790575"/>
+                          </a:xfrm>
+                          <a:prstGeom prst="rect">
+                            <a:avLst/>
+                          </a:prstGeom>
+                        </pic:spPr>
+                      </pic:pic>
+                    </a:graphicData>
+                  </a:graphic>
+                </wp:inline>
+              </w:drawing>
+            </w:r>
+          </w:p>
+        </w:tc>
+        <w:tc>
+          <w:tcPr>
+            <w:tcW w:type="dxa" w:w="7560"/>
+            <w:tcMar>
+              <w:top w:type="dxa" w:w="100"/>
+              <w:left w:type="dxa" w:w="40"/>
+              <w:bottom w:type="dxa" w:w="100"/>
+              <w:right w:type="dxa" w:w="40"/>
+            </w:tcMar>
+            <w:vAlign w:val="center"/>
+          </w:tcPr>
+          <w:p>
+            <w:pPr>
+              <w:spacing w:after="50"/>
+            </w:pPr>
+            <w:r>
+              <w:rPr>
+                <w:b/>
+                <w:bCs/>
+                <w:color w:val="12355B"/>
+                <w:sz w:val="24"/>
+                <w:szCs w:val="24"/>
+              </w:rPr>
+              <w:t xml:space="preserve">Common factor</w:t>
+            </w:r>
+            <w:r>
+              <w:rPr>
+                <w:i/>
+                <w:iCs/>
+                <w:color w:val="5F6F80"/>
+                <w:sz w:val="19"/>
+                <w:szCs w:val="19"/>
+              </w:rPr>
+              <w:t xml:space="preserve">   Factor común</w:t>
+            </w:r>
+          </w:p>
+          <w:p>
+            <w:pPr>
+              <w:spacing w:after="40"/>
+            </w:pPr>
+            <w:r>
+              <w:rPr>
+                <w:sz w:val="21"/>
+                <w:szCs w:val="21"/>
+              </w:rPr>
+              <w:t xml:space="preserve">A factor that two numbers both have.</w:t>
+            </w:r>
+          </w:p>
+          <w:p>
+            <w:pPr>
+              <w:spacing w:after="0"/>
+            </w:pPr>
+            <w:r>
+              <w:rPr>
+                <w:b/>
+                <w:bCs/>
+                <w:color w:val="1FA6A2"/>
+                <w:sz w:val="18"/>
+                <w:szCs w:val="18"/>
+              </w:rPr>
+              <w:t xml:space="preserve">Example:  </w:t>
+            </w:r>
+            <w:r>
+              <w:rPr>
+                <w:i/>
+                <w:iCs/>
+                <w:color w:val="5F6F80"/>
+                <w:sz w:val="18"/>
+                <w:szCs w:val="18"/>
+              </w:rPr>
+              <w:t xml:space="preserve">4 is a factor of 16 and of 24.</w:t>
+            </w:r>
+          </w:p>
+        </w:tc>
+      </w:tr>
+    </w:tbl>
+    <w:tbl>
+      <w:tblPr>
+        <w:tblW w:type="pct" w:w="100%"/>
+        <w:tblBorders>
+          <w:top w:val="none" w:color="FFFFFF" w:sz="0"/>
+          <w:left w:val="none" w:color="FFFFFF" w:sz="0"/>
+          <w:bottom w:val="single" w:color="C7D2DD" w:sz="4"/>
+          <w:right w:val="none" w:color="FFFFFF" w:sz="0"/>
+          <w:insideH w:val="none" w:color="FFFFFF" w:sz="0"/>
+          <w:insideV w:val="none" w:color="FFFFFF" w:sz="0"/>
+        </w:tblBorders>
+      </w:tblPr>
+      <w:tblGrid>
+        <w:gridCol w:w="1800"/>
+        <w:gridCol w:w="7560"/>
+      </w:tblGrid>
+      <w:tr>
+        <w:trPr>
+          <w:cantSplit/>
+        </w:trPr>
+        <w:tc>
+          <w:tcPr>
+            <w:tcW w:type="dxa" w:w="1800"/>
+            <w:tcMar>
+              <w:top w:type="dxa" w:w="100"/>
+              <w:left w:type="dxa" w:w="40"/>
+              <w:bottom w:type="dxa" w:w="100"/>
+              <w:right w:type="dxa" w:w="120"/>
+            </w:tcMar>
+            <w:vAlign w:val="center"/>
+          </w:tcPr>
+          <w:p>
+            <w:pPr>
+              <w:spacing w:after="0"/>
+              <w:jc w:val="center"/>
+            </w:pPr>
+            <w:r>
+              <w:drawing>
+                <wp:inline distT="0" distB="0" distL="0" distR="0">
+                  <wp:extent cx="1047750" cy="790575"/>
+                  <wp:effectExtent t="0" r="0" b="0" l="0"/>
+                  <wp:docPr id="1" name="" descr="" title=""/>
+                  <wp:cNvGraphicFramePr>
+                    <a:graphicFrameLocks xmlns:a="http://schemas.openxmlformats.org/drawingml/2006/main" noChangeAspect="1"/>
+                  </wp:cNvGraphicFramePr>
+                  <a:graphic xmlns:a="http://schemas.openxmlformats.org/drawingml/2006/main">
+                    <a:graphicData uri="http://schemas.openxmlformats.org/drawingml/2006/picture">
+                      <pic:pic xmlns:pic="http://schemas.openxmlformats.org/drawingml/2006/picture">
+                        <pic:nvPicPr>
+                          <pic:cNvPr id="0" name="" descr=""/>
+                          <pic:cNvPicPr>
+                            <a:picLocks noChangeAspect="1" noChangeArrowheads="1"/>
+                          </pic:cNvPicPr>
+                        </pic:nvPicPr>
+                        <pic:blipFill>
+                          <a:blip r:embed="rId13" cstate="none"/>
+                          <a:srcRect/>
+                          <a:stretch>
+                            <a:fillRect/>
+                          </a:stretch>
+                        </pic:blipFill>
+                        <pic:spPr bwMode="auto">
+                          <a:xfrm>
+                            <a:off x="0" y="0"/>
+                            <a:ext cx="1047750" cy="790575"/>
+                          </a:xfrm>
+                          <a:prstGeom prst="rect">
+                            <a:avLst/>
+                          </a:prstGeom>
+                        </pic:spPr>
+                      </pic:pic>
+                    </a:graphicData>
+                  </a:graphic>
+                </wp:inline>
+              </w:drawing>
+            </w:r>
+          </w:p>
+        </w:tc>
+        <w:tc>
+          <w:tcPr>
+            <w:tcW w:type="dxa" w:w="7560"/>
+            <w:tcMar>
+              <w:top w:type="dxa" w:w="100"/>
+              <w:left w:type="dxa" w:w="40"/>
+              <w:bottom w:type="dxa" w:w="100"/>
+              <w:right w:type="dxa" w:w="40"/>
+            </w:tcMar>
+            <w:vAlign w:val="center"/>
+          </w:tcPr>
+          <w:p>
+            <w:pPr>
+              <w:spacing w:after="50"/>
+            </w:pPr>
+            <w:r>
+              <w:rPr>
+                <w:b/>
+                <w:bCs/>
+                <w:color w:val="12355B"/>
+                <w:sz w:val="24"/>
+                <w:szCs w:val="24"/>
+              </w:rPr>
+              <w:t xml:space="preserve">Greatest common factor</w:t>
+            </w:r>
+            <w:r>
+              <w:rPr>
+                <w:i/>
+                <w:iCs/>
+                <w:color w:val="5F6F80"/>
+                <w:sz w:val="19"/>
+                <w:szCs w:val="19"/>
+              </w:rPr>
+              <w:t xml:space="preserve">   Máximo común divisor</w:t>
+            </w:r>
+          </w:p>
+          <w:p>
+            <w:pPr>
+              <w:spacing w:after="40"/>
+            </w:pPr>
+            <w:r>
+              <w:rPr>
+                <w:sz w:val="21"/>
+                <w:szCs w:val="21"/>
+              </w:rPr>
+              <w:t xml:space="preserve">The largest factor two numbers share.</w:t>
+            </w:r>
+          </w:p>
+          <w:p>
+            <w:pPr>
+              <w:spacing w:after="0"/>
+            </w:pPr>
+            <w:r>
+              <w:rPr>
+                <w:b/>
+                <w:bCs/>
+                <w:color w:val="1FA6A2"/>
+                <w:sz w:val="18"/>
+                <w:szCs w:val="18"/>
+              </w:rPr>
+              <w:t xml:space="preserve">Example:  </w:t>
+            </w:r>
+            <w:r>
+              <w:rPr>
+                <w:i/>
+                <w:iCs/>
+                <w:color w:val="5F6F80"/>
+                <w:sz w:val="18"/>
+                <w:szCs w:val="18"/>
+              </w:rPr>
+              <w:t xml:space="preserve">The GCF of 16 and 24 is 8.</w:t>
+            </w:r>
+          </w:p>
+        </w:tc>
+      </w:tr>
+    </w:tbl>
+    <w:tbl>
+      <w:tblPr>
+        <w:tblW w:type="pct" w:w="100%"/>
+        <w:tblBorders>
+          <w:top w:val="none" w:color="FFFFFF" w:sz="0"/>
+          <w:left w:val="none" w:color="FFFFFF" w:sz="0"/>
+          <w:bottom w:val="single" w:color="C7D2DD" w:sz="4"/>
+          <w:right w:val="none" w:color="FFFFFF" w:sz="0"/>
+          <w:insideH w:val="none" w:color="FFFFFF" w:sz="0"/>
+          <w:insideV w:val="none" w:color="FFFFFF" w:sz="0"/>
+        </w:tblBorders>
+      </w:tblPr>
+      <w:tblGrid>
+        <w:gridCol w:w="1800"/>
+        <w:gridCol w:w="7560"/>
+      </w:tblGrid>
+      <w:tr>
+        <w:trPr>
+          <w:cantSplit/>
+        </w:trPr>
+        <w:tc>
+          <w:tcPr>
+            <w:tcW w:type="dxa" w:w="1800"/>
+            <w:tcMar>
+              <w:top w:type="dxa" w:w="100"/>
+              <w:left w:type="dxa" w:w="40"/>
+              <w:bottom w:type="dxa" w:w="100"/>
+              <w:right w:type="dxa" w:w="120"/>
+            </w:tcMar>
+            <w:vAlign w:val="center"/>
+          </w:tcPr>
+          <w:p>
+            <w:pPr>
+              <w:spacing w:after="0"/>
+              <w:jc w:val="center"/>
+            </w:pPr>
+            <w:r>
+              <w:drawing>
+                <wp:inline distT="0" distB="0" distL="0" distR="0">
+                  <wp:extent cx="1047750" cy="790575"/>
+                  <wp:effectExtent t="0" r="0" b="0" l="0"/>
+                  <wp:docPr id="1" name="" descr="" title=""/>
+                  <wp:cNvGraphicFramePr>
+                    <a:graphicFrameLocks xmlns:a="http://schemas.openxmlformats.org/drawingml/2006/main" noChangeAspect="1"/>
+                  </wp:cNvGraphicFramePr>
+                  <a:graphic xmlns:a="http://schemas.openxmlformats.org/drawingml/2006/main">
+                    <a:graphicData uri="http://schemas.openxmlformats.org/drawingml/2006/picture">
+                      <pic:pic xmlns:pic="http://schemas.openxmlformats.org/drawingml/2006/picture">
+                        <pic:nvPicPr>
+                          <pic:cNvPr id="0" name="" descr=""/>
+                          <pic:cNvPicPr>
+                            <a:picLocks noChangeAspect="1" noChangeArrowheads="1"/>
+                          </pic:cNvPicPr>
+                        </pic:nvPicPr>
+                        <pic:blipFill>
+                          <a:blip r:embed="rId14" cstate="none"/>
+                          <a:srcRect/>
+                          <a:stretch>
+                            <a:fillRect/>
+                          </a:stretch>
+                        </pic:blipFill>
+                        <pic:spPr bwMode="auto">
+                          <a:xfrm>
+                            <a:off x="0" y="0"/>
+                            <a:ext cx="1047750" cy="790575"/>
+                          </a:xfrm>
+                          <a:prstGeom prst="rect">
+                            <a:avLst/>
+                          </a:prstGeom>
+                        </pic:spPr>
+                      </pic:pic>
+                    </a:graphicData>
+                  </a:graphic>
+                </wp:inline>
+              </w:drawing>
+            </w:r>
+          </w:p>
+        </w:tc>
+        <w:tc>
+          <w:tcPr>
+            <w:tcW w:type="dxa" w:w="7560"/>
+            <w:tcMar>
+              <w:top w:type="dxa" w:w="100"/>
+              <w:left w:type="dxa" w:w="40"/>
+              <w:bottom w:type="dxa" w:w="100"/>
+              <w:right w:type="dxa" w:w="40"/>
+            </w:tcMar>
+            <w:vAlign w:val="center"/>
+          </w:tcPr>
+          <w:p>
+            <w:pPr>
+              <w:spacing w:after="50"/>
+            </w:pPr>
+            <w:r>
+              <w:rPr>
+                <w:b/>
+                <w:bCs/>
+                <w:color w:val="12355B"/>
+                <w:sz w:val="24"/>
+                <w:szCs w:val="24"/>
+              </w:rPr>
+              <w:t xml:space="preserve">Least common multiple</w:t>
+            </w:r>
+            <w:r>
+              <w:rPr>
+                <w:i/>
+                <w:iCs/>
+                <w:color w:val="5F6F80"/>
+                <w:sz w:val="19"/>
+                <w:szCs w:val="19"/>
+              </w:rPr>
+              <w:t xml:space="preserve">   Mínimo común múltiplo</w:t>
+            </w:r>
+          </w:p>
+          <w:p>
+            <w:pPr>
+              <w:spacing w:after="40"/>
+            </w:pPr>
+            <w:r>
+              <w:rPr>
+                <w:sz w:val="21"/>
+                <w:szCs w:val="21"/>
+              </w:rPr>
+              <w:t xml:space="preserve">The smallest multiple two numbers share.</w:t>
+            </w:r>
+          </w:p>
+          <w:p>
+            <w:pPr>
+              <w:spacing w:after="0"/>
+            </w:pPr>
+            <w:r>
+              <w:rPr>
+                <w:b/>
+                <w:bCs/>
+                <w:color w:val="1FA6A2"/>
+                <w:sz w:val="18"/>
+                <w:szCs w:val="18"/>
+              </w:rPr>
+              <w:t xml:space="preserve">Example:  </w:t>
+            </w:r>
+            <w:r>
+              <w:rPr>
+                <w:i/>
+                <w:iCs/>
+                <w:color w:val="5F6F80"/>
+                <w:sz w:val="18"/>
+                <w:szCs w:val="18"/>
+              </w:rPr>
+              <w:t xml:space="preserve">The LCM of 6 and 9 is 18.</w:t>
+            </w:r>
+          </w:p>
+        </w:tc>
+      </w:tr>
+    </w:tbl>
     <w:p>
       <w:pPr>
         <w:pStyle w:val="Heading1"/>
@@ -1418,7 +1880,7 @@
                 <w:sz w:val="21"/>
                 <w:szCs w:val="21"/>
               </w:rPr>
-              <w:t xml:space="preserve">Find Factors and Multiples      •      Factor      •      Multiple      •      Greatest common factor (GCF)      •      Least common multiple (LCM)      •      Factor pair      •      Prime factorization</w:t>
+              <w:t xml:space="preserve">Find Factors and Multiples      •      Factor      •      Multiple      •      Greatest common factor (GCF)      •      Least common multiple (LCM)      •      Factor pair      •      Prime factorization      •      Common factor      •      Greatest common factor      •      Least common multiple</w:t>
             </w:r>
           </w:p>
         </w:tc>
@@ -1773,6 +2235,117 @@
           <w:szCs w:val="22"/>
         </w:rPr>
         <w:t xml:space="preserve"> numbers multiplied together is its prime factorization.</w:t>
+      </w:r>
+    </w:p>
+    <w:p>
+      <w:pPr>
+        <w:keepLines/>
+        <w:spacing w:after="260" w:before="200"/>
+      </w:pPr>
+      <w:r>
+        <w:rPr>
+          <w:b/>
+          <w:bCs/>
+          <w:color w:val="12355B"/>
+          <w:sz w:val="22"/>
+          <w:szCs w:val="22"/>
+        </w:rPr>
+        <w:t xml:space="preserve">8.  </w:t>
+      </w:r>
+      <w:r>
+        <w:rPr>
+          <w:sz w:val="22"/>
+          <w:szCs w:val="22"/>
+        </w:rPr>
+        <w:t xml:space="preserve">A factor that two numbers share is a </w:t>
+      </w:r>
+      <w:r>
+        <w:rPr>
+          <w:sz w:val="22"/>
+          <w:szCs w:val="22"/>
+        </w:rPr>
+        <w:t xml:space="preserve">________________</w:t>
+      </w:r>
+      <w:r>
+        <w:rPr>
+          <w:sz w:val="22"/>
+          <w:szCs w:val="22"/>
+        </w:rPr>
+        <w:t xml:space="preserve">.</w:t>
+      </w:r>
+    </w:p>
+    <w:p>
+      <w:pPr>
+        <w:keepLines/>
+        <w:spacing w:after="260" w:before="200"/>
+      </w:pPr>
+      <w:r>
+        <w:rPr>
+          <w:b/>
+          <w:bCs/>
+          <w:color w:val="12355B"/>
+          <w:sz w:val="22"/>
+          <w:szCs w:val="22"/>
+        </w:rPr>
+        <w:t xml:space="preserve">9.  </w:t>
+      </w:r>
+      <w:r>
+        <w:rPr>
+          <w:sz w:val="22"/>
+          <w:szCs w:val="22"/>
+        </w:rPr>
+        <w:t xml:space="preserve">The largest factor two numbers share is the </w:t>
+      </w:r>
+      <w:r>
+        <w:rPr>
+          <w:sz w:val="22"/>
+          <w:szCs w:val="22"/>
+        </w:rPr>
+        <w:t xml:space="preserve">________________</w:t>
+      </w:r>
+      <w:r>
+        <w:rPr>
+          <w:sz w:val="22"/>
+          <w:szCs w:val="22"/>
+        </w:rPr>
+        <w:t xml:space="preserve">.</w:t>
+      </w:r>
+    </w:p>
+    <w:p>
+      <w:pPr>
+        <w:keepLines/>
+        <w:spacing w:after="260" w:before="200"/>
+      </w:pPr>
+      <w:r>
+        <w:rPr>
+          <w:b/>
+          <w:bCs/>
+          <w:color w:val="12355B"/>
+          <w:sz w:val="22"/>
+          <w:szCs w:val="22"/>
+        </w:rPr>
+        <w:t xml:space="preserve">10.  </w:t>
+      </w:r>
+      <w:r>
+        <w:rPr>
+          <w:sz w:val="22"/>
+          <w:szCs w:val="22"/>
+        </w:rPr>
+        <w:t xml:space="preserve">The smallest multiple two numbers share is the </w:t>
+      </w:r>
+      <w:r>
+        <w:rPr>
+          <w:sz w:val="22"/>
+          <w:szCs w:val="22"/>
+        </w:rPr>
+        <w:t xml:space="preserve">________________</w:t>
+      </w:r>
+      <w:r>
+        <w:rPr>
+          <w:sz w:val="22"/>
+          <w:szCs w:val="22"/>
+        </w:rPr>
+        <w:t xml:space="preserve">.</w:t>
       </w:r>
     </w:p>
     <w:p>
@@ -2855,7 +3428,7 @@
           <w:sz w:val="20"/>
           <w:szCs w:val="20"/>
         </w:rPr>
-        <w:t xml:space="preserve">B)  12, 24, 36, 48</w:t>
+        <w:t xml:space="preserve">B)  1, 12</w:t>
       </w:r>
     </w:p>
     <w:p>
@@ -2868,7 +3441,7 @@
           <w:sz w:val="20"/>
           <w:szCs w:val="20"/>
         </w:rPr>
-        <w:t xml:space="preserve">C)  1, 12</w:t>
+        <w:t xml:space="preserve">C)  2, 3, 4, 6</w:t>
       </w:r>
     </w:p>
     <w:p>
@@ -2881,7 +3454,7 @@
           <w:sz w:val="20"/>
           <w:szCs w:val="20"/>
         </w:rPr>
-        <w:t xml:space="preserve">D)  2, 3, 4, 6</w:t>
+        <w:t xml:space="preserve">D)  12, 24, 36, 48</w:t>
       </w:r>
     </w:p>
     <w:p>
@@ -3032,7 +3605,7 @@
           <w:sz w:val="20"/>
           <w:szCs w:val="20"/>
         </w:rPr>
-        <w:t xml:space="preserve">A)  8, 16, 24, 32</w:t>
+        <w:t xml:space="preserve">A)  1, 2, 4, 8</w:t>
       </w:r>
     </w:p>
     <w:p>
@@ -3045,7 +3618,7 @@
           <w:sz w:val="20"/>
           <w:szCs w:val="20"/>
         </w:rPr>
-        <w:t xml:space="preserve">B)  1, 2, 4, 8</w:t>
+        <w:t xml:space="preserve">B)  2, 4, 6, 8</w:t>
       </w:r>
     </w:p>
     <w:p>
@@ -3058,7 +3631,7 @@
           <w:sz w:val="20"/>
           <w:szCs w:val="20"/>
         </w:rPr>
-        <w:t xml:space="preserve">C)  8, 9, 10, 11</w:t>
+        <w:t xml:space="preserve">C)  8, 16, 24, 32</w:t>
       </w:r>
     </w:p>
     <w:p>
@@ -3071,7 +3644,7 @@
           <w:sz w:val="20"/>
           <w:szCs w:val="20"/>
         </w:rPr>
-        <w:t xml:space="preserve">D)  2, 4, 6, 8</w:t>
+        <w:t xml:space="preserve">D)  8, 9, 10, 11</w:t>
       </w:r>
     </w:p>
     <w:p>
@@ -3882,7 +4455,7 @@
           <w:sz w:val="20"/>
           <w:szCs w:val="20"/>
         </w:rPr>
-        <w:t xml:space="preserve">A)  6</w:t>
+        <w:t xml:space="preserve">A)  2</w:t>
       </w:r>
     </w:p>
     <w:p>
@@ -3908,7 +4481,7 @@
           <w:sz w:val="20"/>
           <w:szCs w:val="20"/>
         </w:rPr>
-        <w:t xml:space="preserve">C)  36</w:t>
+        <w:t xml:space="preserve">C)  6</w:t>
       </w:r>
     </w:p>
     <w:p>
@@ -3921,7 +4494,7 @@
           <w:sz w:val="20"/>
           <w:szCs w:val="20"/>
         </w:rPr>
-        <w:t xml:space="preserve">D)  2</w:t>
+        <w:t xml:space="preserve">D)  36</w:t>
       </w:r>
     </w:p>
     <w:p>
@@ -4098,7 +4671,7 @@
           <w:sz w:val="20"/>
           <w:szCs w:val="20"/>
         </w:rPr>
-        <w:t xml:space="preserve">A)  12</w:t>
+        <w:t xml:space="preserve">A)  2</w:t>
       </w:r>
     </w:p>
     <w:p>
@@ -4111,7 +4684,7 @@
           <w:sz w:val="20"/>
           <w:szCs w:val="20"/>
         </w:rPr>
-        <w:t xml:space="preserve">B)  24</w:t>
+        <w:t xml:space="preserve">B)  10</w:t>
       </w:r>
     </w:p>
     <w:p>
@@ -4124,7 +4697,7 @@
           <w:sz w:val="20"/>
           <w:szCs w:val="20"/>
         </w:rPr>
-        <w:t xml:space="preserve">C)  2</w:t>
+        <w:t xml:space="preserve">C)  12</w:t>
       </w:r>
     </w:p>
     <w:p>
@@ -4137,7 +4710,7 @@
           <w:sz w:val="20"/>
           <w:szCs w:val="20"/>
         </w:rPr>
-        <w:t xml:space="preserve">D)  10</w:t>
+        <w:t xml:space="preserve">D)  24</w:t>
       </w:r>
     </w:p>
     <w:p>
@@ -4254,7 +4827,7 @@
           <w:sz w:val="20"/>
           <w:szCs w:val="20"/>
         </w:rPr>
-        <w:t xml:space="preserve">A)  12, from the shared 2 × 2 × 3</w:t>
+        <w:t xml:space="preserve">A)  2, the only prime they share</w:t>
       </w:r>
     </w:p>
     <w:p>
@@ -4267,7 +4840,7 @@
           <w:sz w:val="20"/>
           <w:szCs w:val="20"/>
         </w:rPr>
-        <w:t xml:space="preserve">B)  144, from multiplying all the primes</w:t>
+        <w:t xml:space="preserve">B)  6, from one 2 and one 3</w:t>
       </w:r>
     </w:p>
     <w:p>
@@ -4280,7 +4853,7 @@
           <w:sz w:val="20"/>
           <w:szCs w:val="20"/>
         </w:rPr>
-        <w:t xml:space="preserve">C)  6, from one 2 and one 3</w:t>
+        <w:t xml:space="preserve">C)  12, from the shared 2 × 2 × 3</w:t>
       </w:r>
     </w:p>
     <w:p>
@@ -4293,7 +4866,7 @@
           <w:sz w:val="20"/>
           <w:szCs w:val="20"/>
         </w:rPr>
-        <w:t xml:space="preserve">D)  2, the only prime they share</w:t>
+        <w:t xml:space="preserve">D)  144, from multiplying all the primes</w:t>
       </w:r>
     </w:p>
     <w:p>
@@ -4384,7 +4957,7 @@
           <w:sz w:val="20"/>
           <w:szCs w:val="20"/>
         </w:rPr>
-        <w:t xml:space="preserve">A)  In 24 weeks</w:t>
+        <w:t xml:space="preserve">A)  In 2 weeks</w:t>
       </w:r>
     </w:p>
     <w:p>
@@ -4397,7 +4970,7 @@
           <w:sz w:val="20"/>
           <w:szCs w:val="20"/>
         </w:rPr>
-        <w:t xml:space="preserve">B)  In 48 weeks</w:t>
+        <w:t xml:space="preserve">B)  In 14 weeks</w:t>
       </w:r>
     </w:p>
     <w:p>
@@ -4410,7 +4983,7 @@
           <w:sz w:val="20"/>
           <w:szCs w:val="20"/>
         </w:rPr>
-        <w:t xml:space="preserve">C)  In 14 weeks</w:t>
+        <w:t xml:space="preserve">C)  In 24 weeks</w:t>
       </w:r>
     </w:p>
     <w:p>
@@ -4423,7 +4996,7 @@
           <w:sz w:val="20"/>
           <w:szCs w:val="20"/>
         </w:rPr>
-        <w:t xml:space="preserve">D)  In 2 weeks</w:t>
+        <w:t xml:space="preserve">D)  In 48 weeks</w:t>
       </w:r>
     </w:p>
     <w:p>
@@ -4633,7 +5206,7 @@
           <w:sz w:val="21"/>
           <w:szCs w:val="21"/>
         </w:rPr>
-        <w:t xml:space="preserve">A)  Week 24, the least common multiple of 6 and 8</w:t>
+        <w:t xml:space="preserve">A)  Week 2, the greatest common factor of 6 and 8</w:t>
       </w:r>
     </w:p>
     <w:p>
@@ -4646,7 +5219,7 @@
           <w:sz w:val="21"/>
           <w:szCs w:val="21"/>
         </w:rPr>
-        <w:t xml:space="preserve">B)  Week 2, the greatest common factor of 6 and 8</w:t>
+        <w:t xml:space="preserve">B)  Week 14, because 6 + 8 = 14</w:t>
       </w:r>
     </w:p>
     <w:p>
@@ -4659,7 +5232,7 @@
           <w:sz w:val="21"/>
           <w:szCs w:val="21"/>
         </w:rPr>
-        <w:t xml:space="preserve">C)  Week 48, because 6 × 8 = 48</w:t>
+        <w:t xml:space="preserve">C)  Week 24, the least common multiple of 6 and 8</w:t>
       </w:r>
     </w:p>
     <w:p>
@@ -4672,7 +5245,7 @@
           <w:sz w:val="21"/>
           <w:szCs w:val="21"/>
         </w:rPr>
-        <w:t xml:space="preserve">D)  Week 14, because 6 + 8 = 14</w:t>
+        <w:t xml:space="preserve">D)  Week 48, because 6 × 8 = 48</w:t>
       </w:r>
     </w:p>
     <w:p>

--- a/lessons/6-7/downloads/6-7-notes.docx
+++ b/lessons/6-7/downloads/6-7-notes.docx
@@ -249,49 +249,269 @@
           <w:sz w:val="19"/>
           <w:szCs w:val="19"/>
         </w:rPr>
-        <w:t xml:space="preserve">Look at the picture, read the word, then read what it means.</w:t>
+        <w:t xml:space="preserve">Review each concept term, definition, non-example, and visual clue.</w:t>
       </w:r>
     </w:p>
     <w:tbl>
       <w:tblPr>
-        <w:tblW w:type="pct" w:w="100%"/>
+        <w:tblW w:type="dxa" w:w="9360"/>
         <w:tblBorders>
-          <w:top w:val="none" w:color="FFFFFF" w:sz="0"/>
-          <w:left w:val="none" w:color="FFFFFF" w:sz="0"/>
-          <w:bottom w:val="single" w:color="C7D2DD" w:sz="4"/>
-          <w:right w:val="none" w:color="FFFFFF" w:sz="0"/>
-          <w:insideH w:val="none" w:color="FFFFFF" w:sz="0"/>
-          <w:insideV w:val="none" w:color="FFFFFF" w:sz="0"/>
+          <w:top w:val="single" w:color="C7D2DD" w:sz="6"/>
+          <w:left w:val="single" w:color="C7D2DD" w:sz="6"/>
+          <w:bottom w:val="single" w:color="C7D2DD" w:sz="6"/>
+          <w:right w:val="single" w:color="C7D2DD" w:sz="6"/>
+          <w:insideH w:val="single" w:color="C7D2DD" w:sz="6"/>
+          <w:insideV w:val="single" w:color="C7D2DD" w:sz="6"/>
         </w:tblBorders>
       </w:tblPr>
       <w:tblGrid>
         <w:gridCol w:w="1800"/>
-        <w:gridCol w:w="7560"/>
+        <w:gridCol w:w="3160"/>
+        <w:gridCol w:w="2200"/>
+        <w:gridCol w:w="2200"/>
       </w:tblGrid>
       <w:tr>
         <w:trPr>
           <w:cantSplit/>
+          <w:tblHeader/>
         </w:trPr>
         <w:tc>
           <w:tcPr>
             <w:tcW w:type="dxa" w:w="1800"/>
-            <w:tcMar>
-              <w:top w:type="dxa" w:w="100"/>
-              <w:left w:type="dxa" w:w="40"/>
-              <w:bottom w:type="dxa" w:w="100"/>
-              <w:right w:type="dxa" w:w="120"/>
-            </w:tcMar>
-            <w:vAlign w:val="center"/>
+            <w:shd w:fill="EEF4F8" w:color="auto" w:val="clear"/>
+            <w:tcMar>
+              <w:top w:type="dxa" w:w="80"/>
+              <w:left w:type="dxa" w:w="100"/>
+              <w:bottom w:type="dxa" w:w="80"/>
+              <w:right w:type="dxa" w:w="100"/>
+            </w:tcMar>
           </w:tcPr>
           <w:p>
             <w:pPr>
               <w:spacing w:after="0"/>
+            </w:pPr>
+            <w:r>
+              <w:rPr>
+                <w:b/>
+                <w:bCs/>
+                <w:color w:val="12355B"/>
+                <w:sz w:val="19"/>
+                <w:szCs w:val="19"/>
+              </w:rPr>
+              <w:t xml:space="preserve">Concept Term</w:t>
+            </w:r>
+          </w:p>
+        </w:tc>
+        <w:tc>
+          <w:tcPr>
+            <w:tcW w:type="dxa" w:w="3160"/>
+            <w:shd w:fill="EEF4F8" w:color="auto" w:val="clear"/>
+            <w:tcMar>
+              <w:top w:type="dxa" w:w="80"/>
+              <w:left w:type="dxa" w:w="100"/>
+              <w:bottom w:type="dxa" w:w="80"/>
+              <w:right w:type="dxa" w:w="100"/>
+            </w:tcMar>
+          </w:tcPr>
+          <w:p>
+            <w:pPr>
+              <w:spacing w:after="0"/>
+            </w:pPr>
+            <w:r>
+              <w:rPr>
+                <w:b/>
+                <w:bCs/>
+                <w:color w:val="12355B"/>
+                <w:sz w:val="19"/>
+                <w:szCs w:val="19"/>
+              </w:rPr>
+              <w:t xml:space="preserve">Student-Friendly Definition</w:t>
+            </w:r>
+          </w:p>
+        </w:tc>
+        <w:tc>
+          <w:tcPr>
+            <w:tcW w:type="dxa" w:w="2200"/>
+            <w:shd w:fill="EEF4F8" w:color="auto" w:val="clear"/>
+            <w:tcMar>
+              <w:top w:type="dxa" w:w="80"/>
+              <w:left w:type="dxa" w:w="100"/>
+              <w:bottom w:type="dxa" w:w="80"/>
+              <w:right w:type="dxa" w:w="100"/>
+            </w:tcMar>
+          </w:tcPr>
+          <w:p>
+            <w:pPr>
+              <w:spacing w:after="0"/>
+            </w:pPr>
+            <w:r>
+              <w:rPr>
+                <w:b/>
+                <w:bCs/>
+                <w:color w:val="12355B"/>
+                <w:sz w:val="19"/>
+                <w:szCs w:val="19"/>
+              </w:rPr>
+              <w:t xml:space="preserve">Non-Example</w:t>
+            </w:r>
+          </w:p>
+        </w:tc>
+        <w:tc>
+          <w:tcPr>
+            <w:tcW w:type="dxa" w:w="2200"/>
+            <w:shd w:fill="EEF4F8" w:color="auto" w:val="clear"/>
+            <w:tcMar>
+              <w:top w:type="dxa" w:w="80"/>
+              <w:left w:type="dxa" w:w="100"/>
+              <w:bottom w:type="dxa" w:w="80"/>
+              <w:right w:type="dxa" w:w="100"/>
+            </w:tcMar>
+          </w:tcPr>
+          <w:p>
+            <w:pPr>
+              <w:spacing w:after="0"/>
+            </w:pPr>
+            <w:r>
+              <w:rPr>
+                <w:b/>
+                <w:bCs/>
+                <w:color w:val="12355B"/>
+                <w:sz w:val="19"/>
+                <w:szCs w:val="19"/>
+              </w:rPr>
+              <w:t xml:space="preserve">Visual Clue</w:t>
+            </w:r>
+          </w:p>
+        </w:tc>
+      </w:tr>
+      <w:tr>
+        <w:trPr>
+          <w:cantSplit/>
+        </w:trPr>
+        <w:tc>
+          <w:tcPr>
+            <w:tcW w:type="dxa" w:w="1800"/>
+            <w:tcMar>
+              <w:top w:type="dxa" w:w="80"/>
+              <w:left w:type="dxa" w:w="100"/>
+              <w:bottom w:type="dxa" w:w="80"/>
+              <w:right w:type="dxa" w:w="100"/>
+            </w:tcMar>
+            <w:vAlign w:val="top"/>
+          </w:tcPr>
+          <w:p>
+            <w:pPr>
+              <w:spacing w:after="30"/>
+            </w:pPr>
+            <w:r>
+              <w:rPr>
+                <w:b/>
+                <w:bCs/>
+                <w:color w:val="12355B"/>
+                <w:sz w:val="21"/>
+                <w:szCs w:val="21"/>
+              </w:rPr>
+              <w:t xml:space="preserve">Find Factors and Multiples</w:t>
+            </w:r>
+          </w:p>
+          <w:p>
+            <w:pPr>
+              <w:spacing w:after="0"/>
+            </w:pPr>
+            <w:r>
+              <w:rPr>
+                <w:i/>
+                <w:iCs/>
+                <w:color w:val="5F6F80"/>
+                <w:sz w:val="18"/>
+                <w:szCs w:val="18"/>
+              </w:rPr>
+              <w:t xml:space="preserve">Hallar factores y múltiplos</w:t>
+            </w:r>
+          </w:p>
+        </w:tc>
+        <w:tc>
+          <w:tcPr>
+            <w:tcW w:type="dxa" w:w="3160"/>
+            <w:tcMar>
+              <w:top w:type="dxa" w:w="80"/>
+              <w:left w:type="dxa" w:w="100"/>
+              <w:bottom w:type="dxa" w:w="80"/>
+              <w:right w:type="dxa" w:w="100"/>
+            </w:tcMar>
+            <w:vAlign w:val="top"/>
+          </w:tcPr>
+          <w:p>
+            <w:pPr>
+              <w:spacing w:after="0"/>
+            </w:pPr>
+            <w:r>
+              <w:rPr>
+                <w:sz w:val="20"/>
+                <w:szCs w:val="20"/>
+              </w:rPr>
+              <w:t xml:space="preserve">Listing what divides a number evenly (its factors) and what it divides into evenly (its multiples), then finding what two numbers share.</w:t>
+            </w:r>
+          </w:p>
+        </w:tc>
+        <w:tc>
+          <w:tcPr>
+            <w:tcW w:type="dxa" w:w="2200"/>
+            <w:tcMar>
+              <w:top w:type="dxa" w:w="80"/>
+              <w:left w:type="dxa" w:w="100"/>
+              <w:bottom w:type="dxa" w:w="80"/>
+              <w:right w:type="dxa" w:w="100"/>
+            </w:tcMar>
+            <w:vAlign w:val="top"/>
+          </w:tcPr>
+          <w:p>
+            <w:pPr>
+              <w:spacing w:after="40"/>
+            </w:pPr>
+            <w:r>
+              <w:rPr>
+                <w:i/>
+                <w:iCs/>
+                <w:color w:val="5F6F80"/>
+                <w:sz w:val="19"/>
+                <w:szCs w:val="19"/>
+              </w:rPr>
+              <w:t xml:space="preserve">Not Find Factors and Multiples: write a counter-example that breaks the definition.</w:t>
+            </w:r>
+          </w:p>
+          <w:p>
+            <w:pPr>
+              <w:pBdr>
+                <w:bottom w:val="single" w:color="AFBECC" w:sz="6"/>
+              </w:pBdr>
+              <w:spacing w:after="30" w:before="150"/>
+            </w:pPr>
+            <w:r>
+              <w:t xml:space="preserve"/>
+            </w:r>
+          </w:p>
+        </w:tc>
+        <w:tc>
+          <w:tcPr>
+            <w:tcW w:type="dxa" w:w="2200"/>
+            <w:tcMar>
+              <w:top w:type="dxa" w:w="80"/>
+              <w:left w:type="dxa" w:w="100"/>
+              <w:bottom w:type="dxa" w:w="80"/>
+              <w:right w:type="dxa" w:w="100"/>
+            </w:tcMar>
+            <w:vAlign w:val="top"/>
+          </w:tcPr>
+          <w:p>
+            <w:pPr>
+              <w:spacing w:after="40"/>
               <w:jc w:val="center"/>
             </w:pPr>
             <w:r>
               <w:drawing>
                 <wp:inline distT="0" distB="0" distL="0" distR="0">
-                  <wp:extent cx="1047750" cy="790575"/>
+                  <wp:extent cx="876300" cy="657225"/>
                   <wp:effectExtent t="0" r="0" b="0" l="0"/>
                   <wp:docPr id="1" name="" descr="" title=""/>
                   <wp:cNvGraphicFramePr>
@@ -316,7 +536,7 @@
                         <pic:spPr bwMode="auto">
                           <a:xfrm>
                             <a:off x="0" y="0"/>
-                            <a:ext cx="1047750" cy="790575"/>
+                            <a:ext cx="876300" cy="657225"/>
                           </a:xfrm>
                           <a:prstGeom prst="rect">
                             <a:avLst/>
@@ -329,32 +549,108 @@
               </w:drawing>
             </w:r>
           </w:p>
-        </w:tc>
-        <w:tc>
-          <w:tcPr>
-            <w:tcW w:type="dxa" w:w="7560"/>
-            <w:tcMar>
-              <w:top w:type="dxa" w:w="100"/>
-              <w:left w:type="dxa" w:w="40"/>
-              <w:bottom w:type="dxa" w:w="100"/>
-              <w:right w:type="dxa" w:w="40"/>
-            </w:tcMar>
-            <w:vAlign w:val="center"/>
-          </w:tcPr>
-          <w:p>
-            <w:pPr>
-              <w:spacing w:after="50"/>
+          <w:p>
+            <w:pPr>
+              <w:spacing w:after="0"/>
+            </w:pPr>
+            <w:r>
+              <w:rPr>
+                <w:i/>
+                <w:iCs/>
+                <w:color w:val="5F6F80"/>
+                <w:sz w:val="18"/>
+                <w:szCs w:val="18"/>
+              </w:rPr>
+              <w:t xml:space="preserve">GCF of 48 and 36 is 12 · LCM of 6 and 8 is 24</w:t>
+            </w:r>
+          </w:p>
+        </w:tc>
+      </w:tr>
+      <w:tr>
+        <w:trPr>
+          <w:cantSplit/>
+        </w:trPr>
+        <w:tc>
+          <w:tcPr>
+            <w:tcW w:type="dxa" w:w="1800"/>
+            <w:tcMar>
+              <w:top w:type="dxa" w:w="80"/>
+              <w:left w:type="dxa" w:w="100"/>
+              <w:bottom w:type="dxa" w:w="80"/>
+              <w:right w:type="dxa" w:w="100"/>
+            </w:tcMar>
+            <w:vAlign w:val="top"/>
+          </w:tcPr>
+          <w:p>
+            <w:pPr>
+              <w:spacing w:after="30"/>
             </w:pPr>
             <w:r>
               <w:rPr>
                 <w:b/>
                 <w:bCs/>
                 <w:color w:val="12355B"/>
-                <w:sz w:val="24"/>
-                <w:szCs w:val="24"/>
-              </w:rPr>
-              <w:t xml:space="preserve">Find Factors and Multiples</w:t>
-            </w:r>
+                <w:sz w:val="21"/>
+                <w:szCs w:val="21"/>
+              </w:rPr>
+              <w:t xml:space="preserve">Factor</w:t>
+            </w:r>
+          </w:p>
+          <w:p>
+            <w:pPr>
+              <w:spacing w:after="0"/>
+            </w:pPr>
+            <w:r>
+              <w:rPr>
+                <w:i/>
+                <w:iCs/>
+                <w:color w:val="5F6F80"/>
+                <w:sz w:val="18"/>
+                <w:szCs w:val="18"/>
+              </w:rPr>
+              <w:t xml:space="preserve">Factor</w:t>
+            </w:r>
+          </w:p>
+        </w:tc>
+        <w:tc>
+          <w:tcPr>
+            <w:tcW w:type="dxa" w:w="3160"/>
+            <w:tcMar>
+              <w:top w:type="dxa" w:w="80"/>
+              <w:left w:type="dxa" w:w="100"/>
+              <w:bottom w:type="dxa" w:w="80"/>
+              <w:right w:type="dxa" w:w="100"/>
+            </w:tcMar>
+            <w:vAlign w:val="top"/>
+          </w:tcPr>
+          <w:p>
+            <w:pPr>
+              <w:spacing w:after="0"/>
+            </w:pPr>
+            <w:r>
+              <w:rPr>
+                <w:sz w:val="20"/>
+                <w:szCs w:val="20"/>
+              </w:rPr>
+              <w:t xml:space="preserve">A whole number that divides another number evenly, with no remainder.</w:t>
+            </w:r>
+          </w:p>
+        </w:tc>
+        <w:tc>
+          <w:tcPr>
+            <w:tcW w:type="dxa" w:w="2200"/>
+            <w:tcMar>
+              <w:top w:type="dxa" w:w="80"/>
+              <w:left w:type="dxa" w:w="100"/>
+              <w:bottom w:type="dxa" w:w="80"/>
+              <w:right w:type="dxa" w:w="100"/>
+            </w:tcMar>
+            <w:vAlign w:val="top"/>
+          </w:tcPr>
+          <w:p>
+            <w:pPr>
+              <w:spacing w:after="40"/>
+            </w:pPr>
             <w:r>
               <w:rPr>
                 <w:i/>
@@ -363,89 +659,41 @@
                 <w:sz w:val="19"/>
                 <w:szCs w:val="19"/>
               </w:rPr>
-              <w:t xml:space="preserve">   Hallar factores y múltiplos</w:t>
-            </w:r>
-          </w:p>
+              <w:t xml:space="preserve">Not Factor: write a counter-example that breaks the definition.</w:t>
+            </w:r>
+          </w:p>
+          <w:p>
+            <w:pPr>
+              <w:pBdr>
+                <w:bottom w:val="single" w:color="AFBECC" w:sz="6"/>
+              </w:pBdr>
+              <w:spacing w:after="30" w:before="150"/>
+            </w:pPr>
+            <w:r>
+              <w:t xml:space="preserve"/>
+            </w:r>
+          </w:p>
+        </w:tc>
+        <w:tc>
+          <w:tcPr>
+            <w:tcW w:type="dxa" w:w="2200"/>
+            <w:tcMar>
+              <w:top w:type="dxa" w:w="80"/>
+              <w:left w:type="dxa" w:w="100"/>
+              <w:bottom w:type="dxa" w:w="80"/>
+              <w:right w:type="dxa" w:w="100"/>
+            </w:tcMar>
+            <w:vAlign w:val="top"/>
+          </w:tcPr>
           <w:p>
             <w:pPr>
               <w:spacing w:after="40"/>
-            </w:pPr>
-            <w:r>
-              <w:rPr>
-                <w:sz w:val="21"/>
-                <w:szCs w:val="21"/>
-              </w:rPr>
-              <w:t xml:space="preserve">Listing what divides a number evenly (its factors) and what it divides into evenly (its multiples), then finding what two numbers share.</w:t>
-            </w:r>
-          </w:p>
-          <w:p>
-            <w:pPr>
-              <w:spacing w:after="0"/>
-            </w:pPr>
-            <w:r>
-              <w:rPr>
-                <w:b/>
-                <w:bCs/>
-                <w:color w:val="1FA6A2"/>
-                <w:sz w:val="18"/>
-                <w:szCs w:val="18"/>
-              </w:rPr>
-              <w:t xml:space="preserve">Example:  </w:t>
-            </w:r>
-            <w:r>
-              <w:rPr>
-                <w:i/>
-                <w:iCs/>
-                <w:color w:val="5F6F80"/>
-                <w:sz w:val="18"/>
-                <w:szCs w:val="18"/>
-              </w:rPr>
-              <w:t xml:space="preserve">GCF of 48 and 36 is 12 · LCM of 6 and 8 is 24</w:t>
-            </w:r>
-          </w:p>
-        </w:tc>
-      </w:tr>
-    </w:tbl>
-    <w:tbl>
-      <w:tblPr>
-        <w:tblW w:type="pct" w:w="100%"/>
-        <w:tblBorders>
-          <w:top w:val="none" w:color="FFFFFF" w:sz="0"/>
-          <w:left w:val="none" w:color="FFFFFF" w:sz="0"/>
-          <w:bottom w:val="single" w:color="C7D2DD" w:sz="4"/>
-          <w:right w:val="none" w:color="FFFFFF" w:sz="0"/>
-          <w:insideH w:val="none" w:color="FFFFFF" w:sz="0"/>
-          <w:insideV w:val="none" w:color="FFFFFF" w:sz="0"/>
-        </w:tblBorders>
-      </w:tblPr>
-      <w:tblGrid>
-        <w:gridCol w:w="1800"/>
-        <w:gridCol w:w="7560"/>
-      </w:tblGrid>
-      <w:tr>
-        <w:trPr>
-          <w:cantSplit/>
-        </w:trPr>
-        <w:tc>
-          <w:tcPr>
-            <w:tcW w:type="dxa" w:w="1800"/>
-            <w:tcMar>
-              <w:top w:type="dxa" w:w="100"/>
-              <w:left w:type="dxa" w:w="40"/>
-              <w:bottom w:type="dxa" w:w="100"/>
-              <w:right w:type="dxa" w:w="120"/>
-            </w:tcMar>
-            <w:vAlign w:val="center"/>
-          </w:tcPr>
-          <w:p>
-            <w:pPr>
-              <w:spacing w:after="0"/>
               <w:jc w:val="center"/>
             </w:pPr>
             <w:r>
               <w:drawing>
                 <wp:inline distT="0" distB="0" distL="0" distR="0">
-                  <wp:extent cx="1047750" cy="790575"/>
+                  <wp:extent cx="876300" cy="657225"/>
                   <wp:effectExtent t="0" r="0" b="0" l="0"/>
                   <wp:docPr id="1" name="" descr="" title=""/>
                   <wp:cNvGraphicFramePr>
@@ -470,7 +718,7 @@
                         <pic:spPr bwMode="auto">
                           <a:xfrm>
                             <a:off x="0" y="0"/>
-                            <a:ext cx="1047750" cy="790575"/>
+                            <a:ext cx="876300" cy="657225"/>
                           </a:xfrm>
                           <a:prstGeom prst="rect">
                             <a:avLst/>
@@ -483,32 +731,108 @@
               </w:drawing>
             </w:r>
           </w:p>
-        </w:tc>
-        <w:tc>
-          <w:tcPr>
-            <w:tcW w:type="dxa" w:w="7560"/>
-            <w:tcMar>
-              <w:top w:type="dxa" w:w="100"/>
-              <w:left w:type="dxa" w:w="40"/>
-              <w:bottom w:type="dxa" w:w="100"/>
-              <w:right w:type="dxa" w:w="40"/>
-            </w:tcMar>
-            <w:vAlign w:val="center"/>
-          </w:tcPr>
-          <w:p>
-            <w:pPr>
-              <w:spacing w:after="50"/>
+          <w:p>
+            <w:pPr>
+              <w:spacing w:after="0"/>
+            </w:pPr>
+            <w:r>
+              <w:rPr>
+                <w:i/>
+                <w:iCs/>
+                <w:color w:val="5F6F80"/>
+                <w:sz w:val="18"/>
+                <w:szCs w:val="18"/>
+              </w:rPr>
+              <w:t xml:space="preserve">Factors of 36: 1, 2, 3, 4, 6, 9, 12, 18, 36</w:t>
+            </w:r>
+          </w:p>
+        </w:tc>
+      </w:tr>
+      <w:tr>
+        <w:trPr>
+          <w:cantSplit/>
+        </w:trPr>
+        <w:tc>
+          <w:tcPr>
+            <w:tcW w:type="dxa" w:w="1800"/>
+            <w:tcMar>
+              <w:top w:type="dxa" w:w="80"/>
+              <w:left w:type="dxa" w:w="100"/>
+              <w:bottom w:type="dxa" w:w="80"/>
+              <w:right w:type="dxa" w:w="100"/>
+            </w:tcMar>
+            <w:vAlign w:val="top"/>
+          </w:tcPr>
+          <w:p>
+            <w:pPr>
+              <w:spacing w:after="30"/>
             </w:pPr>
             <w:r>
               <w:rPr>
                 <w:b/>
                 <w:bCs/>
                 <w:color w:val="12355B"/>
-                <w:sz w:val="24"/>
-                <w:szCs w:val="24"/>
-              </w:rPr>
-              <w:t xml:space="preserve">Factor</w:t>
-            </w:r>
+                <w:sz w:val="21"/>
+                <w:szCs w:val="21"/>
+              </w:rPr>
+              <w:t xml:space="preserve">Multiple</w:t>
+            </w:r>
+          </w:p>
+          <w:p>
+            <w:pPr>
+              <w:spacing w:after="0"/>
+            </w:pPr>
+            <w:r>
+              <w:rPr>
+                <w:i/>
+                <w:iCs/>
+                <w:color w:val="5F6F80"/>
+                <w:sz w:val="18"/>
+                <w:szCs w:val="18"/>
+              </w:rPr>
+              <w:t xml:space="preserve">Múltiplo</w:t>
+            </w:r>
+          </w:p>
+        </w:tc>
+        <w:tc>
+          <w:tcPr>
+            <w:tcW w:type="dxa" w:w="3160"/>
+            <w:tcMar>
+              <w:top w:type="dxa" w:w="80"/>
+              <w:left w:type="dxa" w:w="100"/>
+              <w:bottom w:type="dxa" w:w="80"/>
+              <w:right w:type="dxa" w:w="100"/>
+            </w:tcMar>
+            <w:vAlign w:val="top"/>
+          </w:tcPr>
+          <w:p>
+            <w:pPr>
+              <w:spacing w:after="0"/>
+            </w:pPr>
+            <w:r>
+              <w:rPr>
+                <w:sz w:val="20"/>
+                <w:szCs w:val="20"/>
+              </w:rPr>
+              <w:t xml:space="preserve">The result of multiplying a number by 1, 2, 3, and so on — where you land when you skip-count by it.</w:t>
+            </w:r>
+          </w:p>
+        </w:tc>
+        <w:tc>
+          <w:tcPr>
+            <w:tcW w:type="dxa" w:w="2200"/>
+            <w:tcMar>
+              <w:top w:type="dxa" w:w="80"/>
+              <w:left w:type="dxa" w:w="100"/>
+              <w:bottom w:type="dxa" w:w="80"/>
+              <w:right w:type="dxa" w:w="100"/>
+            </w:tcMar>
+            <w:vAlign w:val="top"/>
+          </w:tcPr>
+          <w:p>
+            <w:pPr>
+              <w:spacing w:after="40"/>
+            </w:pPr>
             <w:r>
               <w:rPr>
                 <w:i/>
@@ -517,89 +841,41 @@
                 <w:sz w:val="19"/>
                 <w:szCs w:val="19"/>
               </w:rPr>
-              <w:t xml:space="preserve">   Factor</w:t>
-            </w:r>
-          </w:p>
+              <w:t xml:space="preserve">Not Multiple: write a counter-example that breaks the definition.</w:t>
+            </w:r>
+          </w:p>
+          <w:p>
+            <w:pPr>
+              <w:pBdr>
+                <w:bottom w:val="single" w:color="AFBECC" w:sz="6"/>
+              </w:pBdr>
+              <w:spacing w:after="30" w:before="150"/>
+            </w:pPr>
+            <w:r>
+              <w:t xml:space="preserve"/>
+            </w:r>
+          </w:p>
+        </w:tc>
+        <w:tc>
+          <w:tcPr>
+            <w:tcW w:type="dxa" w:w="2200"/>
+            <w:tcMar>
+              <w:top w:type="dxa" w:w="80"/>
+              <w:left w:type="dxa" w:w="100"/>
+              <w:bottom w:type="dxa" w:w="80"/>
+              <w:right w:type="dxa" w:w="100"/>
+            </w:tcMar>
+            <w:vAlign w:val="top"/>
+          </w:tcPr>
           <w:p>
             <w:pPr>
               <w:spacing w:after="40"/>
-            </w:pPr>
-            <w:r>
-              <w:rPr>
-                <w:sz w:val="21"/>
-                <w:szCs w:val="21"/>
-              </w:rPr>
-              <w:t xml:space="preserve">A whole number that divides another number evenly, with no remainder.</w:t>
-            </w:r>
-          </w:p>
-          <w:p>
-            <w:pPr>
-              <w:spacing w:after="0"/>
-            </w:pPr>
-            <w:r>
-              <w:rPr>
-                <w:b/>
-                <w:bCs/>
-                <w:color w:val="1FA6A2"/>
-                <w:sz w:val="18"/>
-                <w:szCs w:val="18"/>
-              </w:rPr>
-              <w:t xml:space="preserve">Example:  </w:t>
-            </w:r>
-            <w:r>
-              <w:rPr>
-                <w:i/>
-                <w:iCs/>
-                <w:color w:val="5F6F80"/>
-                <w:sz w:val="18"/>
-                <w:szCs w:val="18"/>
-              </w:rPr>
-              <w:t xml:space="preserve">Factors of 36: 1, 2, 3, 4, 6, 9, 12, 18, 36</w:t>
-            </w:r>
-          </w:p>
-        </w:tc>
-      </w:tr>
-    </w:tbl>
-    <w:tbl>
-      <w:tblPr>
-        <w:tblW w:type="pct" w:w="100%"/>
-        <w:tblBorders>
-          <w:top w:val="none" w:color="FFFFFF" w:sz="0"/>
-          <w:left w:val="none" w:color="FFFFFF" w:sz="0"/>
-          <w:bottom w:val="single" w:color="C7D2DD" w:sz="4"/>
-          <w:right w:val="none" w:color="FFFFFF" w:sz="0"/>
-          <w:insideH w:val="none" w:color="FFFFFF" w:sz="0"/>
-          <w:insideV w:val="none" w:color="FFFFFF" w:sz="0"/>
-        </w:tblBorders>
-      </w:tblPr>
-      <w:tblGrid>
-        <w:gridCol w:w="1800"/>
-        <w:gridCol w:w="7560"/>
-      </w:tblGrid>
-      <w:tr>
-        <w:trPr>
-          <w:cantSplit/>
-        </w:trPr>
-        <w:tc>
-          <w:tcPr>
-            <w:tcW w:type="dxa" w:w="1800"/>
-            <w:tcMar>
-              <w:top w:type="dxa" w:w="100"/>
-              <w:left w:type="dxa" w:w="40"/>
-              <w:bottom w:type="dxa" w:w="100"/>
-              <w:right w:type="dxa" w:w="120"/>
-            </w:tcMar>
-            <w:vAlign w:val="center"/>
-          </w:tcPr>
-          <w:p>
-            <w:pPr>
-              <w:spacing w:after="0"/>
               <w:jc w:val="center"/>
             </w:pPr>
             <w:r>
               <w:drawing>
                 <wp:inline distT="0" distB="0" distL="0" distR="0">
-                  <wp:extent cx="1047750" cy="790575"/>
+                  <wp:extent cx="876300" cy="657225"/>
                   <wp:effectExtent t="0" r="0" b="0" l="0"/>
                   <wp:docPr id="1" name="" descr="" title=""/>
                   <wp:cNvGraphicFramePr>
@@ -624,7 +900,7 @@
                         <pic:spPr bwMode="auto">
                           <a:xfrm>
                             <a:off x="0" y="0"/>
-                            <a:ext cx="1047750" cy="790575"/>
+                            <a:ext cx="876300" cy="657225"/>
                           </a:xfrm>
                           <a:prstGeom prst="rect">
                             <a:avLst/>
@@ -637,32 +913,108 @@
               </w:drawing>
             </w:r>
           </w:p>
-        </w:tc>
-        <w:tc>
-          <w:tcPr>
-            <w:tcW w:type="dxa" w:w="7560"/>
-            <w:tcMar>
-              <w:top w:type="dxa" w:w="100"/>
-              <w:left w:type="dxa" w:w="40"/>
-              <w:bottom w:type="dxa" w:w="100"/>
-              <w:right w:type="dxa" w:w="40"/>
-            </w:tcMar>
-            <w:vAlign w:val="center"/>
-          </w:tcPr>
-          <w:p>
-            <w:pPr>
-              <w:spacing w:after="50"/>
+          <w:p>
+            <w:pPr>
+              <w:spacing w:after="0"/>
+            </w:pPr>
+            <w:r>
+              <w:rPr>
+                <w:i/>
+                <w:iCs/>
+                <w:color w:val="5F6F80"/>
+                <w:sz w:val="18"/>
+                <w:szCs w:val="18"/>
+              </w:rPr>
+              <w:t xml:space="preserve">Multiples of 8: 8, 16, 24, 32, 40 …</w:t>
+            </w:r>
+          </w:p>
+        </w:tc>
+      </w:tr>
+      <w:tr>
+        <w:trPr>
+          <w:cantSplit/>
+        </w:trPr>
+        <w:tc>
+          <w:tcPr>
+            <w:tcW w:type="dxa" w:w="1800"/>
+            <w:tcMar>
+              <w:top w:type="dxa" w:w="80"/>
+              <w:left w:type="dxa" w:w="100"/>
+              <w:bottom w:type="dxa" w:w="80"/>
+              <w:right w:type="dxa" w:w="100"/>
+            </w:tcMar>
+            <w:vAlign w:val="top"/>
+          </w:tcPr>
+          <w:p>
+            <w:pPr>
+              <w:spacing w:after="30"/>
             </w:pPr>
             <w:r>
               <w:rPr>
                 <w:b/>
                 <w:bCs/>
                 <w:color w:val="12355B"/>
-                <w:sz w:val="24"/>
-                <w:szCs w:val="24"/>
-              </w:rPr>
-              <w:t xml:space="preserve">Multiple</w:t>
-            </w:r>
+                <w:sz w:val="21"/>
+                <w:szCs w:val="21"/>
+              </w:rPr>
+              <w:t xml:space="preserve">Greatest common factor (GCF)</w:t>
+            </w:r>
+          </w:p>
+          <w:p>
+            <w:pPr>
+              <w:spacing w:after="0"/>
+            </w:pPr>
+            <w:r>
+              <w:rPr>
+                <w:i/>
+                <w:iCs/>
+                <w:color w:val="5F6F80"/>
+                <w:sz w:val="18"/>
+                <w:szCs w:val="18"/>
+              </w:rPr>
+              <w:t xml:space="preserve">Máximo común divisor (MCD)</w:t>
+            </w:r>
+          </w:p>
+        </w:tc>
+        <w:tc>
+          <w:tcPr>
+            <w:tcW w:type="dxa" w:w="3160"/>
+            <w:tcMar>
+              <w:top w:type="dxa" w:w="80"/>
+              <w:left w:type="dxa" w:w="100"/>
+              <w:bottom w:type="dxa" w:w="80"/>
+              <w:right w:type="dxa" w:w="100"/>
+            </w:tcMar>
+            <w:vAlign w:val="top"/>
+          </w:tcPr>
+          <w:p>
+            <w:pPr>
+              <w:spacing w:after="0"/>
+            </w:pPr>
+            <w:r>
+              <w:rPr>
+                <w:sz w:val="20"/>
+                <w:szCs w:val="20"/>
+              </w:rPr>
+              <w:t xml:space="preserve">The largest number that is a factor of two or more numbers. It answers “how many equal groups can I make?”</w:t>
+            </w:r>
+          </w:p>
+        </w:tc>
+        <w:tc>
+          <w:tcPr>
+            <w:tcW w:type="dxa" w:w="2200"/>
+            <w:tcMar>
+              <w:top w:type="dxa" w:w="80"/>
+              <w:left w:type="dxa" w:w="100"/>
+              <w:bottom w:type="dxa" w:w="80"/>
+              <w:right w:type="dxa" w:w="100"/>
+            </w:tcMar>
+            <w:vAlign w:val="top"/>
+          </w:tcPr>
+          <w:p>
+            <w:pPr>
+              <w:spacing w:after="40"/>
+            </w:pPr>
             <w:r>
               <w:rPr>
                 <w:i/>
@@ -671,89 +1023,41 @@
                 <w:sz w:val="19"/>
                 <w:szCs w:val="19"/>
               </w:rPr>
-              <w:t xml:space="preserve">   Múltiplo</w:t>
-            </w:r>
-          </w:p>
+              <w:t xml:space="preserve">Not Greatest common factor (GCF): write a counter-example that breaks the definition.</w:t>
+            </w:r>
+          </w:p>
+          <w:p>
+            <w:pPr>
+              <w:pBdr>
+                <w:bottom w:val="single" w:color="AFBECC" w:sz="6"/>
+              </w:pBdr>
+              <w:spacing w:after="30" w:before="150"/>
+            </w:pPr>
+            <w:r>
+              <w:t xml:space="preserve"/>
+            </w:r>
+          </w:p>
+        </w:tc>
+        <w:tc>
+          <w:tcPr>
+            <w:tcW w:type="dxa" w:w="2200"/>
+            <w:tcMar>
+              <w:top w:type="dxa" w:w="80"/>
+              <w:left w:type="dxa" w:w="100"/>
+              <w:bottom w:type="dxa" w:w="80"/>
+              <w:right w:type="dxa" w:w="100"/>
+            </w:tcMar>
+            <w:vAlign w:val="top"/>
+          </w:tcPr>
           <w:p>
             <w:pPr>
               <w:spacing w:after="40"/>
-            </w:pPr>
-            <w:r>
-              <w:rPr>
-                <w:sz w:val="21"/>
-                <w:szCs w:val="21"/>
-              </w:rPr>
-              <w:t xml:space="preserve">The result of multiplying a number by 1, 2, 3, and so on — where you land when you skip-count by it.</w:t>
-            </w:r>
-          </w:p>
-          <w:p>
-            <w:pPr>
-              <w:spacing w:after="0"/>
-            </w:pPr>
-            <w:r>
-              <w:rPr>
-                <w:b/>
-                <w:bCs/>
-                <w:color w:val="1FA6A2"/>
-                <w:sz w:val="18"/>
-                <w:szCs w:val="18"/>
-              </w:rPr>
-              <w:t xml:space="preserve">Example:  </w:t>
-            </w:r>
-            <w:r>
-              <w:rPr>
-                <w:i/>
-                <w:iCs/>
-                <w:color w:val="5F6F80"/>
-                <w:sz w:val="18"/>
-                <w:szCs w:val="18"/>
-              </w:rPr>
-              <w:t xml:space="preserve">Multiples of 8: 8, 16, 24, 32, 40 …</w:t>
-            </w:r>
-          </w:p>
-        </w:tc>
-      </w:tr>
-    </w:tbl>
-    <w:tbl>
-      <w:tblPr>
-        <w:tblW w:type="pct" w:w="100%"/>
-        <w:tblBorders>
-          <w:top w:val="none" w:color="FFFFFF" w:sz="0"/>
-          <w:left w:val="none" w:color="FFFFFF" w:sz="0"/>
-          <w:bottom w:val="single" w:color="C7D2DD" w:sz="4"/>
-          <w:right w:val="none" w:color="FFFFFF" w:sz="0"/>
-          <w:insideH w:val="none" w:color="FFFFFF" w:sz="0"/>
-          <w:insideV w:val="none" w:color="FFFFFF" w:sz="0"/>
-        </w:tblBorders>
-      </w:tblPr>
-      <w:tblGrid>
-        <w:gridCol w:w="1800"/>
-        <w:gridCol w:w="7560"/>
-      </w:tblGrid>
-      <w:tr>
-        <w:trPr>
-          <w:cantSplit/>
-        </w:trPr>
-        <w:tc>
-          <w:tcPr>
-            <w:tcW w:type="dxa" w:w="1800"/>
-            <w:tcMar>
-              <w:top w:type="dxa" w:w="100"/>
-              <w:left w:type="dxa" w:w="40"/>
-              <w:bottom w:type="dxa" w:w="100"/>
-              <w:right w:type="dxa" w:w="120"/>
-            </w:tcMar>
-            <w:vAlign w:val="center"/>
-          </w:tcPr>
-          <w:p>
-            <w:pPr>
-              <w:spacing w:after="0"/>
               <w:jc w:val="center"/>
             </w:pPr>
             <w:r>
               <w:drawing>
                 <wp:inline distT="0" distB="0" distL="0" distR="0">
-                  <wp:extent cx="1047750" cy="790575"/>
+                  <wp:extent cx="876300" cy="657225"/>
                   <wp:effectExtent t="0" r="0" b="0" l="0"/>
                   <wp:docPr id="1" name="" descr="" title=""/>
                   <wp:cNvGraphicFramePr>
@@ -778,7 +1082,7 @@
                         <pic:spPr bwMode="auto">
                           <a:xfrm>
                             <a:off x="0" y="0"/>
-                            <a:ext cx="1047750" cy="790575"/>
+                            <a:ext cx="876300" cy="657225"/>
                           </a:xfrm>
                           <a:prstGeom prst="rect">
                             <a:avLst/>
@@ -791,32 +1095,108 @@
               </w:drawing>
             </w:r>
           </w:p>
-        </w:tc>
-        <w:tc>
-          <w:tcPr>
-            <w:tcW w:type="dxa" w:w="7560"/>
-            <w:tcMar>
-              <w:top w:type="dxa" w:w="100"/>
-              <w:left w:type="dxa" w:w="40"/>
-              <w:bottom w:type="dxa" w:w="100"/>
-              <w:right w:type="dxa" w:w="40"/>
-            </w:tcMar>
-            <w:vAlign w:val="center"/>
-          </w:tcPr>
-          <w:p>
-            <w:pPr>
-              <w:spacing w:after="50"/>
+          <w:p>
+            <w:pPr>
+              <w:spacing w:after="0"/>
+            </w:pPr>
+            <w:r>
+              <w:rPr>
+                <w:i/>
+                <w:iCs/>
+                <w:color w:val="5F6F80"/>
+                <w:sz w:val="18"/>
+                <w:szCs w:val="18"/>
+              </w:rPr>
+              <w:t xml:space="preserve">48 and 36 share 1, 2, 3, 4, 6, 12 → GCF = 12</w:t>
+            </w:r>
+          </w:p>
+        </w:tc>
+      </w:tr>
+      <w:tr>
+        <w:trPr>
+          <w:cantSplit/>
+        </w:trPr>
+        <w:tc>
+          <w:tcPr>
+            <w:tcW w:type="dxa" w:w="1800"/>
+            <w:tcMar>
+              <w:top w:type="dxa" w:w="80"/>
+              <w:left w:type="dxa" w:w="100"/>
+              <w:bottom w:type="dxa" w:w="80"/>
+              <w:right w:type="dxa" w:w="100"/>
+            </w:tcMar>
+            <w:vAlign w:val="top"/>
+          </w:tcPr>
+          <w:p>
+            <w:pPr>
+              <w:spacing w:after="30"/>
             </w:pPr>
             <w:r>
               <w:rPr>
                 <w:b/>
                 <w:bCs/>
                 <w:color w:val="12355B"/>
-                <w:sz w:val="24"/>
-                <w:szCs w:val="24"/>
-              </w:rPr>
-              <w:t xml:space="preserve">Greatest common factor (GCF)</w:t>
-            </w:r>
+                <w:sz w:val="21"/>
+                <w:szCs w:val="21"/>
+              </w:rPr>
+              <w:t xml:space="preserve">Least common multiple (LCM)</w:t>
+            </w:r>
+          </w:p>
+          <w:p>
+            <w:pPr>
+              <w:spacing w:after="0"/>
+            </w:pPr>
+            <w:r>
+              <w:rPr>
+                <w:i/>
+                <w:iCs/>
+                <w:color w:val="5F6F80"/>
+                <w:sz w:val="18"/>
+                <w:szCs w:val="18"/>
+              </w:rPr>
+              <w:t xml:space="preserve">Mínimo común múltiplo (mcm)</w:t>
+            </w:r>
+          </w:p>
+        </w:tc>
+        <w:tc>
+          <w:tcPr>
+            <w:tcW w:type="dxa" w:w="3160"/>
+            <w:tcMar>
+              <w:top w:type="dxa" w:w="80"/>
+              <w:left w:type="dxa" w:w="100"/>
+              <w:bottom w:type="dxa" w:w="80"/>
+              <w:right w:type="dxa" w:w="100"/>
+            </w:tcMar>
+            <w:vAlign w:val="top"/>
+          </w:tcPr>
+          <w:p>
+            <w:pPr>
+              <w:spacing w:after="0"/>
+            </w:pPr>
+            <w:r>
+              <w:rPr>
+                <w:sz w:val="20"/>
+                <w:szCs w:val="20"/>
+              </w:rPr>
+              <w:t xml:space="preserve">The smallest number that is a multiple of two or more numbers. It answers “when will these line up again?”</w:t>
+            </w:r>
+          </w:p>
+        </w:tc>
+        <w:tc>
+          <w:tcPr>
+            <w:tcW w:type="dxa" w:w="2200"/>
+            <w:tcMar>
+              <w:top w:type="dxa" w:w="80"/>
+              <w:left w:type="dxa" w:w="100"/>
+              <w:bottom w:type="dxa" w:w="80"/>
+              <w:right w:type="dxa" w:w="100"/>
+            </w:tcMar>
+            <w:vAlign w:val="top"/>
+          </w:tcPr>
+          <w:p>
+            <w:pPr>
+              <w:spacing w:after="40"/>
+            </w:pPr>
             <w:r>
               <w:rPr>
                 <w:i/>
@@ -825,89 +1205,41 @@
                 <w:sz w:val="19"/>
                 <w:szCs w:val="19"/>
               </w:rPr>
-              <w:t xml:space="preserve">   Máximo común divisor (MCD)</w:t>
-            </w:r>
-          </w:p>
+              <w:t xml:space="preserve">Not Least common multiple (LCM): write a counter-example that breaks the definition.</w:t>
+            </w:r>
+          </w:p>
+          <w:p>
+            <w:pPr>
+              <w:pBdr>
+                <w:bottom w:val="single" w:color="AFBECC" w:sz="6"/>
+              </w:pBdr>
+              <w:spacing w:after="30" w:before="150"/>
+            </w:pPr>
+            <w:r>
+              <w:t xml:space="preserve"/>
+            </w:r>
+          </w:p>
+        </w:tc>
+        <w:tc>
+          <w:tcPr>
+            <w:tcW w:type="dxa" w:w="2200"/>
+            <w:tcMar>
+              <w:top w:type="dxa" w:w="80"/>
+              <w:left w:type="dxa" w:w="100"/>
+              <w:bottom w:type="dxa" w:w="80"/>
+              <w:right w:type="dxa" w:w="100"/>
+            </w:tcMar>
+            <w:vAlign w:val="top"/>
+          </w:tcPr>
           <w:p>
             <w:pPr>
               <w:spacing w:after="40"/>
-            </w:pPr>
-            <w:r>
-              <w:rPr>
-                <w:sz w:val="21"/>
-                <w:szCs w:val="21"/>
-              </w:rPr>
-              <w:t xml:space="preserve">The largest number that is a factor of two or more numbers. It answers “how many equal groups can I make?”</w:t>
-            </w:r>
-          </w:p>
-          <w:p>
-            <w:pPr>
-              <w:spacing w:after="0"/>
-            </w:pPr>
-            <w:r>
-              <w:rPr>
-                <w:b/>
-                <w:bCs/>
-                <w:color w:val="1FA6A2"/>
-                <w:sz w:val="18"/>
-                <w:szCs w:val="18"/>
-              </w:rPr>
-              <w:t xml:space="preserve">Example:  </w:t>
-            </w:r>
-            <w:r>
-              <w:rPr>
-                <w:i/>
-                <w:iCs/>
-                <w:color w:val="5F6F80"/>
-                <w:sz w:val="18"/>
-                <w:szCs w:val="18"/>
-              </w:rPr>
-              <w:t xml:space="preserve">48 and 36 share 1, 2, 3, 4, 6, 12 → GCF = 12</w:t>
-            </w:r>
-          </w:p>
-        </w:tc>
-      </w:tr>
-    </w:tbl>
-    <w:tbl>
-      <w:tblPr>
-        <w:tblW w:type="pct" w:w="100%"/>
-        <w:tblBorders>
-          <w:top w:val="none" w:color="FFFFFF" w:sz="0"/>
-          <w:left w:val="none" w:color="FFFFFF" w:sz="0"/>
-          <w:bottom w:val="single" w:color="C7D2DD" w:sz="4"/>
-          <w:right w:val="none" w:color="FFFFFF" w:sz="0"/>
-          <w:insideH w:val="none" w:color="FFFFFF" w:sz="0"/>
-          <w:insideV w:val="none" w:color="FFFFFF" w:sz="0"/>
-        </w:tblBorders>
-      </w:tblPr>
-      <w:tblGrid>
-        <w:gridCol w:w="1800"/>
-        <w:gridCol w:w="7560"/>
-      </w:tblGrid>
-      <w:tr>
-        <w:trPr>
-          <w:cantSplit/>
-        </w:trPr>
-        <w:tc>
-          <w:tcPr>
-            <w:tcW w:type="dxa" w:w="1800"/>
-            <w:tcMar>
-              <w:top w:type="dxa" w:w="100"/>
-              <w:left w:type="dxa" w:w="40"/>
-              <w:bottom w:type="dxa" w:w="100"/>
-              <w:right w:type="dxa" w:w="120"/>
-            </w:tcMar>
-            <w:vAlign w:val="center"/>
-          </w:tcPr>
-          <w:p>
-            <w:pPr>
-              <w:spacing w:after="0"/>
               <w:jc w:val="center"/>
             </w:pPr>
             <w:r>
               <w:drawing>
                 <wp:inline distT="0" distB="0" distL="0" distR="0">
-                  <wp:extent cx="1047750" cy="790575"/>
+                  <wp:extent cx="876300" cy="657225"/>
                   <wp:effectExtent t="0" r="0" b="0" l="0"/>
                   <wp:docPr id="1" name="" descr="" title=""/>
                   <wp:cNvGraphicFramePr>
@@ -932,7 +1264,7 @@
                         <pic:spPr bwMode="auto">
                           <a:xfrm>
                             <a:off x="0" y="0"/>
-                            <a:ext cx="1047750" cy="790575"/>
+                            <a:ext cx="876300" cy="657225"/>
                           </a:xfrm>
                           <a:prstGeom prst="rect">
                             <a:avLst/>
@@ -945,32 +1277,108 @@
               </w:drawing>
             </w:r>
           </w:p>
-        </w:tc>
-        <w:tc>
-          <w:tcPr>
-            <w:tcW w:type="dxa" w:w="7560"/>
-            <w:tcMar>
-              <w:top w:type="dxa" w:w="100"/>
-              <w:left w:type="dxa" w:w="40"/>
-              <w:bottom w:type="dxa" w:w="100"/>
-              <w:right w:type="dxa" w:w="40"/>
-            </w:tcMar>
-            <w:vAlign w:val="center"/>
-          </w:tcPr>
-          <w:p>
-            <w:pPr>
-              <w:spacing w:after="50"/>
+          <w:p>
+            <w:pPr>
+              <w:spacing w:after="0"/>
+            </w:pPr>
+            <w:r>
+              <w:rPr>
+                <w:i/>
+                <w:iCs/>
+                <w:color w:val="5F6F80"/>
+                <w:sz w:val="18"/>
+                <w:szCs w:val="18"/>
+              </w:rPr>
+              <w:t xml:space="preserve">6, 12, 18, 24 and 8, 16, 24 → LCM = 24</w:t>
+            </w:r>
+          </w:p>
+        </w:tc>
+      </w:tr>
+      <w:tr>
+        <w:trPr>
+          <w:cantSplit/>
+        </w:trPr>
+        <w:tc>
+          <w:tcPr>
+            <w:tcW w:type="dxa" w:w="1800"/>
+            <w:tcMar>
+              <w:top w:type="dxa" w:w="80"/>
+              <w:left w:type="dxa" w:w="100"/>
+              <w:bottom w:type="dxa" w:w="80"/>
+              <w:right w:type="dxa" w:w="100"/>
+            </w:tcMar>
+            <w:vAlign w:val="top"/>
+          </w:tcPr>
+          <w:p>
+            <w:pPr>
+              <w:spacing w:after="30"/>
             </w:pPr>
             <w:r>
               <w:rPr>
                 <w:b/>
                 <w:bCs/>
                 <w:color w:val="12355B"/>
-                <w:sz w:val="24"/>
-                <w:szCs w:val="24"/>
-              </w:rPr>
-              <w:t xml:space="preserve">Least common multiple (LCM)</w:t>
-            </w:r>
+                <w:sz w:val="21"/>
+                <w:szCs w:val="21"/>
+              </w:rPr>
+              <w:t xml:space="preserve">Factor pair</w:t>
+            </w:r>
+          </w:p>
+          <w:p>
+            <w:pPr>
+              <w:spacing w:after="0"/>
+            </w:pPr>
+            <w:r>
+              <w:rPr>
+                <w:i/>
+                <w:iCs/>
+                <w:color w:val="5F6F80"/>
+                <w:sz w:val="18"/>
+                <w:szCs w:val="18"/>
+              </w:rPr>
+              <w:t xml:space="preserve">Par de factores</w:t>
+            </w:r>
+          </w:p>
+        </w:tc>
+        <w:tc>
+          <w:tcPr>
+            <w:tcW w:type="dxa" w:w="3160"/>
+            <w:tcMar>
+              <w:top w:type="dxa" w:w="80"/>
+              <w:left w:type="dxa" w:w="100"/>
+              <w:bottom w:type="dxa" w:w="80"/>
+              <w:right w:type="dxa" w:w="100"/>
+            </w:tcMar>
+            <w:vAlign w:val="top"/>
+          </w:tcPr>
+          <w:p>
+            <w:pPr>
+              <w:spacing w:after="0"/>
+            </w:pPr>
+            <w:r>
+              <w:rPr>
+                <w:sz w:val="20"/>
+                <w:szCs w:val="20"/>
+              </w:rPr>
+              <w:t xml:space="preserve">Two factors that multiply to make a number. In a word problem, one is the number of groups and the other is the size of each group.</w:t>
+            </w:r>
+          </w:p>
+        </w:tc>
+        <w:tc>
+          <w:tcPr>
+            <w:tcW w:type="dxa" w:w="2200"/>
+            <w:tcMar>
+              <w:top w:type="dxa" w:w="80"/>
+              <w:left w:type="dxa" w:w="100"/>
+              <w:bottom w:type="dxa" w:w="80"/>
+              <w:right w:type="dxa" w:w="100"/>
+            </w:tcMar>
+            <w:vAlign w:val="top"/>
+          </w:tcPr>
+          <w:p>
+            <w:pPr>
+              <w:spacing w:after="40"/>
+            </w:pPr>
             <w:r>
               <w:rPr>
                 <w:i/>
@@ -979,89 +1387,41 @@
                 <w:sz w:val="19"/>
                 <w:szCs w:val="19"/>
               </w:rPr>
-              <w:t xml:space="preserve">   Mínimo común múltiplo (mcm)</w:t>
-            </w:r>
-          </w:p>
+              <w:t xml:space="preserve">Not Factor pair: write a counter-example that breaks the definition.</w:t>
+            </w:r>
+          </w:p>
+          <w:p>
+            <w:pPr>
+              <w:pBdr>
+                <w:bottom w:val="single" w:color="AFBECC" w:sz="6"/>
+              </w:pBdr>
+              <w:spacing w:after="30" w:before="150"/>
+            </w:pPr>
+            <w:r>
+              <w:t xml:space="preserve"/>
+            </w:r>
+          </w:p>
+        </w:tc>
+        <w:tc>
+          <w:tcPr>
+            <w:tcW w:type="dxa" w:w="2200"/>
+            <w:tcMar>
+              <w:top w:type="dxa" w:w="80"/>
+              <w:left w:type="dxa" w:w="100"/>
+              <w:bottom w:type="dxa" w:w="80"/>
+              <w:right w:type="dxa" w:w="100"/>
+            </w:tcMar>
+            <w:vAlign w:val="top"/>
+          </w:tcPr>
           <w:p>
             <w:pPr>
               <w:spacing w:after="40"/>
-            </w:pPr>
-            <w:r>
-              <w:rPr>
-                <w:sz w:val="21"/>
-                <w:szCs w:val="21"/>
-              </w:rPr>
-              <w:t xml:space="preserve">The smallest number that is a multiple of two or more numbers. It answers “when will these line up again?”</w:t>
-            </w:r>
-          </w:p>
-          <w:p>
-            <w:pPr>
-              <w:spacing w:after="0"/>
-            </w:pPr>
-            <w:r>
-              <w:rPr>
-                <w:b/>
-                <w:bCs/>
-                <w:color w:val="1FA6A2"/>
-                <w:sz w:val="18"/>
-                <w:szCs w:val="18"/>
-              </w:rPr>
-              <w:t xml:space="preserve">Example:  </w:t>
-            </w:r>
-            <w:r>
-              <w:rPr>
-                <w:i/>
-                <w:iCs/>
-                <w:color w:val="5F6F80"/>
-                <w:sz w:val="18"/>
-                <w:szCs w:val="18"/>
-              </w:rPr>
-              <w:t xml:space="preserve">6, 12, 18, 24 and 8, 16, 24 → LCM = 24</w:t>
-            </w:r>
-          </w:p>
-        </w:tc>
-      </w:tr>
-    </w:tbl>
-    <w:tbl>
-      <w:tblPr>
-        <w:tblW w:type="pct" w:w="100%"/>
-        <w:tblBorders>
-          <w:top w:val="none" w:color="FFFFFF" w:sz="0"/>
-          <w:left w:val="none" w:color="FFFFFF" w:sz="0"/>
-          <w:bottom w:val="single" w:color="C7D2DD" w:sz="4"/>
-          <w:right w:val="none" w:color="FFFFFF" w:sz="0"/>
-          <w:insideH w:val="none" w:color="FFFFFF" w:sz="0"/>
-          <w:insideV w:val="none" w:color="FFFFFF" w:sz="0"/>
-        </w:tblBorders>
-      </w:tblPr>
-      <w:tblGrid>
-        <w:gridCol w:w="1800"/>
-        <w:gridCol w:w="7560"/>
-      </w:tblGrid>
-      <w:tr>
-        <w:trPr>
-          <w:cantSplit/>
-        </w:trPr>
-        <w:tc>
-          <w:tcPr>
-            <w:tcW w:type="dxa" w:w="1800"/>
-            <w:tcMar>
-              <w:top w:type="dxa" w:w="100"/>
-              <w:left w:type="dxa" w:w="40"/>
-              <w:bottom w:type="dxa" w:w="100"/>
-              <w:right w:type="dxa" w:w="120"/>
-            </w:tcMar>
-            <w:vAlign w:val="center"/>
-          </w:tcPr>
-          <w:p>
-            <w:pPr>
-              <w:spacing w:after="0"/>
               <w:jc w:val="center"/>
             </w:pPr>
             <w:r>
               <w:drawing>
                 <wp:inline distT="0" distB="0" distL="0" distR="0">
-                  <wp:extent cx="1047750" cy="790575"/>
+                  <wp:extent cx="876300" cy="657225"/>
                   <wp:effectExtent t="0" r="0" b="0" l="0"/>
                   <wp:docPr id="1" name="" descr="" title=""/>
                   <wp:cNvGraphicFramePr>
@@ -1086,7 +1446,7 @@
                         <pic:spPr bwMode="auto">
                           <a:xfrm>
                             <a:off x="0" y="0"/>
-                            <a:ext cx="1047750" cy="790575"/>
+                            <a:ext cx="876300" cy="657225"/>
                           </a:xfrm>
                           <a:prstGeom prst="rect">
                             <a:avLst/>
@@ -1099,32 +1459,108 @@
               </w:drawing>
             </w:r>
           </w:p>
-        </w:tc>
-        <w:tc>
-          <w:tcPr>
-            <w:tcW w:type="dxa" w:w="7560"/>
-            <w:tcMar>
-              <w:top w:type="dxa" w:w="100"/>
-              <w:left w:type="dxa" w:w="40"/>
-              <w:bottom w:type="dxa" w:w="100"/>
-              <w:right w:type="dxa" w:w="40"/>
-            </w:tcMar>
-            <w:vAlign w:val="center"/>
-          </w:tcPr>
-          <w:p>
-            <w:pPr>
-              <w:spacing w:after="50"/>
+          <w:p>
+            <w:pPr>
+              <w:spacing w:after="0"/>
+            </w:pPr>
+            <w:r>
+              <w:rPr>
+                <w:i/>
+                <w:iCs/>
+                <w:color w:val="5F6F80"/>
+                <w:sz w:val="18"/>
+                <w:szCs w:val="18"/>
+              </w:rPr>
+              <w:t xml:space="preserve">48 = 2 × 24, so 2 packs of 24 pencils</w:t>
+            </w:r>
+          </w:p>
+        </w:tc>
+      </w:tr>
+      <w:tr>
+        <w:trPr>
+          <w:cantSplit/>
+        </w:trPr>
+        <w:tc>
+          <w:tcPr>
+            <w:tcW w:type="dxa" w:w="1800"/>
+            <w:tcMar>
+              <w:top w:type="dxa" w:w="80"/>
+              <w:left w:type="dxa" w:w="100"/>
+              <w:bottom w:type="dxa" w:w="80"/>
+              <w:right w:type="dxa" w:w="100"/>
+            </w:tcMar>
+            <w:vAlign w:val="top"/>
+          </w:tcPr>
+          <w:p>
+            <w:pPr>
+              <w:spacing w:after="30"/>
             </w:pPr>
             <w:r>
               <w:rPr>
                 <w:b/>
                 <w:bCs/>
                 <w:color w:val="12355B"/>
-                <w:sz w:val="24"/>
-                <w:szCs w:val="24"/>
-              </w:rPr>
-              <w:t xml:space="preserve">Factor pair</w:t>
-            </w:r>
+                <w:sz w:val="21"/>
+                <w:szCs w:val="21"/>
+              </w:rPr>
+              <w:t xml:space="preserve">Prime factorization</w:t>
+            </w:r>
+          </w:p>
+          <w:p>
+            <w:pPr>
+              <w:spacing w:after="0"/>
+            </w:pPr>
+            <w:r>
+              <w:rPr>
+                <w:i/>
+                <w:iCs/>
+                <w:color w:val="5F6F80"/>
+                <w:sz w:val="18"/>
+                <w:szCs w:val="18"/>
+              </w:rPr>
+              <w:t xml:space="preserve">Descomposición en factores primos</w:t>
+            </w:r>
+          </w:p>
+        </w:tc>
+        <w:tc>
+          <w:tcPr>
+            <w:tcW w:type="dxa" w:w="3160"/>
+            <w:tcMar>
+              <w:top w:type="dxa" w:w="80"/>
+              <w:left w:type="dxa" w:w="100"/>
+              <w:bottom w:type="dxa" w:w="80"/>
+              <w:right w:type="dxa" w:w="100"/>
+            </w:tcMar>
+            <w:vAlign w:val="top"/>
+          </w:tcPr>
+          <w:p>
+            <w:pPr>
+              <w:spacing w:after="0"/>
+            </w:pPr>
+            <w:r>
+              <w:rPr>
+                <w:sz w:val="20"/>
+                <w:szCs w:val="20"/>
+              </w:rPr>
+              <w:t xml:space="preserve">Writing a number as a product of prime numbers, usually with a factor tree. Multiplying the primes two numbers share also gives the GCF.</w:t>
+            </w:r>
+          </w:p>
+        </w:tc>
+        <w:tc>
+          <w:tcPr>
+            <w:tcW w:type="dxa" w:w="2200"/>
+            <w:tcMar>
+              <w:top w:type="dxa" w:w="80"/>
+              <w:left w:type="dxa" w:w="100"/>
+              <w:bottom w:type="dxa" w:w="80"/>
+              <w:right w:type="dxa" w:w="100"/>
+            </w:tcMar>
+            <w:vAlign w:val="top"/>
+          </w:tcPr>
+          <w:p>
+            <w:pPr>
+              <w:spacing w:after="40"/>
+            </w:pPr>
             <w:r>
               <w:rPr>
                 <w:i/>
@@ -1133,89 +1569,41 @@
                 <w:sz w:val="19"/>
                 <w:szCs w:val="19"/>
               </w:rPr>
-              <w:t xml:space="preserve">   Par de factores</w:t>
-            </w:r>
-          </w:p>
+              <w:t xml:space="preserve">Not Prime factorization: write a counter-example that breaks the definition.</w:t>
+            </w:r>
+          </w:p>
+          <w:p>
+            <w:pPr>
+              <w:pBdr>
+                <w:bottom w:val="single" w:color="AFBECC" w:sz="6"/>
+              </w:pBdr>
+              <w:spacing w:after="30" w:before="150"/>
+            </w:pPr>
+            <w:r>
+              <w:t xml:space="preserve"/>
+            </w:r>
+          </w:p>
+        </w:tc>
+        <w:tc>
+          <w:tcPr>
+            <w:tcW w:type="dxa" w:w="2200"/>
+            <w:tcMar>
+              <w:top w:type="dxa" w:w="80"/>
+              <w:left w:type="dxa" w:w="100"/>
+              <w:bottom w:type="dxa" w:w="80"/>
+              <w:right w:type="dxa" w:w="100"/>
+            </w:tcMar>
+            <w:vAlign w:val="top"/>
+          </w:tcPr>
           <w:p>
             <w:pPr>
               <w:spacing w:after="40"/>
-            </w:pPr>
-            <w:r>
-              <w:rPr>
-                <w:sz w:val="21"/>
-                <w:szCs w:val="21"/>
-              </w:rPr>
-              <w:t xml:space="preserve">Two factors that multiply to make a number. In a word problem, one is the number of groups and the other is the size of each group.</w:t>
-            </w:r>
-          </w:p>
-          <w:p>
-            <w:pPr>
-              <w:spacing w:after="0"/>
-            </w:pPr>
-            <w:r>
-              <w:rPr>
-                <w:b/>
-                <w:bCs/>
-                <w:color w:val="1FA6A2"/>
-                <w:sz w:val="18"/>
-                <w:szCs w:val="18"/>
-              </w:rPr>
-              <w:t xml:space="preserve">Example:  </w:t>
-            </w:r>
-            <w:r>
-              <w:rPr>
-                <w:i/>
-                <w:iCs/>
-                <w:color w:val="5F6F80"/>
-                <w:sz w:val="18"/>
-                <w:szCs w:val="18"/>
-              </w:rPr>
-              <w:t xml:space="preserve">48 = 2 × 24, so 2 packs of 24 pencils</w:t>
-            </w:r>
-          </w:p>
-        </w:tc>
-      </w:tr>
-    </w:tbl>
-    <w:tbl>
-      <w:tblPr>
-        <w:tblW w:type="pct" w:w="100%"/>
-        <w:tblBorders>
-          <w:top w:val="none" w:color="FFFFFF" w:sz="0"/>
-          <w:left w:val="none" w:color="FFFFFF" w:sz="0"/>
-          <w:bottom w:val="single" w:color="C7D2DD" w:sz="4"/>
-          <w:right w:val="none" w:color="FFFFFF" w:sz="0"/>
-          <w:insideH w:val="none" w:color="FFFFFF" w:sz="0"/>
-          <w:insideV w:val="none" w:color="FFFFFF" w:sz="0"/>
-        </w:tblBorders>
-      </w:tblPr>
-      <w:tblGrid>
-        <w:gridCol w:w="1800"/>
-        <w:gridCol w:w="7560"/>
-      </w:tblGrid>
-      <w:tr>
-        <w:trPr>
-          <w:cantSplit/>
-        </w:trPr>
-        <w:tc>
-          <w:tcPr>
-            <w:tcW w:type="dxa" w:w="1800"/>
-            <w:tcMar>
-              <w:top w:type="dxa" w:w="100"/>
-              <w:left w:type="dxa" w:w="40"/>
-              <w:bottom w:type="dxa" w:w="100"/>
-              <w:right w:type="dxa" w:w="120"/>
-            </w:tcMar>
-            <w:vAlign w:val="center"/>
-          </w:tcPr>
-          <w:p>
-            <w:pPr>
-              <w:spacing w:after="0"/>
               <w:jc w:val="center"/>
             </w:pPr>
             <w:r>
               <w:drawing>
                 <wp:inline distT="0" distB="0" distL="0" distR="0">
-                  <wp:extent cx="1047750" cy="790575"/>
+                  <wp:extent cx="876300" cy="657225"/>
                   <wp:effectExtent t="0" r="0" b="0" l="0"/>
                   <wp:docPr id="1" name="" descr="" title=""/>
                   <wp:cNvGraphicFramePr>
@@ -1240,7 +1628,7 @@
                         <pic:spPr bwMode="auto">
                           <a:xfrm>
                             <a:off x="0" y="0"/>
-                            <a:ext cx="1047750" cy="790575"/>
+                            <a:ext cx="876300" cy="657225"/>
                           </a:xfrm>
                           <a:prstGeom prst="rect">
                             <a:avLst/>
@@ -1253,32 +1641,108 @@
               </w:drawing>
             </w:r>
           </w:p>
-        </w:tc>
-        <w:tc>
-          <w:tcPr>
-            <w:tcW w:type="dxa" w:w="7560"/>
-            <w:tcMar>
-              <w:top w:type="dxa" w:w="100"/>
-              <w:left w:type="dxa" w:w="40"/>
-              <w:bottom w:type="dxa" w:w="100"/>
-              <w:right w:type="dxa" w:w="40"/>
-            </w:tcMar>
-            <w:vAlign w:val="center"/>
-          </w:tcPr>
-          <w:p>
-            <w:pPr>
-              <w:spacing w:after="50"/>
+          <w:p>
+            <w:pPr>
+              <w:spacing w:after="0"/>
+            </w:pPr>
+            <w:r>
+              <w:rPr>
+                <w:i/>
+                <w:iCs/>
+                <w:color w:val="5F6F80"/>
+                <w:sz w:val="18"/>
+                <w:szCs w:val="18"/>
+              </w:rPr>
+              <w:t xml:space="preserve">48 = 2×2×2×2×3, 36 = 2×2×3×3 → shared 2×2×3 = 12</w:t>
+            </w:r>
+          </w:p>
+        </w:tc>
+      </w:tr>
+      <w:tr>
+        <w:trPr>
+          <w:cantSplit/>
+        </w:trPr>
+        <w:tc>
+          <w:tcPr>
+            <w:tcW w:type="dxa" w:w="1800"/>
+            <w:tcMar>
+              <w:top w:type="dxa" w:w="80"/>
+              <w:left w:type="dxa" w:w="100"/>
+              <w:bottom w:type="dxa" w:w="80"/>
+              <w:right w:type="dxa" w:w="100"/>
+            </w:tcMar>
+            <w:vAlign w:val="top"/>
+          </w:tcPr>
+          <w:p>
+            <w:pPr>
+              <w:spacing w:after="30"/>
             </w:pPr>
             <w:r>
               <w:rPr>
                 <w:b/>
                 <w:bCs/>
                 <w:color w:val="12355B"/>
-                <w:sz w:val="24"/>
-                <w:szCs w:val="24"/>
-              </w:rPr>
-              <w:t xml:space="preserve">Prime factorization</w:t>
-            </w:r>
+                <w:sz w:val="21"/>
+                <w:szCs w:val="21"/>
+              </w:rPr>
+              <w:t xml:space="preserve">Common factor</w:t>
+            </w:r>
+          </w:p>
+          <w:p>
+            <w:pPr>
+              <w:spacing w:after="0"/>
+            </w:pPr>
+            <w:r>
+              <w:rPr>
+                <w:i/>
+                <w:iCs/>
+                <w:color w:val="5F6F80"/>
+                <w:sz w:val="18"/>
+                <w:szCs w:val="18"/>
+              </w:rPr>
+              <w:t xml:space="preserve">Factor común</w:t>
+            </w:r>
+          </w:p>
+        </w:tc>
+        <w:tc>
+          <w:tcPr>
+            <w:tcW w:type="dxa" w:w="3160"/>
+            <w:tcMar>
+              <w:top w:type="dxa" w:w="80"/>
+              <w:left w:type="dxa" w:w="100"/>
+              <w:bottom w:type="dxa" w:w="80"/>
+              <w:right w:type="dxa" w:w="100"/>
+            </w:tcMar>
+            <w:vAlign w:val="top"/>
+          </w:tcPr>
+          <w:p>
+            <w:pPr>
+              <w:spacing w:after="0"/>
+            </w:pPr>
+            <w:r>
+              <w:rPr>
+                <w:sz w:val="20"/>
+                <w:szCs w:val="20"/>
+              </w:rPr>
+              <w:t xml:space="preserve">A factor that two numbers both have.</w:t>
+            </w:r>
+          </w:p>
+        </w:tc>
+        <w:tc>
+          <w:tcPr>
+            <w:tcW w:type="dxa" w:w="2200"/>
+            <w:tcMar>
+              <w:top w:type="dxa" w:w="80"/>
+              <w:left w:type="dxa" w:w="100"/>
+              <w:bottom w:type="dxa" w:w="80"/>
+              <w:right w:type="dxa" w:w="100"/>
+            </w:tcMar>
+            <w:vAlign w:val="top"/>
+          </w:tcPr>
+          <w:p>
+            <w:pPr>
+              <w:spacing w:after="40"/>
+            </w:pPr>
             <w:r>
               <w:rPr>
                 <w:i/>
@@ -1287,89 +1751,41 @@
                 <w:sz w:val="19"/>
                 <w:szCs w:val="19"/>
               </w:rPr>
-              <w:t xml:space="preserve">   Descomposición en factores primos</w:t>
-            </w:r>
-          </w:p>
+              <w:t xml:space="preserve">Not Common factor: write a counter-example that breaks the definition.</w:t>
+            </w:r>
+          </w:p>
+          <w:p>
+            <w:pPr>
+              <w:pBdr>
+                <w:bottom w:val="single" w:color="AFBECC" w:sz="6"/>
+              </w:pBdr>
+              <w:spacing w:after="30" w:before="150"/>
+            </w:pPr>
+            <w:r>
+              <w:t xml:space="preserve"/>
+            </w:r>
+          </w:p>
+        </w:tc>
+        <w:tc>
+          <w:tcPr>
+            <w:tcW w:type="dxa" w:w="2200"/>
+            <w:tcMar>
+              <w:top w:type="dxa" w:w="80"/>
+              <w:left w:type="dxa" w:w="100"/>
+              <w:bottom w:type="dxa" w:w="80"/>
+              <w:right w:type="dxa" w:w="100"/>
+            </w:tcMar>
+            <w:vAlign w:val="top"/>
+          </w:tcPr>
           <w:p>
             <w:pPr>
               <w:spacing w:after="40"/>
-            </w:pPr>
-            <w:r>
-              <w:rPr>
-                <w:sz w:val="21"/>
-                <w:szCs w:val="21"/>
-              </w:rPr>
-              <w:t xml:space="preserve">Writing a number as a product of prime numbers, usually with a factor tree. Multiplying the primes two numbers share also gives the GCF.</w:t>
-            </w:r>
-          </w:p>
-          <w:p>
-            <w:pPr>
-              <w:spacing w:after="0"/>
-            </w:pPr>
-            <w:r>
-              <w:rPr>
-                <w:b/>
-                <w:bCs/>
-                <w:color w:val="1FA6A2"/>
-                <w:sz w:val="18"/>
-                <w:szCs w:val="18"/>
-              </w:rPr>
-              <w:t xml:space="preserve">Example:  </w:t>
-            </w:r>
-            <w:r>
-              <w:rPr>
-                <w:i/>
-                <w:iCs/>
-                <w:color w:val="5F6F80"/>
-                <w:sz w:val="18"/>
-                <w:szCs w:val="18"/>
-              </w:rPr>
-              <w:t xml:space="preserve">48 = 2×2×2×2×3, 36 = 2×2×3×3 → shared 2×2×3 = 12</w:t>
-            </w:r>
-          </w:p>
-        </w:tc>
-      </w:tr>
-    </w:tbl>
-    <w:tbl>
-      <w:tblPr>
-        <w:tblW w:type="pct" w:w="100%"/>
-        <w:tblBorders>
-          <w:top w:val="none" w:color="FFFFFF" w:sz="0"/>
-          <w:left w:val="none" w:color="FFFFFF" w:sz="0"/>
-          <w:bottom w:val="single" w:color="C7D2DD" w:sz="4"/>
-          <w:right w:val="none" w:color="FFFFFF" w:sz="0"/>
-          <w:insideH w:val="none" w:color="FFFFFF" w:sz="0"/>
-          <w:insideV w:val="none" w:color="FFFFFF" w:sz="0"/>
-        </w:tblBorders>
-      </w:tblPr>
-      <w:tblGrid>
-        <w:gridCol w:w="1800"/>
-        <w:gridCol w:w="7560"/>
-      </w:tblGrid>
-      <w:tr>
-        <w:trPr>
-          <w:cantSplit/>
-        </w:trPr>
-        <w:tc>
-          <w:tcPr>
-            <w:tcW w:type="dxa" w:w="1800"/>
-            <w:tcMar>
-              <w:top w:type="dxa" w:w="100"/>
-              <w:left w:type="dxa" w:w="40"/>
-              <w:bottom w:type="dxa" w:w="100"/>
-              <w:right w:type="dxa" w:w="120"/>
-            </w:tcMar>
-            <w:vAlign w:val="center"/>
-          </w:tcPr>
-          <w:p>
-            <w:pPr>
-              <w:spacing w:after="0"/>
               <w:jc w:val="center"/>
             </w:pPr>
             <w:r>
               <w:drawing>
                 <wp:inline distT="0" distB="0" distL="0" distR="0">
-                  <wp:extent cx="1047750" cy="790575"/>
+                  <wp:extent cx="876300" cy="657225"/>
                   <wp:effectExtent t="0" r="0" b="0" l="0"/>
                   <wp:docPr id="1" name="" descr="" title=""/>
                   <wp:cNvGraphicFramePr>
@@ -1394,7 +1810,7 @@
                         <pic:spPr bwMode="auto">
                           <a:xfrm>
                             <a:off x="0" y="0"/>
-                            <a:ext cx="1047750" cy="790575"/>
+                            <a:ext cx="876300" cy="657225"/>
                           </a:xfrm>
                           <a:prstGeom prst="rect">
                             <a:avLst/>
@@ -1407,32 +1823,108 @@
               </w:drawing>
             </w:r>
           </w:p>
-        </w:tc>
-        <w:tc>
-          <w:tcPr>
-            <w:tcW w:type="dxa" w:w="7560"/>
-            <w:tcMar>
-              <w:top w:type="dxa" w:w="100"/>
-              <w:left w:type="dxa" w:w="40"/>
-              <w:bottom w:type="dxa" w:w="100"/>
-              <w:right w:type="dxa" w:w="40"/>
-            </w:tcMar>
-            <w:vAlign w:val="center"/>
-          </w:tcPr>
-          <w:p>
-            <w:pPr>
-              <w:spacing w:after="50"/>
+          <w:p>
+            <w:pPr>
+              <w:spacing w:after="0"/>
+            </w:pPr>
+            <w:r>
+              <w:rPr>
+                <w:i/>
+                <w:iCs/>
+                <w:color w:val="5F6F80"/>
+                <w:sz w:val="18"/>
+                <w:szCs w:val="18"/>
+              </w:rPr>
+              <w:t xml:space="preserve">4 is a factor of 16 and of 24.</w:t>
+            </w:r>
+          </w:p>
+        </w:tc>
+      </w:tr>
+      <w:tr>
+        <w:trPr>
+          <w:cantSplit/>
+        </w:trPr>
+        <w:tc>
+          <w:tcPr>
+            <w:tcW w:type="dxa" w:w="1800"/>
+            <w:tcMar>
+              <w:top w:type="dxa" w:w="80"/>
+              <w:left w:type="dxa" w:w="100"/>
+              <w:bottom w:type="dxa" w:w="80"/>
+              <w:right w:type="dxa" w:w="100"/>
+            </w:tcMar>
+            <w:vAlign w:val="top"/>
+          </w:tcPr>
+          <w:p>
+            <w:pPr>
+              <w:spacing w:after="30"/>
             </w:pPr>
             <w:r>
               <w:rPr>
                 <w:b/>
                 <w:bCs/>
                 <w:color w:val="12355B"/>
-                <w:sz w:val="24"/>
-                <w:szCs w:val="24"/>
-              </w:rPr>
-              <w:t xml:space="preserve">Common factor</w:t>
-            </w:r>
+                <w:sz w:val="21"/>
+                <w:szCs w:val="21"/>
+              </w:rPr>
+              <w:t xml:space="preserve">Greatest common factor</w:t>
+            </w:r>
+          </w:p>
+          <w:p>
+            <w:pPr>
+              <w:spacing w:after="0"/>
+            </w:pPr>
+            <w:r>
+              <w:rPr>
+                <w:i/>
+                <w:iCs/>
+                <w:color w:val="5F6F80"/>
+                <w:sz w:val="18"/>
+                <w:szCs w:val="18"/>
+              </w:rPr>
+              <w:t xml:space="preserve">Máximo común divisor</w:t>
+            </w:r>
+          </w:p>
+        </w:tc>
+        <w:tc>
+          <w:tcPr>
+            <w:tcW w:type="dxa" w:w="3160"/>
+            <w:tcMar>
+              <w:top w:type="dxa" w:w="80"/>
+              <w:left w:type="dxa" w:w="100"/>
+              <w:bottom w:type="dxa" w:w="80"/>
+              <w:right w:type="dxa" w:w="100"/>
+            </w:tcMar>
+            <w:vAlign w:val="top"/>
+          </w:tcPr>
+          <w:p>
+            <w:pPr>
+              <w:spacing w:after="0"/>
+            </w:pPr>
+            <w:r>
+              <w:rPr>
+                <w:sz w:val="20"/>
+                <w:szCs w:val="20"/>
+              </w:rPr>
+              <w:t xml:space="preserve">The largest factor two numbers share.</w:t>
+            </w:r>
+          </w:p>
+        </w:tc>
+        <w:tc>
+          <w:tcPr>
+            <w:tcW w:type="dxa" w:w="2200"/>
+            <w:tcMar>
+              <w:top w:type="dxa" w:w="80"/>
+              <w:left w:type="dxa" w:w="100"/>
+              <w:bottom w:type="dxa" w:w="80"/>
+              <w:right w:type="dxa" w:w="100"/>
+            </w:tcMar>
+            <w:vAlign w:val="top"/>
+          </w:tcPr>
+          <w:p>
+            <w:pPr>
+              <w:spacing w:after="40"/>
+            </w:pPr>
             <w:r>
               <w:rPr>
                 <w:i/>
@@ -1441,89 +1933,41 @@
                 <w:sz w:val="19"/>
                 <w:szCs w:val="19"/>
               </w:rPr>
-              <w:t xml:space="preserve">   Factor común</w:t>
-            </w:r>
-          </w:p>
+              <w:t xml:space="preserve">Not Greatest common factor: write a counter-example that breaks the definition.</w:t>
+            </w:r>
+          </w:p>
+          <w:p>
+            <w:pPr>
+              <w:pBdr>
+                <w:bottom w:val="single" w:color="AFBECC" w:sz="6"/>
+              </w:pBdr>
+              <w:spacing w:after="30" w:before="150"/>
+            </w:pPr>
+            <w:r>
+              <w:t xml:space="preserve"/>
+            </w:r>
+          </w:p>
+        </w:tc>
+        <w:tc>
+          <w:tcPr>
+            <w:tcW w:type="dxa" w:w="2200"/>
+            <w:tcMar>
+              <w:top w:type="dxa" w:w="80"/>
+              <w:left w:type="dxa" w:w="100"/>
+              <w:bottom w:type="dxa" w:w="80"/>
+              <w:right w:type="dxa" w:w="100"/>
+            </w:tcMar>
+            <w:vAlign w:val="top"/>
+          </w:tcPr>
           <w:p>
             <w:pPr>
               <w:spacing w:after="40"/>
-            </w:pPr>
-            <w:r>
-              <w:rPr>
-                <w:sz w:val="21"/>
-                <w:szCs w:val="21"/>
-              </w:rPr>
-              <w:t xml:space="preserve">A factor that two numbers both have.</w:t>
-            </w:r>
-          </w:p>
-          <w:p>
-            <w:pPr>
-              <w:spacing w:after="0"/>
-            </w:pPr>
-            <w:r>
-              <w:rPr>
-                <w:b/>
-                <w:bCs/>
-                <w:color w:val="1FA6A2"/>
-                <w:sz w:val="18"/>
-                <w:szCs w:val="18"/>
-              </w:rPr>
-              <w:t xml:space="preserve">Example:  </w:t>
-            </w:r>
-            <w:r>
-              <w:rPr>
-                <w:i/>
-                <w:iCs/>
-                <w:color w:val="5F6F80"/>
-                <w:sz w:val="18"/>
-                <w:szCs w:val="18"/>
-              </w:rPr>
-              <w:t xml:space="preserve">4 is a factor of 16 and of 24.</w:t>
-            </w:r>
-          </w:p>
-        </w:tc>
-      </w:tr>
-    </w:tbl>
-    <w:tbl>
-      <w:tblPr>
-        <w:tblW w:type="pct" w:w="100%"/>
-        <w:tblBorders>
-          <w:top w:val="none" w:color="FFFFFF" w:sz="0"/>
-          <w:left w:val="none" w:color="FFFFFF" w:sz="0"/>
-          <w:bottom w:val="single" w:color="C7D2DD" w:sz="4"/>
-          <w:right w:val="none" w:color="FFFFFF" w:sz="0"/>
-          <w:insideH w:val="none" w:color="FFFFFF" w:sz="0"/>
-          <w:insideV w:val="none" w:color="FFFFFF" w:sz="0"/>
-        </w:tblBorders>
-      </w:tblPr>
-      <w:tblGrid>
-        <w:gridCol w:w="1800"/>
-        <w:gridCol w:w="7560"/>
-      </w:tblGrid>
-      <w:tr>
-        <w:trPr>
-          <w:cantSplit/>
-        </w:trPr>
-        <w:tc>
-          <w:tcPr>
-            <w:tcW w:type="dxa" w:w="1800"/>
-            <w:tcMar>
-              <w:top w:type="dxa" w:w="100"/>
-              <w:left w:type="dxa" w:w="40"/>
-              <w:bottom w:type="dxa" w:w="100"/>
-              <w:right w:type="dxa" w:w="120"/>
-            </w:tcMar>
-            <w:vAlign w:val="center"/>
-          </w:tcPr>
-          <w:p>
-            <w:pPr>
-              <w:spacing w:after="0"/>
               <w:jc w:val="center"/>
             </w:pPr>
             <w:r>
               <w:drawing>
                 <wp:inline distT="0" distB="0" distL="0" distR="0">
-                  <wp:extent cx="1047750" cy="790575"/>
+                  <wp:extent cx="876300" cy="657225"/>
                   <wp:effectExtent t="0" r="0" b="0" l="0"/>
                   <wp:docPr id="1" name="" descr="" title=""/>
                   <wp:cNvGraphicFramePr>
@@ -1548,7 +1992,7 @@
                         <pic:spPr bwMode="auto">
                           <a:xfrm>
                             <a:off x="0" y="0"/>
-                            <a:ext cx="1047750" cy="790575"/>
+                            <a:ext cx="876300" cy="657225"/>
                           </a:xfrm>
                           <a:prstGeom prst="rect">
                             <a:avLst/>
@@ -1561,32 +2005,108 @@
               </w:drawing>
             </w:r>
           </w:p>
-        </w:tc>
-        <w:tc>
-          <w:tcPr>
-            <w:tcW w:type="dxa" w:w="7560"/>
-            <w:tcMar>
-              <w:top w:type="dxa" w:w="100"/>
-              <w:left w:type="dxa" w:w="40"/>
-              <w:bottom w:type="dxa" w:w="100"/>
-              <w:right w:type="dxa" w:w="40"/>
-            </w:tcMar>
-            <w:vAlign w:val="center"/>
-          </w:tcPr>
-          <w:p>
-            <w:pPr>
-              <w:spacing w:after="50"/>
+          <w:p>
+            <w:pPr>
+              <w:spacing w:after="0"/>
+            </w:pPr>
+            <w:r>
+              <w:rPr>
+                <w:i/>
+                <w:iCs/>
+                <w:color w:val="5F6F80"/>
+                <w:sz w:val="18"/>
+                <w:szCs w:val="18"/>
+              </w:rPr>
+              <w:t xml:space="preserve">The GCF of 16 and 24 is 8.</w:t>
+            </w:r>
+          </w:p>
+        </w:tc>
+      </w:tr>
+      <w:tr>
+        <w:trPr>
+          <w:cantSplit/>
+        </w:trPr>
+        <w:tc>
+          <w:tcPr>
+            <w:tcW w:type="dxa" w:w="1800"/>
+            <w:tcMar>
+              <w:top w:type="dxa" w:w="80"/>
+              <w:left w:type="dxa" w:w="100"/>
+              <w:bottom w:type="dxa" w:w="80"/>
+              <w:right w:type="dxa" w:w="100"/>
+            </w:tcMar>
+            <w:vAlign w:val="top"/>
+          </w:tcPr>
+          <w:p>
+            <w:pPr>
+              <w:spacing w:after="30"/>
             </w:pPr>
             <w:r>
               <w:rPr>
                 <w:b/>
                 <w:bCs/>
                 <w:color w:val="12355B"/>
-                <w:sz w:val="24"/>
-                <w:szCs w:val="24"/>
-              </w:rPr>
-              <w:t xml:space="preserve">Greatest common factor</w:t>
-            </w:r>
+                <w:sz w:val="21"/>
+                <w:szCs w:val="21"/>
+              </w:rPr>
+              <w:t xml:space="preserve">Least common multiple</w:t>
+            </w:r>
+          </w:p>
+          <w:p>
+            <w:pPr>
+              <w:spacing w:after="0"/>
+            </w:pPr>
+            <w:r>
+              <w:rPr>
+                <w:i/>
+                <w:iCs/>
+                <w:color w:val="5F6F80"/>
+                <w:sz w:val="18"/>
+                <w:szCs w:val="18"/>
+              </w:rPr>
+              <w:t xml:space="preserve">Mínimo común múltiplo</w:t>
+            </w:r>
+          </w:p>
+        </w:tc>
+        <w:tc>
+          <w:tcPr>
+            <w:tcW w:type="dxa" w:w="3160"/>
+            <w:tcMar>
+              <w:top w:type="dxa" w:w="80"/>
+              <w:left w:type="dxa" w:w="100"/>
+              <w:bottom w:type="dxa" w:w="80"/>
+              <w:right w:type="dxa" w:w="100"/>
+            </w:tcMar>
+            <w:vAlign w:val="top"/>
+          </w:tcPr>
+          <w:p>
+            <w:pPr>
+              <w:spacing w:after="0"/>
+            </w:pPr>
+            <w:r>
+              <w:rPr>
+                <w:sz w:val="20"/>
+                <w:szCs w:val="20"/>
+              </w:rPr>
+              <w:t xml:space="preserve">The smallest multiple two numbers share.</w:t>
+            </w:r>
+          </w:p>
+        </w:tc>
+        <w:tc>
+          <w:tcPr>
+            <w:tcW w:type="dxa" w:w="2200"/>
+            <w:tcMar>
+              <w:top w:type="dxa" w:w="80"/>
+              <w:left w:type="dxa" w:w="100"/>
+              <w:bottom w:type="dxa" w:w="80"/>
+              <w:right w:type="dxa" w:w="100"/>
+            </w:tcMar>
+            <w:vAlign w:val="top"/>
+          </w:tcPr>
+          <w:p>
+            <w:pPr>
+              <w:spacing w:after="40"/>
+            </w:pPr>
             <w:r>
               <w:rPr>
                 <w:i/>
@@ -1595,89 +2115,41 @@
                 <w:sz w:val="19"/>
                 <w:szCs w:val="19"/>
               </w:rPr>
-              <w:t xml:space="preserve">   Máximo común divisor</w:t>
-            </w:r>
-          </w:p>
+              <w:t xml:space="preserve">Not Least common multiple: write a counter-example that breaks the definition.</w:t>
+            </w:r>
+          </w:p>
+          <w:p>
+            <w:pPr>
+              <w:pBdr>
+                <w:bottom w:val="single" w:color="AFBECC" w:sz="6"/>
+              </w:pBdr>
+              <w:spacing w:after="30" w:before="150"/>
+            </w:pPr>
+            <w:r>
+              <w:t xml:space="preserve"/>
+            </w:r>
+          </w:p>
+        </w:tc>
+        <w:tc>
+          <w:tcPr>
+            <w:tcW w:type="dxa" w:w="2200"/>
+            <w:tcMar>
+              <w:top w:type="dxa" w:w="80"/>
+              <w:left w:type="dxa" w:w="100"/>
+              <w:bottom w:type="dxa" w:w="80"/>
+              <w:right w:type="dxa" w:w="100"/>
+            </w:tcMar>
+            <w:vAlign w:val="top"/>
+          </w:tcPr>
           <w:p>
             <w:pPr>
               <w:spacing w:after="40"/>
-            </w:pPr>
-            <w:r>
-              <w:rPr>
-                <w:sz w:val="21"/>
-                <w:szCs w:val="21"/>
-              </w:rPr>
-              <w:t xml:space="preserve">The largest factor two numbers share.</w:t>
-            </w:r>
-          </w:p>
-          <w:p>
-            <w:pPr>
-              <w:spacing w:after="0"/>
-            </w:pPr>
-            <w:r>
-              <w:rPr>
-                <w:b/>
-                <w:bCs/>
-                <w:color w:val="1FA6A2"/>
-                <w:sz w:val="18"/>
-                <w:szCs w:val="18"/>
-              </w:rPr>
-              <w:t xml:space="preserve">Example:  </w:t>
-            </w:r>
-            <w:r>
-              <w:rPr>
-                <w:i/>
-                <w:iCs/>
-                <w:color w:val="5F6F80"/>
-                <w:sz w:val="18"/>
-                <w:szCs w:val="18"/>
-              </w:rPr>
-              <w:t xml:space="preserve">The GCF of 16 and 24 is 8.</w:t>
-            </w:r>
-          </w:p>
-        </w:tc>
-      </w:tr>
-    </w:tbl>
-    <w:tbl>
-      <w:tblPr>
-        <w:tblW w:type="pct" w:w="100%"/>
-        <w:tblBorders>
-          <w:top w:val="none" w:color="FFFFFF" w:sz="0"/>
-          <w:left w:val="none" w:color="FFFFFF" w:sz="0"/>
-          <w:bottom w:val="single" w:color="C7D2DD" w:sz="4"/>
-          <w:right w:val="none" w:color="FFFFFF" w:sz="0"/>
-          <w:insideH w:val="none" w:color="FFFFFF" w:sz="0"/>
-          <w:insideV w:val="none" w:color="FFFFFF" w:sz="0"/>
-        </w:tblBorders>
-      </w:tblPr>
-      <w:tblGrid>
-        <w:gridCol w:w="1800"/>
-        <w:gridCol w:w="7560"/>
-      </w:tblGrid>
-      <w:tr>
-        <w:trPr>
-          <w:cantSplit/>
-        </w:trPr>
-        <w:tc>
-          <w:tcPr>
-            <w:tcW w:type="dxa" w:w="1800"/>
-            <w:tcMar>
-              <w:top w:type="dxa" w:w="100"/>
-              <w:left w:type="dxa" w:w="40"/>
-              <w:bottom w:type="dxa" w:w="100"/>
-              <w:right w:type="dxa" w:w="120"/>
-            </w:tcMar>
-            <w:vAlign w:val="center"/>
-          </w:tcPr>
-          <w:p>
-            <w:pPr>
-              <w:spacing w:after="0"/>
               <w:jc w:val="center"/>
             </w:pPr>
             <w:r>
               <w:drawing>
                 <wp:inline distT="0" distB="0" distL="0" distR="0">
-                  <wp:extent cx="1047750" cy="790575"/>
+                  <wp:extent cx="876300" cy="657225"/>
                   <wp:effectExtent t="0" r="0" b="0" l="0"/>
                   <wp:docPr id="1" name="" descr="" title=""/>
                   <wp:cNvGraphicFramePr>
@@ -1702,7 +2174,7 @@
                         <pic:spPr bwMode="auto">
                           <a:xfrm>
                             <a:off x="0" y="0"/>
-                            <a:ext cx="1047750" cy="790575"/>
+                            <a:ext cx="876300" cy="657225"/>
                           </a:xfrm>
                           <a:prstGeom prst="rect">
                             <a:avLst/>
@@ -1715,69 +2187,10 @@
               </w:drawing>
             </w:r>
           </w:p>
-        </w:tc>
-        <w:tc>
-          <w:tcPr>
-            <w:tcW w:type="dxa" w:w="7560"/>
-            <w:tcMar>
-              <w:top w:type="dxa" w:w="100"/>
-              <w:left w:type="dxa" w:w="40"/>
-              <w:bottom w:type="dxa" w:w="100"/>
-              <w:right w:type="dxa" w:w="40"/>
-            </w:tcMar>
-            <w:vAlign w:val="center"/>
-          </w:tcPr>
-          <w:p>
-            <w:pPr>
-              <w:spacing w:after="50"/>
-            </w:pPr>
-            <w:r>
-              <w:rPr>
-                <w:b/>
-                <w:bCs/>
-                <w:color w:val="12355B"/>
-                <w:sz w:val="24"/>
-                <w:szCs w:val="24"/>
-              </w:rPr>
-              <w:t xml:space="preserve">Least common multiple</w:t>
-            </w:r>
-            <w:r>
-              <w:rPr>
-                <w:i/>
-                <w:iCs/>
-                <w:color w:val="5F6F80"/>
-                <w:sz w:val="19"/>
-                <w:szCs w:val="19"/>
-              </w:rPr>
-              <w:t xml:space="preserve">   Mínimo común múltiplo</w:t>
-            </w:r>
-          </w:p>
-          <w:p>
-            <w:pPr>
-              <w:spacing w:after="40"/>
-            </w:pPr>
-            <w:r>
-              <w:rPr>
-                <w:sz w:val="21"/>
-                <w:szCs w:val="21"/>
-              </w:rPr>
-              <w:t xml:space="preserve">The smallest multiple two numbers share.</w:t>
-            </w:r>
-          </w:p>
           <w:p>
             <w:pPr>
               <w:spacing w:after="0"/>
             </w:pPr>
-            <w:r>
-              <w:rPr>
-                <w:b/>
-                <w:bCs/>
-                <w:color w:val="1FA6A2"/>
-                <w:sz w:val="18"/>
-                <w:szCs w:val="18"/>
-              </w:rPr>
-              <w:t xml:space="preserve">Example:  </w:t>
-            </w:r>
             <w:r>
               <w:rPr>
                 <w:i/>
@@ -3262,7 +3675,7 @@
                 <w:sz w:val="21"/>
                 <w:szCs w:val="21"/>
               </w:rPr>
-              <w:t xml:space="preserve">The station quartermaster has two jobs today. First, split the pencil and notebook stock into identical combo packs with nothing left over — that is a factor question. Second, work out when two supply runs that repeat on different cycles will land in the same week — that is a multiple question. Same lesson, opposite tools.</w:t>
+              <w:t xml:space="preserve">The station quartermaster has two jobs today. First, split the pencil and notebook stock into identical combo packs with nothing left over — that is a factor question. Second, work out when two supply runs that repeat on different cycles will land in the same week — that is a multiple question. Same lesson, opposite tools. Today the stock is 24 pencils and 36 notebooks. One supply run arrives every 6 days and another arrives every 8 days.</w:t>
             </w:r>
           </w:p>
         </w:tc>
@@ -4376,7 +4789,7 @@
           <w:sz w:val="19"/>
           <w:szCs w:val="19"/>
         </w:rPr>
-        <w:t xml:space="preserve">   You Do — show your work</w:t>
+        <w:t xml:space="preserve">   You Do — show your work and reasoning</w:t>
       </w:r>
     </w:p>
     <w:p>
@@ -4391,7 +4804,7 @@
           <w:sz w:val="19"/>
           <w:szCs w:val="19"/>
         </w:rPr>
-        <w:t xml:space="preserve">Solve each problem. Show your thinking in the work box.</w:t>
+        <w:t xml:space="preserve">Solve each problem in the middle column and explain your reasoning using the sentence starters on the right.</w:t>
       </w:r>
     </w:p>
     <w:p>
@@ -4420,120 +4833,219 @@
         <w:t xml:space="preserve">   extra scaffolding</w:t>
       </w:r>
     </w:p>
-    <w:p>
-      <w:pPr>
-        <w:keepNext/>
-        <w:spacing w:after="60" w:before="160"/>
-      </w:pPr>
-      <w:r>
-        <w:rPr>
-          <w:b/>
-          <w:bCs/>
-          <w:color w:val="12355B"/>
-          <w:sz w:val="22"/>
-          <w:szCs w:val="22"/>
-        </w:rPr>
-        <w:t xml:space="preserve">1.  </w:t>
-      </w:r>
-      <w:r>
-        <w:rPr>
-          <w:b/>
-          <w:bCs/>
-          <w:sz w:val="21"/>
-          <w:szCs w:val="21"/>
-        </w:rPr>
-        <w:t xml:space="preserve">What is the greatest common factor of 12 and 18?</w:t>
-      </w:r>
-    </w:p>
-    <w:p>
-      <w:pPr>
-        <w:spacing w:after="40"/>
-        <w:ind w:left="420"/>
-      </w:pPr>
-      <w:r>
-        <w:rPr>
-          <w:sz w:val="20"/>
-          <w:szCs w:val="20"/>
-        </w:rPr>
-        <w:t xml:space="preserve">A)  2</w:t>
-      </w:r>
-    </w:p>
-    <w:p>
-      <w:pPr>
-        <w:spacing w:after="40"/>
-        <w:ind w:left="420"/>
-      </w:pPr>
-      <w:r>
-        <w:rPr>
-          <w:sz w:val="20"/>
-          <w:szCs w:val="20"/>
-        </w:rPr>
-        <w:t xml:space="preserve">B)  3</w:t>
-      </w:r>
-    </w:p>
-    <w:p>
-      <w:pPr>
-        <w:spacing w:after="40"/>
-        <w:ind w:left="420"/>
-      </w:pPr>
-      <w:r>
-        <w:rPr>
-          <w:sz w:val="20"/>
-          <w:szCs w:val="20"/>
-        </w:rPr>
-        <w:t xml:space="preserve">C)  6</w:t>
-      </w:r>
-    </w:p>
-    <w:p>
-      <w:pPr>
-        <w:spacing w:after="40"/>
-        <w:ind w:left="420"/>
-      </w:pPr>
-      <w:r>
-        <w:rPr>
-          <w:sz w:val="20"/>
-          <w:szCs w:val="20"/>
-        </w:rPr>
-        <w:t xml:space="preserve">D)  36</w:t>
-      </w:r>
-    </w:p>
-    <w:p>
-      <w:pPr>
-        <w:spacing w:after="20"/>
-      </w:pPr>
-      <w:r>
-        <w:t xml:space="preserve"/>
-      </w:r>
-    </w:p>
     <w:tbl>
       <w:tblPr>
-        <w:tblW w:type="pct" w:w="100%"/>
+        <w:tblW w:type="dxa" w:w="9360"/>
         <w:tblBorders>
           <w:top w:val="single" w:color="C7D2DD" w:sz="6"/>
           <w:left w:val="single" w:color="C7D2DD" w:sz="6"/>
           <w:bottom w:val="single" w:color="C7D2DD" w:sz="6"/>
           <w:right w:val="single" w:color="C7D2DD" w:sz="6"/>
-          <w:insideH w:val="single" w:color="auto" w:sz="4"/>
-          <w:insideV w:val="single" w:color="auto" w:sz="4"/>
+          <w:insideH w:val="single" w:color="C7D2DD" w:sz="6"/>
+          <w:insideV w:val="single" w:color="C7D2DD" w:sz="6"/>
         </w:tblBorders>
       </w:tblPr>
       <w:tblGrid>
-        <w:gridCol w:w="100"/>
+        <w:gridCol w:w="2800"/>
+        <w:gridCol w:w="3560"/>
+        <w:gridCol w:w="3000"/>
       </w:tblGrid>
       <w:tr>
-        <w:tc>
-          <w:tcPr>
+        <w:trPr>
+          <w:cantSplit/>
+          <w:tblHeader/>
+        </w:trPr>
+        <w:tc>
+          <w:tcPr>
+            <w:tcW w:type="dxa" w:w="2800"/>
+            <w:shd w:fill="EEF4F8" w:color="auto" w:val="clear"/>
+            <w:tcMar>
+              <w:top w:type="dxa" w:w="60"/>
+              <w:left w:type="dxa" w:w="100"/>
+              <w:bottom w:type="dxa" w:w="60"/>
+              <w:right w:type="dxa" w:w="100"/>
+            </w:tcMar>
+          </w:tcPr>
+          <w:p>
+            <w:pPr>
+              <w:spacing w:after="0"/>
+            </w:pPr>
+            <w:r>
+              <w:rPr>
+                <w:b/>
+                <w:bCs/>
+                <w:color w:val="12355B"/>
+                <w:sz w:val="16"/>
+                <w:szCs w:val="16"/>
+              </w:rPr>
+              <w:t xml:space="preserve">CORE PROBLEM / GIVEN REPRESENTATION</w:t>
+            </w:r>
+          </w:p>
+        </w:tc>
+        <w:tc>
+          <w:tcPr>
+            <w:tcW w:type="dxa" w:w="3560"/>
+            <w:shd w:fill="EEF4F8" w:color="auto" w:val="clear"/>
+            <w:tcMar>
+              <w:top w:type="dxa" w:w="60"/>
+              <w:left w:type="dxa" w:w="100"/>
+              <w:bottom w:type="dxa" w:w="60"/>
+              <w:right w:type="dxa" w:w="100"/>
+            </w:tcMar>
+          </w:tcPr>
+          <w:p>
+            <w:pPr>
+              <w:spacing w:after="0"/>
+            </w:pPr>
+            <w:r>
+              <w:rPr>
+                <w:b/>
+                <w:bCs/>
+                <w:color w:val="12355B"/>
+                <w:sz w:val="16"/>
+                <w:szCs w:val="16"/>
+              </w:rPr>
+              <w:t xml:space="preserve">WORKING SPACE / CALCULATION STEPS</w:t>
+            </w:r>
+          </w:p>
+        </w:tc>
+        <w:tc>
+          <w:tcPr>
+            <w:tcW w:type="dxa" w:w="3000"/>
             <w:shd w:fill="FBF3E2" w:color="auto" w:val="clear"/>
             <w:tcMar>
               <w:top w:type="dxa" w:w="60"/>
-              <w:left w:type="dxa" w:w="120"/>
+              <w:left w:type="dxa" w:w="100"/>
               <w:bottom w:type="dxa" w:w="60"/>
-              <w:right w:type="dxa" w:w="120"/>
-            </w:tcMar>
-          </w:tcPr>
-          <w:p>
-            <w:pPr>
-              <w:spacing w:after="0" w:line="320"/>
+              <w:right w:type="dxa" w:w="100"/>
+            </w:tcMar>
+          </w:tcPr>
+          <w:p>
+            <w:pPr>
+              <w:spacing w:after="0"/>
+            </w:pPr>
+            <w:r>
+              <w:rPr>
+                <w:b/>
+                <w:bCs/>
+                <w:color w:val="B97A12"/>
+                <w:sz w:val="16"/>
+                <w:szCs w:val="16"/>
+              </w:rPr>
+              <w:t xml:space="preserve">EXPLAIN YOUR REASONING</w:t>
+            </w:r>
+          </w:p>
+        </w:tc>
+      </w:tr>
+      <w:tr>
+        <w:trPr>
+          <w:cantSplit/>
+        </w:trPr>
+        <w:tc>
+          <w:tcPr>
+            <w:tcW w:type="dxa" w:w="2800"/>
+            <w:tcMar>
+              <w:top w:type="dxa" w:w="80"/>
+              <w:left w:type="dxa" w:w="100"/>
+              <w:bottom w:type="dxa" w:w="80"/>
+              <w:right w:type="dxa" w:w="100"/>
+            </w:tcMar>
+            <w:vAlign w:val="top"/>
+          </w:tcPr>
+          <w:p>
+            <w:pPr>
+              <w:spacing w:after="60"/>
+            </w:pPr>
+            <w:r>
+              <w:rPr>
+                <w:b/>
+                <w:bCs/>
+                <w:color w:val="12355B"/>
+                <w:sz w:val="21"/>
+                <w:szCs w:val="21"/>
+              </w:rPr>
+              <w:t xml:space="preserve">1.  </w:t>
+            </w:r>
+            <w:r>
+              <w:rPr>
+                <w:b/>
+                <w:bCs/>
+                <w:sz w:val="20"/>
+                <w:szCs w:val="20"/>
+              </w:rPr>
+              <w:t xml:space="preserve">What is the greatest common factor of 12 and 18?</w:t>
+            </w:r>
+          </w:p>
+          <w:p>
+            <w:pPr>
+              <w:spacing w:after="30"/>
+              <w:ind w:left="180"/>
+            </w:pPr>
+            <w:r>
+              <w:rPr>
+                <w:sz w:val="19"/>
+                <w:szCs w:val="19"/>
+              </w:rPr>
+              <w:t xml:space="preserve">A)  2</w:t>
+            </w:r>
+          </w:p>
+          <w:p>
+            <w:pPr>
+              <w:spacing w:after="30"/>
+              <w:ind w:left="180"/>
+            </w:pPr>
+            <w:r>
+              <w:rPr>
+                <w:sz w:val="19"/>
+                <w:szCs w:val="19"/>
+              </w:rPr>
+              <w:t xml:space="preserve">B)  3</w:t>
+            </w:r>
+          </w:p>
+          <w:p>
+            <w:pPr>
+              <w:spacing w:after="30"/>
+              <w:ind w:left="180"/>
+            </w:pPr>
+            <w:r>
+              <w:rPr>
+                <w:sz w:val="19"/>
+                <w:szCs w:val="19"/>
+              </w:rPr>
+              <w:t xml:space="preserve">C)  6</w:t>
+            </w:r>
+          </w:p>
+          <w:p>
+            <w:pPr>
+              <w:spacing w:after="30"/>
+              <w:ind w:left="180"/>
+            </w:pPr>
+            <w:r>
+              <w:rPr>
+                <w:sz w:val="19"/>
+                <w:szCs w:val="19"/>
+              </w:rPr>
+              <w:t xml:space="preserve">D)  36</w:t>
+            </w:r>
+          </w:p>
+        </w:tc>
+        <w:tc>
+          <w:tcPr>
+            <w:tcW w:type="dxa" w:w="3560"/>
+            <w:tcMar>
+              <w:top w:type="dxa" w:w="80"/>
+              <w:left w:type="dxa" w:w="100"/>
+              <w:bottom w:type="dxa" w:w="80"/>
+              <w:right w:type="dxa" w:w="100"/>
+            </w:tcMar>
+            <w:vAlign w:val="top"/>
+          </w:tcPr>
+          <w:p>
+            <w:pPr>
+              <w:pBdr>
+                <w:bottom w:val="single" w:color="AFBECC" w:sz="6"/>
+              </w:pBdr>
+              <w:spacing w:after="30" w:before="150"/>
             </w:pPr>
             <w:r>
               <w:t xml:space="preserve"/>
@@ -4541,7 +5053,147 @@
           </w:p>
           <w:p>
             <w:pPr>
-              <w:spacing w:after="0" w:line="320"/>
+              <w:pBdr>
+                <w:bottom w:val="single" w:color="AFBECC" w:sz="6"/>
+              </w:pBdr>
+              <w:spacing w:after="30" w:before="150"/>
+            </w:pPr>
+            <w:r>
+              <w:t xml:space="preserve"/>
+            </w:r>
+          </w:p>
+          <w:p>
+            <w:pPr>
+              <w:pBdr>
+                <w:bottom w:val="single" w:color="AFBECC" w:sz="6"/>
+              </w:pBdr>
+              <w:spacing w:after="30" w:before="150"/>
+            </w:pPr>
+            <w:r>
+              <w:t xml:space="preserve"/>
+            </w:r>
+          </w:p>
+          <w:p>
+            <w:pPr>
+              <w:pBdr>
+                <w:bottom w:val="single" w:color="AFBECC" w:sz="6"/>
+              </w:pBdr>
+              <w:spacing w:after="30" w:before="150"/>
+            </w:pPr>
+            <w:r>
+              <w:t xml:space="preserve"/>
+            </w:r>
+          </w:p>
+        </w:tc>
+        <w:tc>
+          <w:tcPr>
+            <w:tcW w:type="dxa" w:w="3000"/>
+            <w:shd w:fill="FBF3E2" w:color="auto" w:val="clear"/>
+            <w:tcMar>
+              <w:top w:type="dxa" w:w="80"/>
+              <w:left w:type="dxa" w:w="100"/>
+              <w:bottom w:type="dxa" w:w="80"/>
+              <w:right w:type="dxa" w:w="100"/>
+            </w:tcMar>
+            <w:vAlign w:val="top"/>
+          </w:tcPr>
+          <w:p>
+            <w:pPr>
+              <w:spacing w:after="40"/>
+            </w:pPr>
+            <w:r>
+              <w:rPr>
+                <w:b/>
+                <w:bCs/>
+                <w:color w:val="12355B"/>
+                <w:sz w:val="19"/>
+                <w:szCs w:val="19"/>
+              </w:rPr>
+              <w:t xml:space="preserve">Because... </w:t>
+            </w:r>
+            <w:r>
+              <w:rPr>
+                <w:color w:val="AFBECC"/>
+                <w:sz w:val="19"/>
+                <w:szCs w:val="19"/>
+              </w:rPr>
+              <w:t xml:space="preserve">________________</w:t>
+            </w:r>
+          </w:p>
+          <w:p>
+            <w:pPr>
+              <w:pBdr>
+                <w:bottom w:val="single" w:color="AFBECC" w:sz="6"/>
+              </w:pBdr>
+              <w:spacing w:after="30" w:before="150"/>
+            </w:pPr>
+            <w:r>
+              <w:t xml:space="preserve"/>
+            </w:r>
+          </w:p>
+          <w:p>
+            <w:pPr>
+              <w:spacing w:after="40" w:before="80"/>
+            </w:pPr>
+            <w:r>
+              <w:rPr>
+                <w:b/>
+                <w:bCs/>
+                <w:color w:val="6B4FA0"/>
+                <w:sz w:val="19"/>
+                <w:szCs w:val="19"/>
+              </w:rPr>
+              <w:t xml:space="preserve">Although... </w:t>
+            </w:r>
+            <w:r>
+              <w:rPr>
+                <w:color w:val="AFBECC"/>
+                <w:sz w:val="19"/>
+                <w:szCs w:val="19"/>
+              </w:rPr>
+              <w:t xml:space="preserve">_______________</w:t>
+            </w:r>
+          </w:p>
+          <w:p>
+            <w:pPr>
+              <w:pBdr>
+                <w:bottom w:val="single" w:color="AFBECC" w:sz="6"/>
+              </w:pBdr>
+              <w:spacing w:after="30" w:before="150"/>
+            </w:pPr>
+            <w:r>
+              <w:t xml:space="preserve"/>
+            </w:r>
+          </w:p>
+          <w:p>
+            <w:pPr>
+              <w:spacing w:after="40" w:before="80"/>
+            </w:pPr>
+            <w:r>
+              <w:rPr>
+                <w:b/>
+                <w:bCs/>
+                <w:color w:val="1FA6A2"/>
+                <w:sz w:val="19"/>
+                <w:szCs w:val="19"/>
+              </w:rPr>
+              <w:t xml:space="preserve">Therefore... </w:t>
+            </w:r>
+            <w:r>
+              <w:rPr>
+                <w:color w:val="AFBECC"/>
+                <w:sz w:val="19"/>
+                <w:szCs w:val="19"/>
+              </w:rPr>
+              <w:t xml:space="preserve">______________</w:t>
+            </w:r>
+          </w:p>
+          <w:p>
+            <w:pPr>
+              <w:pBdr>
+                <w:bottom w:val="single" w:color="AFBECC" w:sz="6"/>
+              </w:pBdr>
+              <w:spacing w:after="30" w:before="150"/>
             </w:pPr>
             <w:r>
               <w:t xml:space="preserve"/>
@@ -4552,58 +5204,173 @@
     </w:tbl>
     <w:p>
       <w:pPr>
-        <w:keepNext/>
-        <w:spacing w:after="60" w:before="160"/>
-      </w:pPr>
-      <w:r>
-        <w:rPr>
-          <w:b/>
-          <w:bCs/>
-          <w:color w:val="12355B"/>
-          <w:sz w:val="22"/>
-          <w:szCs w:val="22"/>
-        </w:rPr>
-        <w:t xml:space="preserve">2.  </w:t>
-      </w:r>
-      <w:r>
-        <w:rPr>
-          <w:b/>
-          <w:bCs/>
-          <w:sz w:val="21"/>
-          <w:szCs w:val="21"/>
-        </w:rPr>
-        <w:t xml:space="preserve">Sort each number by its relationship to 10.</w:t>
+        <w:spacing w:after="80"/>
+      </w:pPr>
+      <w:r>
+        <w:t xml:space="preserve"/>
       </w:r>
     </w:p>
     <w:tbl>
       <w:tblPr>
-        <w:tblW w:type="pct" w:w="100%"/>
+        <w:tblW w:type="dxa" w:w="9360"/>
         <w:tblBorders>
           <w:top w:val="single" w:color="C7D2DD" w:sz="6"/>
           <w:left w:val="single" w:color="C7D2DD" w:sz="6"/>
           <w:bottom w:val="single" w:color="C7D2DD" w:sz="6"/>
           <w:right w:val="single" w:color="C7D2DD" w:sz="6"/>
-          <w:insideH w:val="single" w:color="auto" w:sz="4"/>
-          <w:insideV w:val="single" w:color="auto" w:sz="4"/>
+          <w:insideH w:val="single" w:color="C7D2DD" w:sz="6"/>
+          <w:insideV w:val="single" w:color="C7D2DD" w:sz="6"/>
         </w:tblBorders>
       </w:tblPr>
       <w:tblGrid>
-        <w:gridCol w:w="100"/>
+        <w:gridCol w:w="2800"/>
+        <w:gridCol w:w="3560"/>
+        <w:gridCol w:w="3000"/>
       </w:tblGrid>
       <w:tr>
-        <w:tc>
-          <w:tcPr>
+        <w:trPr>
+          <w:cantSplit/>
+          <w:tblHeader/>
+        </w:trPr>
+        <w:tc>
+          <w:tcPr>
+            <w:tcW w:type="dxa" w:w="2800"/>
+            <w:shd w:fill="EEF4F8" w:color="auto" w:val="clear"/>
+            <w:tcMar>
+              <w:top w:type="dxa" w:w="60"/>
+              <w:left w:type="dxa" w:w="100"/>
+              <w:bottom w:type="dxa" w:w="60"/>
+              <w:right w:type="dxa" w:w="100"/>
+            </w:tcMar>
+          </w:tcPr>
+          <w:p>
+            <w:pPr>
+              <w:spacing w:after="0"/>
+            </w:pPr>
+            <w:r>
+              <w:rPr>
+                <w:b/>
+                <w:bCs/>
+                <w:color w:val="12355B"/>
+                <w:sz w:val="16"/>
+                <w:szCs w:val="16"/>
+              </w:rPr>
+              <w:t xml:space="preserve">CORE PROBLEM / GIVEN REPRESENTATION</w:t>
+            </w:r>
+          </w:p>
+        </w:tc>
+        <w:tc>
+          <w:tcPr>
+            <w:tcW w:type="dxa" w:w="3560"/>
+            <w:shd w:fill="EEF4F8" w:color="auto" w:val="clear"/>
+            <w:tcMar>
+              <w:top w:type="dxa" w:w="60"/>
+              <w:left w:type="dxa" w:w="100"/>
+              <w:bottom w:type="dxa" w:w="60"/>
+              <w:right w:type="dxa" w:w="100"/>
+            </w:tcMar>
+          </w:tcPr>
+          <w:p>
+            <w:pPr>
+              <w:spacing w:after="0"/>
+            </w:pPr>
+            <w:r>
+              <w:rPr>
+                <w:b/>
+                <w:bCs/>
+                <w:color w:val="12355B"/>
+                <w:sz w:val="16"/>
+                <w:szCs w:val="16"/>
+              </w:rPr>
+              <w:t xml:space="preserve">WORKING SPACE / CALCULATION STEPS</w:t>
+            </w:r>
+          </w:p>
+        </w:tc>
+        <w:tc>
+          <w:tcPr>
+            <w:tcW w:type="dxa" w:w="3000"/>
             <w:shd w:fill="FBF3E2" w:color="auto" w:val="clear"/>
             <w:tcMar>
               <w:top w:type="dxa" w:w="60"/>
-              <w:left w:type="dxa" w:w="120"/>
+              <w:left w:type="dxa" w:w="100"/>
               <w:bottom w:type="dxa" w:w="60"/>
-              <w:right w:type="dxa" w:w="120"/>
-            </w:tcMar>
-          </w:tcPr>
-          <w:p>
-            <w:pPr>
-              <w:spacing w:after="0" w:line="320"/>
+              <w:right w:type="dxa" w:w="100"/>
+            </w:tcMar>
+          </w:tcPr>
+          <w:p>
+            <w:pPr>
+              <w:spacing w:after="0"/>
+            </w:pPr>
+            <w:r>
+              <w:rPr>
+                <w:b/>
+                <w:bCs/>
+                <w:color w:val="B97A12"/>
+                <w:sz w:val="16"/>
+                <w:szCs w:val="16"/>
+              </w:rPr>
+              <w:t xml:space="preserve">EXPLAIN YOUR REASONING</w:t>
+            </w:r>
+          </w:p>
+        </w:tc>
+      </w:tr>
+      <w:tr>
+        <w:trPr>
+          <w:cantSplit/>
+        </w:trPr>
+        <w:tc>
+          <w:tcPr>
+            <w:tcW w:type="dxa" w:w="2800"/>
+            <w:tcMar>
+              <w:top w:type="dxa" w:w="80"/>
+              <w:left w:type="dxa" w:w="100"/>
+              <w:bottom w:type="dxa" w:w="80"/>
+              <w:right w:type="dxa" w:w="100"/>
+            </w:tcMar>
+            <w:vAlign w:val="top"/>
+          </w:tcPr>
+          <w:p>
+            <w:pPr>
+              <w:spacing w:after="60"/>
+            </w:pPr>
+            <w:r>
+              <w:rPr>
+                <w:b/>
+                <w:bCs/>
+                <w:color w:val="12355B"/>
+                <w:sz w:val="21"/>
+                <w:szCs w:val="21"/>
+              </w:rPr>
+              <w:t xml:space="preserve">2.  </w:t>
+            </w:r>
+            <w:r>
+              <w:rPr>
+                <w:b/>
+                <w:bCs/>
+                <w:sz w:val="20"/>
+                <w:szCs w:val="20"/>
+              </w:rPr>
+              <w:t xml:space="preserve">Sort each number by its relationship to 10.</w:t>
+            </w:r>
+          </w:p>
+        </w:tc>
+        <w:tc>
+          <w:tcPr>
+            <w:tcW w:type="dxa" w:w="3560"/>
+            <w:tcMar>
+              <w:top w:type="dxa" w:w="80"/>
+              <w:left w:type="dxa" w:w="100"/>
+              <w:bottom w:type="dxa" w:w="80"/>
+              <w:right w:type="dxa" w:w="100"/>
+            </w:tcMar>
+            <w:vAlign w:val="top"/>
+          </w:tcPr>
+          <w:p>
+            <w:pPr>
+              <w:pBdr>
+                <w:bottom w:val="single" w:color="AFBECC" w:sz="6"/>
+              </w:pBdr>
+              <w:spacing w:after="30" w:before="150"/>
             </w:pPr>
             <w:r>
               <w:t xml:space="preserve"/>
@@ -4611,7 +5378,10 @@
           </w:p>
           <w:p>
             <w:pPr>
-              <w:spacing w:after="0" w:line="320"/>
+              <w:pBdr>
+                <w:bottom w:val="single" w:color="AFBECC" w:sz="6"/>
+              </w:pBdr>
+              <w:spacing w:after="30" w:before="150"/>
             </w:pPr>
             <w:r>
               <w:t xml:space="preserve"/>
@@ -4619,7 +5389,10 @@
           </w:p>
           <w:p>
             <w:pPr>
-              <w:spacing w:after="0" w:line="320"/>
+              <w:pBdr>
+                <w:bottom w:val="single" w:color="AFBECC" w:sz="6"/>
+              </w:pBdr>
+              <w:spacing w:after="30" w:before="150"/>
             </w:pPr>
             <w:r>
               <w:t xml:space="preserve"/>
@@ -4627,7 +5400,125 @@
           </w:p>
           <w:p>
             <w:pPr>
-              <w:spacing w:after="0" w:line="320"/>
+              <w:pBdr>
+                <w:bottom w:val="single" w:color="AFBECC" w:sz="6"/>
+              </w:pBdr>
+              <w:spacing w:after="30" w:before="150"/>
+            </w:pPr>
+            <w:r>
+              <w:t xml:space="preserve"/>
+            </w:r>
+          </w:p>
+        </w:tc>
+        <w:tc>
+          <w:tcPr>
+            <w:tcW w:type="dxa" w:w="3000"/>
+            <w:shd w:fill="FBF3E2" w:color="auto" w:val="clear"/>
+            <w:tcMar>
+              <w:top w:type="dxa" w:w="80"/>
+              <w:left w:type="dxa" w:w="100"/>
+              <w:bottom w:type="dxa" w:w="80"/>
+              <w:right w:type="dxa" w:w="100"/>
+            </w:tcMar>
+            <w:vAlign w:val="top"/>
+          </w:tcPr>
+          <w:p>
+            <w:pPr>
+              <w:spacing w:after="40"/>
+            </w:pPr>
+            <w:r>
+              <w:rPr>
+                <w:b/>
+                <w:bCs/>
+                <w:color w:val="12355B"/>
+                <w:sz w:val="19"/>
+                <w:szCs w:val="19"/>
+              </w:rPr>
+              <w:t xml:space="preserve">Because... </w:t>
+            </w:r>
+            <w:r>
+              <w:rPr>
+                <w:color w:val="AFBECC"/>
+                <w:sz w:val="19"/>
+                <w:szCs w:val="19"/>
+              </w:rPr>
+              <w:t xml:space="preserve">________________</w:t>
+            </w:r>
+          </w:p>
+          <w:p>
+            <w:pPr>
+              <w:pBdr>
+                <w:bottom w:val="single" w:color="AFBECC" w:sz="6"/>
+              </w:pBdr>
+              <w:spacing w:after="30" w:before="150"/>
+            </w:pPr>
+            <w:r>
+              <w:t xml:space="preserve"/>
+            </w:r>
+          </w:p>
+          <w:p>
+            <w:pPr>
+              <w:spacing w:after="40" w:before="80"/>
+            </w:pPr>
+            <w:r>
+              <w:rPr>
+                <w:b/>
+                <w:bCs/>
+                <w:color w:val="6B4FA0"/>
+                <w:sz w:val="19"/>
+                <w:szCs w:val="19"/>
+              </w:rPr>
+              <w:t xml:space="preserve">Although... </w:t>
+            </w:r>
+            <w:r>
+              <w:rPr>
+                <w:color w:val="AFBECC"/>
+                <w:sz w:val="19"/>
+                <w:szCs w:val="19"/>
+              </w:rPr>
+              <w:t xml:space="preserve">_______________</w:t>
+            </w:r>
+          </w:p>
+          <w:p>
+            <w:pPr>
+              <w:pBdr>
+                <w:bottom w:val="single" w:color="AFBECC" w:sz="6"/>
+              </w:pBdr>
+              <w:spacing w:after="30" w:before="150"/>
+            </w:pPr>
+            <w:r>
+              <w:t xml:space="preserve"/>
+            </w:r>
+          </w:p>
+          <w:p>
+            <w:pPr>
+              <w:spacing w:after="40" w:before="80"/>
+            </w:pPr>
+            <w:r>
+              <w:rPr>
+                <w:b/>
+                <w:bCs/>
+                <w:color w:val="1FA6A2"/>
+                <w:sz w:val="19"/>
+                <w:szCs w:val="19"/>
+              </w:rPr>
+              <w:t xml:space="preserve">Therefore... </w:t>
+            </w:r>
+            <w:r>
+              <w:rPr>
+                <w:color w:val="AFBECC"/>
+                <w:sz w:val="19"/>
+                <w:szCs w:val="19"/>
+              </w:rPr>
+              <w:t xml:space="preserve">______________</w:t>
+            </w:r>
+          </w:p>
+          <w:p>
+            <w:pPr>
+              <w:pBdr>
+                <w:bottom w:val="single" w:color="AFBECC" w:sz="6"/>
+              </w:pBdr>
+              <w:spacing w:after="30" w:before="150"/>
             </w:pPr>
             <w:r>
               <w:t xml:space="preserve"/>
@@ -4638,84 +5529,7 @@
     </w:tbl>
     <w:p>
       <w:pPr>
-        <w:keepNext/>
-        <w:spacing w:after="60" w:before="160"/>
-      </w:pPr>
-      <w:r>
-        <w:rPr>
-          <w:b/>
-          <w:bCs/>
-          <w:color w:val="12355B"/>
-          <w:sz w:val="22"/>
-          <w:szCs w:val="22"/>
-        </w:rPr>
-        <w:t xml:space="preserve">3.  </w:t>
-      </w:r>
-      <w:r>
-        <w:rPr>
-          <w:b/>
-          <w:bCs/>
-          <w:sz w:val="21"/>
-          <w:szCs w:val="21"/>
-        </w:rPr>
-        <w:t xml:space="preserve">What is the least common multiple of 4 and 6?</w:t>
-      </w:r>
-    </w:p>
-    <w:p>
-      <w:pPr>
-        <w:spacing w:after="40"/>
-        <w:ind w:left="420"/>
-      </w:pPr>
-      <w:r>
-        <w:rPr>
-          <w:sz w:val="20"/>
-          <w:szCs w:val="20"/>
-        </w:rPr>
-        <w:t xml:space="preserve">A)  2</w:t>
-      </w:r>
-    </w:p>
-    <w:p>
-      <w:pPr>
-        <w:spacing w:after="40"/>
-        <w:ind w:left="420"/>
-      </w:pPr>
-      <w:r>
-        <w:rPr>
-          <w:sz w:val="20"/>
-          <w:szCs w:val="20"/>
-        </w:rPr>
-        <w:t xml:space="preserve">B)  10</w:t>
-      </w:r>
-    </w:p>
-    <w:p>
-      <w:pPr>
-        <w:spacing w:after="40"/>
-        <w:ind w:left="420"/>
-      </w:pPr>
-      <w:r>
-        <w:rPr>
-          <w:sz w:val="20"/>
-          <w:szCs w:val="20"/>
-        </w:rPr>
-        <w:t xml:space="preserve">C)  12</w:t>
-      </w:r>
-    </w:p>
-    <w:p>
-      <w:pPr>
-        <w:spacing w:after="40"/>
-        <w:ind w:left="420"/>
-      </w:pPr>
-      <w:r>
-        <w:rPr>
-          <w:sz w:val="20"/>
-          <w:szCs w:val="20"/>
-        </w:rPr>
-        <w:t xml:space="preserve">D)  24</w:t>
-      </w:r>
-    </w:p>
-    <w:p>
-      <w:pPr>
-        <w:spacing w:after="20"/>
+        <w:spacing w:after="80"/>
       </w:pPr>
       <w:r>
         <w:t xml:space="preserve"/>
@@ -4723,33 +5537,217 @@
     </w:p>
     <w:tbl>
       <w:tblPr>
-        <w:tblW w:type="pct" w:w="100%"/>
+        <w:tblW w:type="dxa" w:w="9360"/>
         <w:tblBorders>
           <w:top w:val="single" w:color="C7D2DD" w:sz="6"/>
           <w:left w:val="single" w:color="C7D2DD" w:sz="6"/>
           <w:bottom w:val="single" w:color="C7D2DD" w:sz="6"/>
           <w:right w:val="single" w:color="C7D2DD" w:sz="6"/>
-          <w:insideH w:val="single" w:color="auto" w:sz="4"/>
-          <w:insideV w:val="single" w:color="auto" w:sz="4"/>
+          <w:insideH w:val="single" w:color="C7D2DD" w:sz="6"/>
+          <w:insideV w:val="single" w:color="C7D2DD" w:sz="6"/>
         </w:tblBorders>
       </w:tblPr>
       <w:tblGrid>
-        <w:gridCol w:w="100"/>
+        <w:gridCol w:w="2800"/>
+        <w:gridCol w:w="3560"/>
+        <w:gridCol w:w="3000"/>
       </w:tblGrid>
       <w:tr>
-        <w:tc>
-          <w:tcPr>
+        <w:trPr>
+          <w:cantSplit/>
+          <w:tblHeader/>
+        </w:trPr>
+        <w:tc>
+          <w:tcPr>
+            <w:tcW w:type="dxa" w:w="2800"/>
+            <w:shd w:fill="EEF4F8" w:color="auto" w:val="clear"/>
+            <w:tcMar>
+              <w:top w:type="dxa" w:w="60"/>
+              <w:left w:type="dxa" w:w="100"/>
+              <w:bottom w:type="dxa" w:w="60"/>
+              <w:right w:type="dxa" w:w="100"/>
+            </w:tcMar>
+          </w:tcPr>
+          <w:p>
+            <w:pPr>
+              <w:spacing w:after="0"/>
+            </w:pPr>
+            <w:r>
+              <w:rPr>
+                <w:b/>
+                <w:bCs/>
+                <w:color w:val="12355B"/>
+                <w:sz w:val="16"/>
+                <w:szCs w:val="16"/>
+              </w:rPr>
+              <w:t xml:space="preserve">CORE PROBLEM / GIVEN REPRESENTATION</w:t>
+            </w:r>
+          </w:p>
+        </w:tc>
+        <w:tc>
+          <w:tcPr>
+            <w:tcW w:type="dxa" w:w="3560"/>
+            <w:shd w:fill="EEF4F8" w:color="auto" w:val="clear"/>
+            <w:tcMar>
+              <w:top w:type="dxa" w:w="60"/>
+              <w:left w:type="dxa" w:w="100"/>
+              <w:bottom w:type="dxa" w:w="60"/>
+              <w:right w:type="dxa" w:w="100"/>
+            </w:tcMar>
+          </w:tcPr>
+          <w:p>
+            <w:pPr>
+              <w:spacing w:after="0"/>
+            </w:pPr>
+            <w:r>
+              <w:rPr>
+                <w:b/>
+                <w:bCs/>
+                <w:color w:val="12355B"/>
+                <w:sz w:val="16"/>
+                <w:szCs w:val="16"/>
+              </w:rPr>
+              <w:t xml:space="preserve">WORKING SPACE / CALCULATION STEPS</w:t>
+            </w:r>
+          </w:p>
+        </w:tc>
+        <w:tc>
+          <w:tcPr>
+            <w:tcW w:type="dxa" w:w="3000"/>
             <w:shd w:fill="FBF3E2" w:color="auto" w:val="clear"/>
             <w:tcMar>
               <w:top w:type="dxa" w:w="60"/>
-              <w:left w:type="dxa" w:w="120"/>
+              <w:left w:type="dxa" w:w="100"/>
               <w:bottom w:type="dxa" w:w="60"/>
-              <w:right w:type="dxa" w:w="120"/>
-            </w:tcMar>
-          </w:tcPr>
-          <w:p>
-            <w:pPr>
-              <w:spacing w:after="0" w:line="320"/>
+              <w:right w:type="dxa" w:w="100"/>
+            </w:tcMar>
+          </w:tcPr>
+          <w:p>
+            <w:pPr>
+              <w:spacing w:after="0"/>
+            </w:pPr>
+            <w:r>
+              <w:rPr>
+                <w:b/>
+                <w:bCs/>
+                <w:color w:val="B97A12"/>
+                <w:sz w:val="16"/>
+                <w:szCs w:val="16"/>
+              </w:rPr>
+              <w:t xml:space="preserve">EXPLAIN YOUR REASONING</w:t>
+            </w:r>
+          </w:p>
+        </w:tc>
+      </w:tr>
+      <w:tr>
+        <w:trPr>
+          <w:cantSplit/>
+        </w:trPr>
+        <w:tc>
+          <w:tcPr>
+            <w:tcW w:type="dxa" w:w="2800"/>
+            <w:tcMar>
+              <w:top w:type="dxa" w:w="80"/>
+              <w:left w:type="dxa" w:w="100"/>
+              <w:bottom w:type="dxa" w:w="80"/>
+              <w:right w:type="dxa" w:w="100"/>
+            </w:tcMar>
+            <w:vAlign w:val="top"/>
+          </w:tcPr>
+          <w:p>
+            <w:pPr>
+              <w:spacing w:after="60"/>
+            </w:pPr>
+            <w:r>
+              <w:rPr>
+                <w:b/>
+                <w:bCs/>
+                <w:color w:val="12355B"/>
+                <w:sz w:val="21"/>
+                <w:szCs w:val="21"/>
+              </w:rPr>
+              <w:t xml:space="preserve">3.  </w:t>
+            </w:r>
+            <w:r>
+              <w:rPr>
+                <w:b/>
+                <w:bCs/>
+                <w:sz w:val="20"/>
+                <w:szCs w:val="20"/>
+              </w:rPr>
+              <w:t xml:space="preserve">What is the least common multiple of 4 and 6?</w:t>
+            </w:r>
+          </w:p>
+          <w:p>
+            <w:pPr>
+              <w:spacing w:after="30"/>
+              <w:ind w:left="180"/>
+            </w:pPr>
+            <w:r>
+              <w:rPr>
+                <w:sz w:val="19"/>
+                <w:szCs w:val="19"/>
+              </w:rPr>
+              <w:t xml:space="preserve">A)  2</w:t>
+            </w:r>
+          </w:p>
+          <w:p>
+            <w:pPr>
+              <w:spacing w:after="30"/>
+              <w:ind w:left="180"/>
+            </w:pPr>
+            <w:r>
+              <w:rPr>
+                <w:sz w:val="19"/>
+                <w:szCs w:val="19"/>
+              </w:rPr>
+              <w:t xml:space="preserve">B)  10</w:t>
+            </w:r>
+          </w:p>
+          <w:p>
+            <w:pPr>
+              <w:spacing w:after="30"/>
+              <w:ind w:left="180"/>
+            </w:pPr>
+            <w:r>
+              <w:rPr>
+                <w:sz w:val="19"/>
+                <w:szCs w:val="19"/>
+              </w:rPr>
+              <w:t xml:space="preserve">C)  12</w:t>
+            </w:r>
+          </w:p>
+          <w:p>
+            <w:pPr>
+              <w:spacing w:after="30"/>
+              <w:ind w:left="180"/>
+            </w:pPr>
+            <w:r>
+              <w:rPr>
+                <w:sz w:val="19"/>
+                <w:szCs w:val="19"/>
+              </w:rPr>
+              <w:t xml:space="preserve">D)  24</w:t>
+            </w:r>
+          </w:p>
+        </w:tc>
+        <w:tc>
+          <w:tcPr>
+            <w:tcW w:type="dxa" w:w="3560"/>
+            <w:tcMar>
+              <w:top w:type="dxa" w:w="80"/>
+              <w:left w:type="dxa" w:w="100"/>
+              <w:bottom w:type="dxa" w:w="80"/>
+              <w:right w:type="dxa" w:w="100"/>
+            </w:tcMar>
+            <w:vAlign w:val="top"/>
+          </w:tcPr>
+          <w:p>
+            <w:pPr>
+              <w:pBdr>
+                <w:bottom w:val="single" w:color="AFBECC" w:sz="6"/>
+              </w:pBdr>
+              <w:spacing w:after="30" w:before="150"/>
             </w:pPr>
             <w:r>
               <w:t xml:space="preserve"/>
@@ -4757,7 +5755,147 @@
           </w:p>
           <w:p>
             <w:pPr>
-              <w:spacing w:after="0" w:line="320"/>
+              <w:pBdr>
+                <w:bottom w:val="single" w:color="AFBECC" w:sz="6"/>
+              </w:pBdr>
+              <w:spacing w:after="30" w:before="150"/>
+            </w:pPr>
+            <w:r>
+              <w:t xml:space="preserve"/>
+            </w:r>
+          </w:p>
+          <w:p>
+            <w:pPr>
+              <w:pBdr>
+                <w:bottom w:val="single" w:color="AFBECC" w:sz="6"/>
+              </w:pBdr>
+              <w:spacing w:after="30" w:before="150"/>
+            </w:pPr>
+            <w:r>
+              <w:t xml:space="preserve"/>
+            </w:r>
+          </w:p>
+          <w:p>
+            <w:pPr>
+              <w:pBdr>
+                <w:bottom w:val="single" w:color="AFBECC" w:sz="6"/>
+              </w:pBdr>
+              <w:spacing w:after="30" w:before="150"/>
+            </w:pPr>
+            <w:r>
+              <w:t xml:space="preserve"/>
+            </w:r>
+          </w:p>
+        </w:tc>
+        <w:tc>
+          <w:tcPr>
+            <w:tcW w:type="dxa" w:w="3000"/>
+            <w:shd w:fill="FBF3E2" w:color="auto" w:val="clear"/>
+            <w:tcMar>
+              <w:top w:type="dxa" w:w="80"/>
+              <w:left w:type="dxa" w:w="100"/>
+              <w:bottom w:type="dxa" w:w="80"/>
+              <w:right w:type="dxa" w:w="100"/>
+            </w:tcMar>
+            <w:vAlign w:val="top"/>
+          </w:tcPr>
+          <w:p>
+            <w:pPr>
+              <w:spacing w:after="40"/>
+            </w:pPr>
+            <w:r>
+              <w:rPr>
+                <w:b/>
+                <w:bCs/>
+                <w:color w:val="12355B"/>
+                <w:sz w:val="19"/>
+                <w:szCs w:val="19"/>
+              </w:rPr>
+              <w:t xml:space="preserve">Because... </w:t>
+            </w:r>
+            <w:r>
+              <w:rPr>
+                <w:color w:val="AFBECC"/>
+                <w:sz w:val="19"/>
+                <w:szCs w:val="19"/>
+              </w:rPr>
+              <w:t xml:space="preserve">________________</w:t>
+            </w:r>
+          </w:p>
+          <w:p>
+            <w:pPr>
+              <w:pBdr>
+                <w:bottom w:val="single" w:color="AFBECC" w:sz="6"/>
+              </w:pBdr>
+              <w:spacing w:after="30" w:before="150"/>
+            </w:pPr>
+            <w:r>
+              <w:t xml:space="preserve"/>
+            </w:r>
+          </w:p>
+          <w:p>
+            <w:pPr>
+              <w:spacing w:after="40" w:before="80"/>
+            </w:pPr>
+            <w:r>
+              <w:rPr>
+                <w:b/>
+                <w:bCs/>
+                <w:color w:val="6B4FA0"/>
+                <w:sz w:val="19"/>
+                <w:szCs w:val="19"/>
+              </w:rPr>
+              <w:t xml:space="preserve">Although... </w:t>
+            </w:r>
+            <w:r>
+              <w:rPr>
+                <w:color w:val="AFBECC"/>
+                <w:sz w:val="19"/>
+                <w:szCs w:val="19"/>
+              </w:rPr>
+              <w:t xml:space="preserve">_______________</w:t>
+            </w:r>
+          </w:p>
+          <w:p>
+            <w:pPr>
+              <w:pBdr>
+                <w:bottom w:val="single" w:color="AFBECC" w:sz="6"/>
+              </w:pBdr>
+              <w:spacing w:after="30" w:before="150"/>
+            </w:pPr>
+            <w:r>
+              <w:t xml:space="preserve"/>
+            </w:r>
+          </w:p>
+          <w:p>
+            <w:pPr>
+              <w:spacing w:after="40" w:before="80"/>
+            </w:pPr>
+            <w:r>
+              <w:rPr>
+                <w:b/>
+                <w:bCs/>
+                <w:color w:val="1FA6A2"/>
+                <w:sz w:val="19"/>
+                <w:szCs w:val="19"/>
+              </w:rPr>
+              <w:t xml:space="preserve">Therefore... </w:t>
+            </w:r>
+            <w:r>
+              <w:rPr>
+                <w:color w:val="AFBECC"/>
+                <w:sz w:val="19"/>
+                <w:szCs w:val="19"/>
+              </w:rPr>
+              <w:t xml:space="preserve">______________</w:t>
+            </w:r>
+          </w:p>
+          <w:p>
+            <w:pPr>
+              <w:pBdr>
+                <w:bottom w:val="single" w:color="AFBECC" w:sz="6"/>
+              </w:pBdr>
+              <w:spacing w:after="30" w:before="150"/>
             </w:pPr>
             <w:r>
               <w:t xml:space="preserve"/>
@@ -4766,6 +5904,14 @@
         </w:tc>
       </w:tr>
     </w:tbl>
+    <w:p>
+      <w:pPr>
+        <w:spacing w:after="80"/>
+      </w:pPr>
+      <w:r>
+        <w:t xml:space="preserve"/>
+      </w:r>
+    </w:p>
     <w:p>
       <w:pPr>
         <w:pStyle w:val="Heading2"/>
@@ -4792,120 +5938,219 @@
         <w:t xml:space="preserve">   grade-level practice</w:t>
       </w:r>
     </w:p>
-    <w:p>
-      <w:pPr>
-        <w:keepNext/>
-        <w:spacing w:after="60" w:before="160"/>
-      </w:pPr>
-      <w:r>
-        <w:rPr>
-          <w:b/>
-          <w:bCs/>
-          <w:color w:val="12355B"/>
-          <w:sz w:val="22"/>
-          <w:szCs w:val="22"/>
-        </w:rPr>
-        <w:t xml:space="preserve">4.  </w:t>
-      </w:r>
-      <w:r>
-        <w:rPr>
-          <w:b/>
-          <w:bCs/>
-          <w:sz w:val="21"/>
-          <w:szCs w:val="21"/>
-        </w:rPr>
-        <w:t xml:space="preserve">Using prime factors, 48 = 2 × 2 × 2 × 2 × 3 and 36 = 2 × 2 × 3 × 3. What is their GCF?</w:t>
-      </w:r>
-    </w:p>
-    <w:p>
-      <w:pPr>
-        <w:spacing w:after="40"/>
-        <w:ind w:left="420"/>
-      </w:pPr>
-      <w:r>
-        <w:rPr>
-          <w:sz w:val="20"/>
-          <w:szCs w:val="20"/>
-        </w:rPr>
-        <w:t xml:space="preserve">A)  2, the only prime they share</w:t>
-      </w:r>
-    </w:p>
-    <w:p>
-      <w:pPr>
-        <w:spacing w:after="40"/>
-        <w:ind w:left="420"/>
-      </w:pPr>
-      <w:r>
-        <w:rPr>
-          <w:sz w:val="20"/>
-          <w:szCs w:val="20"/>
-        </w:rPr>
-        <w:t xml:space="preserve">B)  6, from one 2 and one 3</w:t>
-      </w:r>
-    </w:p>
-    <w:p>
-      <w:pPr>
-        <w:spacing w:after="40"/>
-        <w:ind w:left="420"/>
-      </w:pPr>
-      <w:r>
-        <w:rPr>
-          <w:sz w:val="20"/>
-          <w:szCs w:val="20"/>
-        </w:rPr>
-        <w:t xml:space="preserve">C)  12, from the shared 2 × 2 × 3</w:t>
-      </w:r>
-    </w:p>
-    <w:p>
-      <w:pPr>
-        <w:spacing w:after="40"/>
-        <w:ind w:left="420"/>
-      </w:pPr>
-      <w:r>
-        <w:rPr>
-          <w:sz w:val="20"/>
-          <w:szCs w:val="20"/>
-        </w:rPr>
-        <w:t xml:space="preserve">D)  144, from multiplying all the primes</w:t>
-      </w:r>
-    </w:p>
-    <w:p>
-      <w:pPr>
-        <w:spacing w:after="20"/>
-      </w:pPr>
-      <w:r>
-        <w:t xml:space="preserve"/>
-      </w:r>
-    </w:p>
     <w:tbl>
       <w:tblPr>
-        <w:tblW w:type="pct" w:w="100%"/>
+        <w:tblW w:type="dxa" w:w="9360"/>
         <w:tblBorders>
           <w:top w:val="single" w:color="C7D2DD" w:sz="6"/>
           <w:left w:val="single" w:color="C7D2DD" w:sz="6"/>
           <w:bottom w:val="single" w:color="C7D2DD" w:sz="6"/>
           <w:right w:val="single" w:color="C7D2DD" w:sz="6"/>
-          <w:insideH w:val="single" w:color="auto" w:sz="4"/>
-          <w:insideV w:val="single" w:color="auto" w:sz="4"/>
+          <w:insideH w:val="single" w:color="C7D2DD" w:sz="6"/>
+          <w:insideV w:val="single" w:color="C7D2DD" w:sz="6"/>
         </w:tblBorders>
       </w:tblPr>
       <w:tblGrid>
-        <w:gridCol w:w="100"/>
+        <w:gridCol w:w="2800"/>
+        <w:gridCol w:w="3560"/>
+        <w:gridCol w:w="3000"/>
       </w:tblGrid>
       <w:tr>
-        <w:tc>
-          <w:tcPr>
+        <w:trPr>
+          <w:cantSplit/>
+          <w:tblHeader/>
+        </w:trPr>
+        <w:tc>
+          <w:tcPr>
+            <w:tcW w:type="dxa" w:w="2800"/>
+            <w:shd w:fill="EEF4F8" w:color="auto" w:val="clear"/>
+            <w:tcMar>
+              <w:top w:type="dxa" w:w="60"/>
+              <w:left w:type="dxa" w:w="100"/>
+              <w:bottom w:type="dxa" w:w="60"/>
+              <w:right w:type="dxa" w:w="100"/>
+            </w:tcMar>
+          </w:tcPr>
+          <w:p>
+            <w:pPr>
+              <w:spacing w:after="0"/>
+            </w:pPr>
+            <w:r>
+              <w:rPr>
+                <w:b/>
+                <w:bCs/>
+                <w:color w:val="12355B"/>
+                <w:sz w:val="16"/>
+                <w:szCs w:val="16"/>
+              </w:rPr>
+              <w:t xml:space="preserve">CORE PROBLEM / GIVEN REPRESENTATION</w:t>
+            </w:r>
+          </w:p>
+        </w:tc>
+        <w:tc>
+          <w:tcPr>
+            <w:tcW w:type="dxa" w:w="3560"/>
+            <w:shd w:fill="EEF4F8" w:color="auto" w:val="clear"/>
+            <w:tcMar>
+              <w:top w:type="dxa" w:w="60"/>
+              <w:left w:type="dxa" w:w="100"/>
+              <w:bottom w:type="dxa" w:w="60"/>
+              <w:right w:type="dxa" w:w="100"/>
+            </w:tcMar>
+          </w:tcPr>
+          <w:p>
+            <w:pPr>
+              <w:spacing w:after="0"/>
+            </w:pPr>
+            <w:r>
+              <w:rPr>
+                <w:b/>
+                <w:bCs/>
+                <w:color w:val="12355B"/>
+                <w:sz w:val="16"/>
+                <w:szCs w:val="16"/>
+              </w:rPr>
+              <w:t xml:space="preserve">WORKING SPACE / CALCULATION STEPS</w:t>
+            </w:r>
+          </w:p>
+        </w:tc>
+        <w:tc>
+          <w:tcPr>
+            <w:tcW w:type="dxa" w:w="3000"/>
             <w:shd w:fill="FBF3E2" w:color="auto" w:val="clear"/>
             <w:tcMar>
               <w:top w:type="dxa" w:w="60"/>
-              <w:left w:type="dxa" w:w="120"/>
+              <w:left w:type="dxa" w:w="100"/>
               <w:bottom w:type="dxa" w:w="60"/>
-              <w:right w:type="dxa" w:w="120"/>
-            </w:tcMar>
-          </w:tcPr>
-          <w:p>
-            <w:pPr>
-              <w:spacing w:after="0" w:line="320"/>
+              <w:right w:type="dxa" w:w="100"/>
+            </w:tcMar>
+          </w:tcPr>
+          <w:p>
+            <w:pPr>
+              <w:spacing w:after="0"/>
+            </w:pPr>
+            <w:r>
+              <w:rPr>
+                <w:b/>
+                <w:bCs/>
+                <w:color w:val="B97A12"/>
+                <w:sz w:val="16"/>
+                <w:szCs w:val="16"/>
+              </w:rPr>
+              <w:t xml:space="preserve">EXPLAIN YOUR REASONING</w:t>
+            </w:r>
+          </w:p>
+        </w:tc>
+      </w:tr>
+      <w:tr>
+        <w:trPr>
+          <w:cantSplit/>
+        </w:trPr>
+        <w:tc>
+          <w:tcPr>
+            <w:tcW w:type="dxa" w:w="2800"/>
+            <w:tcMar>
+              <w:top w:type="dxa" w:w="80"/>
+              <w:left w:type="dxa" w:w="100"/>
+              <w:bottom w:type="dxa" w:w="80"/>
+              <w:right w:type="dxa" w:w="100"/>
+            </w:tcMar>
+            <w:vAlign w:val="top"/>
+          </w:tcPr>
+          <w:p>
+            <w:pPr>
+              <w:spacing w:after="60"/>
+            </w:pPr>
+            <w:r>
+              <w:rPr>
+                <w:b/>
+                <w:bCs/>
+                <w:color w:val="12355B"/>
+                <w:sz w:val="21"/>
+                <w:szCs w:val="21"/>
+              </w:rPr>
+              <w:t xml:space="preserve">4.  </w:t>
+            </w:r>
+            <w:r>
+              <w:rPr>
+                <w:b/>
+                <w:bCs/>
+                <w:sz w:val="20"/>
+                <w:szCs w:val="20"/>
+              </w:rPr>
+              <w:t xml:space="preserve">Using prime factors, 48 = 2 × 2 × 2 × 2 × 3 and 36 = 2 × 2 × 3 × 3. What is their GCF?</w:t>
+            </w:r>
+          </w:p>
+          <w:p>
+            <w:pPr>
+              <w:spacing w:after="30"/>
+              <w:ind w:left="180"/>
+            </w:pPr>
+            <w:r>
+              <w:rPr>
+                <w:sz w:val="19"/>
+                <w:szCs w:val="19"/>
+              </w:rPr>
+              <w:t xml:space="preserve">A)  2, the only prime they share</w:t>
+            </w:r>
+          </w:p>
+          <w:p>
+            <w:pPr>
+              <w:spacing w:after="30"/>
+              <w:ind w:left="180"/>
+            </w:pPr>
+            <w:r>
+              <w:rPr>
+                <w:sz w:val="19"/>
+                <w:szCs w:val="19"/>
+              </w:rPr>
+              <w:t xml:space="preserve">B)  6, from one 2 and one 3</w:t>
+            </w:r>
+          </w:p>
+          <w:p>
+            <w:pPr>
+              <w:spacing w:after="30"/>
+              <w:ind w:left="180"/>
+            </w:pPr>
+            <w:r>
+              <w:rPr>
+                <w:sz w:val="19"/>
+                <w:szCs w:val="19"/>
+              </w:rPr>
+              <w:t xml:space="preserve">C)  12, from the shared 2 × 2 × 3</w:t>
+            </w:r>
+          </w:p>
+          <w:p>
+            <w:pPr>
+              <w:spacing w:after="30"/>
+              <w:ind w:left="180"/>
+            </w:pPr>
+            <w:r>
+              <w:rPr>
+                <w:sz w:val="19"/>
+                <w:szCs w:val="19"/>
+              </w:rPr>
+              <w:t xml:space="preserve">D)  144, from multiplying all the primes</w:t>
+            </w:r>
+          </w:p>
+        </w:tc>
+        <w:tc>
+          <w:tcPr>
+            <w:tcW w:type="dxa" w:w="3560"/>
+            <w:tcMar>
+              <w:top w:type="dxa" w:w="80"/>
+              <w:left w:type="dxa" w:w="100"/>
+              <w:bottom w:type="dxa" w:w="80"/>
+              <w:right w:type="dxa" w:w="100"/>
+            </w:tcMar>
+            <w:vAlign w:val="top"/>
+          </w:tcPr>
+          <w:p>
+            <w:pPr>
+              <w:pBdr>
+                <w:bottom w:val="single" w:color="AFBECC" w:sz="6"/>
+              </w:pBdr>
+              <w:spacing w:after="30" w:before="150"/>
             </w:pPr>
             <w:r>
               <w:t xml:space="preserve"/>
@@ -4913,7 +6158,147 @@
           </w:p>
           <w:p>
             <w:pPr>
-              <w:spacing w:after="0" w:line="320"/>
+              <w:pBdr>
+                <w:bottom w:val="single" w:color="AFBECC" w:sz="6"/>
+              </w:pBdr>
+              <w:spacing w:after="30" w:before="150"/>
+            </w:pPr>
+            <w:r>
+              <w:t xml:space="preserve"/>
+            </w:r>
+          </w:p>
+          <w:p>
+            <w:pPr>
+              <w:pBdr>
+                <w:bottom w:val="single" w:color="AFBECC" w:sz="6"/>
+              </w:pBdr>
+              <w:spacing w:after="30" w:before="150"/>
+            </w:pPr>
+            <w:r>
+              <w:t xml:space="preserve"/>
+            </w:r>
+          </w:p>
+          <w:p>
+            <w:pPr>
+              <w:pBdr>
+                <w:bottom w:val="single" w:color="AFBECC" w:sz="6"/>
+              </w:pBdr>
+              <w:spacing w:after="30" w:before="150"/>
+            </w:pPr>
+            <w:r>
+              <w:t xml:space="preserve"/>
+            </w:r>
+          </w:p>
+        </w:tc>
+        <w:tc>
+          <w:tcPr>
+            <w:tcW w:type="dxa" w:w="3000"/>
+            <w:shd w:fill="FBF3E2" w:color="auto" w:val="clear"/>
+            <w:tcMar>
+              <w:top w:type="dxa" w:w="80"/>
+              <w:left w:type="dxa" w:w="100"/>
+              <w:bottom w:type="dxa" w:w="80"/>
+              <w:right w:type="dxa" w:w="100"/>
+            </w:tcMar>
+            <w:vAlign w:val="top"/>
+          </w:tcPr>
+          <w:p>
+            <w:pPr>
+              <w:spacing w:after="40"/>
+            </w:pPr>
+            <w:r>
+              <w:rPr>
+                <w:b/>
+                <w:bCs/>
+                <w:color w:val="12355B"/>
+                <w:sz w:val="19"/>
+                <w:szCs w:val="19"/>
+              </w:rPr>
+              <w:t xml:space="preserve">Because... </w:t>
+            </w:r>
+            <w:r>
+              <w:rPr>
+                <w:color w:val="AFBECC"/>
+                <w:sz w:val="19"/>
+                <w:szCs w:val="19"/>
+              </w:rPr>
+              <w:t xml:space="preserve">________________</w:t>
+            </w:r>
+          </w:p>
+          <w:p>
+            <w:pPr>
+              <w:pBdr>
+                <w:bottom w:val="single" w:color="AFBECC" w:sz="6"/>
+              </w:pBdr>
+              <w:spacing w:after="30" w:before="150"/>
+            </w:pPr>
+            <w:r>
+              <w:t xml:space="preserve"/>
+            </w:r>
+          </w:p>
+          <w:p>
+            <w:pPr>
+              <w:spacing w:after="40" w:before="80"/>
+            </w:pPr>
+            <w:r>
+              <w:rPr>
+                <w:b/>
+                <w:bCs/>
+                <w:color w:val="6B4FA0"/>
+                <w:sz w:val="19"/>
+                <w:szCs w:val="19"/>
+              </w:rPr>
+              <w:t xml:space="preserve">Although... </w:t>
+            </w:r>
+            <w:r>
+              <w:rPr>
+                <w:color w:val="AFBECC"/>
+                <w:sz w:val="19"/>
+                <w:szCs w:val="19"/>
+              </w:rPr>
+              <w:t xml:space="preserve">_______________</w:t>
+            </w:r>
+          </w:p>
+          <w:p>
+            <w:pPr>
+              <w:pBdr>
+                <w:bottom w:val="single" w:color="AFBECC" w:sz="6"/>
+              </w:pBdr>
+              <w:spacing w:after="30" w:before="150"/>
+            </w:pPr>
+            <w:r>
+              <w:t xml:space="preserve"/>
+            </w:r>
+          </w:p>
+          <w:p>
+            <w:pPr>
+              <w:spacing w:after="40" w:before="80"/>
+            </w:pPr>
+            <w:r>
+              <w:rPr>
+                <w:b/>
+                <w:bCs/>
+                <w:color w:val="1FA6A2"/>
+                <w:sz w:val="19"/>
+                <w:szCs w:val="19"/>
+              </w:rPr>
+              <w:t xml:space="preserve">Therefore... </w:t>
+            </w:r>
+            <w:r>
+              <w:rPr>
+                <w:color w:val="AFBECC"/>
+                <w:sz w:val="19"/>
+                <w:szCs w:val="19"/>
+              </w:rPr>
+              <w:t xml:space="preserve">______________</w:t>
+            </w:r>
+          </w:p>
+          <w:p>
+            <w:pPr>
+              <w:pBdr>
+                <w:bottom w:val="single" w:color="AFBECC" w:sz="6"/>
+              </w:pBdr>
+              <w:spacing w:after="30" w:before="150"/>
             </w:pPr>
             <w:r>
               <w:t xml:space="preserve"/>
@@ -4924,84 +6309,7 @@
     </w:tbl>
     <w:p>
       <w:pPr>
-        <w:keepNext/>
-        <w:spacing w:after="60" w:before="160"/>
-      </w:pPr>
-      <w:r>
-        <w:rPr>
-          <w:b/>
-          <w:bCs/>
-          <w:color w:val="12355B"/>
-          <w:sz w:val="22"/>
-          <w:szCs w:val="22"/>
-        </w:rPr>
-        <w:t xml:space="preserve">5.  </w:t>
-      </w:r>
-      <w:r>
-        <w:rPr>
-          <w:b/>
-          <w:bCs/>
-          <w:sz w:val="21"/>
-          <w:szCs w:val="21"/>
-        </w:rPr>
-        <w:t xml:space="preserve">Ayasha has painting every 8 weeks and pottery every 6 weeks, both this week. When do they next fall in the same week?</w:t>
-      </w:r>
-    </w:p>
-    <w:p>
-      <w:pPr>
-        <w:spacing w:after="40"/>
-        <w:ind w:left="420"/>
-      </w:pPr>
-      <w:r>
-        <w:rPr>
-          <w:sz w:val="20"/>
-          <w:szCs w:val="20"/>
-        </w:rPr>
-        <w:t xml:space="preserve">A)  In 2 weeks</w:t>
-      </w:r>
-    </w:p>
-    <w:p>
-      <w:pPr>
-        <w:spacing w:after="40"/>
-        <w:ind w:left="420"/>
-      </w:pPr>
-      <w:r>
-        <w:rPr>
-          <w:sz w:val="20"/>
-          <w:szCs w:val="20"/>
-        </w:rPr>
-        <w:t xml:space="preserve">B)  In 14 weeks</w:t>
-      </w:r>
-    </w:p>
-    <w:p>
-      <w:pPr>
-        <w:spacing w:after="40"/>
-        <w:ind w:left="420"/>
-      </w:pPr>
-      <w:r>
-        <w:rPr>
-          <w:sz w:val="20"/>
-          <w:szCs w:val="20"/>
-        </w:rPr>
-        <w:t xml:space="preserve">C)  In 24 weeks</w:t>
-      </w:r>
-    </w:p>
-    <w:p>
-      <w:pPr>
-        <w:spacing w:after="40"/>
-        <w:ind w:left="420"/>
-      </w:pPr>
-      <w:r>
-        <w:rPr>
-          <w:sz w:val="20"/>
-          <w:szCs w:val="20"/>
-        </w:rPr>
-        <w:t xml:space="preserve">D)  In 48 weeks</w:t>
-      </w:r>
-    </w:p>
-    <w:p>
-      <w:pPr>
-        <w:spacing w:after="20"/>
+        <w:spacing w:after="80"/>
       </w:pPr>
       <w:r>
         <w:t xml:space="preserve"/>
@@ -5009,33 +6317,217 @@
     </w:p>
     <w:tbl>
       <w:tblPr>
-        <w:tblW w:type="pct" w:w="100%"/>
+        <w:tblW w:type="dxa" w:w="9360"/>
         <w:tblBorders>
           <w:top w:val="single" w:color="C7D2DD" w:sz="6"/>
           <w:left w:val="single" w:color="C7D2DD" w:sz="6"/>
           <w:bottom w:val="single" w:color="C7D2DD" w:sz="6"/>
           <w:right w:val="single" w:color="C7D2DD" w:sz="6"/>
-          <w:insideH w:val="single" w:color="auto" w:sz="4"/>
-          <w:insideV w:val="single" w:color="auto" w:sz="4"/>
+          <w:insideH w:val="single" w:color="C7D2DD" w:sz="6"/>
+          <w:insideV w:val="single" w:color="C7D2DD" w:sz="6"/>
         </w:tblBorders>
       </w:tblPr>
       <w:tblGrid>
-        <w:gridCol w:w="100"/>
+        <w:gridCol w:w="2800"/>
+        <w:gridCol w:w="3560"/>
+        <w:gridCol w:w="3000"/>
       </w:tblGrid>
       <w:tr>
-        <w:tc>
-          <w:tcPr>
+        <w:trPr>
+          <w:cantSplit/>
+          <w:tblHeader/>
+        </w:trPr>
+        <w:tc>
+          <w:tcPr>
+            <w:tcW w:type="dxa" w:w="2800"/>
+            <w:shd w:fill="EEF4F8" w:color="auto" w:val="clear"/>
+            <w:tcMar>
+              <w:top w:type="dxa" w:w="60"/>
+              <w:left w:type="dxa" w:w="100"/>
+              <w:bottom w:type="dxa" w:w="60"/>
+              <w:right w:type="dxa" w:w="100"/>
+            </w:tcMar>
+          </w:tcPr>
+          <w:p>
+            <w:pPr>
+              <w:spacing w:after="0"/>
+            </w:pPr>
+            <w:r>
+              <w:rPr>
+                <w:b/>
+                <w:bCs/>
+                <w:color w:val="12355B"/>
+                <w:sz w:val="16"/>
+                <w:szCs w:val="16"/>
+              </w:rPr>
+              <w:t xml:space="preserve">CORE PROBLEM / GIVEN REPRESENTATION</w:t>
+            </w:r>
+          </w:p>
+        </w:tc>
+        <w:tc>
+          <w:tcPr>
+            <w:tcW w:type="dxa" w:w="3560"/>
+            <w:shd w:fill="EEF4F8" w:color="auto" w:val="clear"/>
+            <w:tcMar>
+              <w:top w:type="dxa" w:w="60"/>
+              <w:left w:type="dxa" w:w="100"/>
+              <w:bottom w:type="dxa" w:w="60"/>
+              <w:right w:type="dxa" w:w="100"/>
+            </w:tcMar>
+          </w:tcPr>
+          <w:p>
+            <w:pPr>
+              <w:spacing w:after="0"/>
+            </w:pPr>
+            <w:r>
+              <w:rPr>
+                <w:b/>
+                <w:bCs/>
+                <w:color w:val="12355B"/>
+                <w:sz w:val="16"/>
+                <w:szCs w:val="16"/>
+              </w:rPr>
+              <w:t xml:space="preserve">WORKING SPACE / CALCULATION STEPS</w:t>
+            </w:r>
+          </w:p>
+        </w:tc>
+        <w:tc>
+          <w:tcPr>
+            <w:tcW w:type="dxa" w:w="3000"/>
             <w:shd w:fill="FBF3E2" w:color="auto" w:val="clear"/>
             <w:tcMar>
               <w:top w:type="dxa" w:w="60"/>
-              <w:left w:type="dxa" w:w="120"/>
+              <w:left w:type="dxa" w:w="100"/>
               <w:bottom w:type="dxa" w:w="60"/>
-              <w:right w:type="dxa" w:w="120"/>
-            </w:tcMar>
-          </w:tcPr>
-          <w:p>
-            <w:pPr>
-              <w:spacing w:after="0" w:line="320"/>
+              <w:right w:type="dxa" w:w="100"/>
+            </w:tcMar>
+          </w:tcPr>
+          <w:p>
+            <w:pPr>
+              <w:spacing w:after="0"/>
+            </w:pPr>
+            <w:r>
+              <w:rPr>
+                <w:b/>
+                <w:bCs/>
+                <w:color w:val="B97A12"/>
+                <w:sz w:val="16"/>
+                <w:szCs w:val="16"/>
+              </w:rPr>
+              <w:t xml:space="preserve">EXPLAIN YOUR REASONING</w:t>
+            </w:r>
+          </w:p>
+        </w:tc>
+      </w:tr>
+      <w:tr>
+        <w:trPr>
+          <w:cantSplit/>
+        </w:trPr>
+        <w:tc>
+          <w:tcPr>
+            <w:tcW w:type="dxa" w:w="2800"/>
+            <w:tcMar>
+              <w:top w:type="dxa" w:w="80"/>
+              <w:left w:type="dxa" w:w="100"/>
+              <w:bottom w:type="dxa" w:w="80"/>
+              <w:right w:type="dxa" w:w="100"/>
+            </w:tcMar>
+            <w:vAlign w:val="top"/>
+          </w:tcPr>
+          <w:p>
+            <w:pPr>
+              <w:spacing w:after="60"/>
+            </w:pPr>
+            <w:r>
+              <w:rPr>
+                <w:b/>
+                <w:bCs/>
+                <w:color w:val="12355B"/>
+                <w:sz w:val="21"/>
+                <w:szCs w:val="21"/>
+              </w:rPr>
+              <w:t xml:space="preserve">5.  </w:t>
+            </w:r>
+            <w:r>
+              <w:rPr>
+                <w:b/>
+                <w:bCs/>
+                <w:sz w:val="20"/>
+                <w:szCs w:val="20"/>
+              </w:rPr>
+              <w:t xml:space="preserve">Ayasha has painting every 8 weeks and pottery every 6 weeks, both this week. When do they next fall in the same week?</w:t>
+            </w:r>
+          </w:p>
+          <w:p>
+            <w:pPr>
+              <w:spacing w:after="30"/>
+              <w:ind w:left="180"/>
+            </w:pPr>
+            <w:r>
+              <w:rPr>
+                <w:sz w:val="19"/>
+                <w:szCs w:val="19"/>
+              </w:rPr>
+              <w:t xml:space="preserve">A)  In 2 weeks</w:t>
+            </w:r>
+          </w:p>
+          <w:p>
+            <w:pPr>
+              <w:spacing w:after="30"/>
+              <w:ind w:left="180"/>
+            </w:pPr>
+            <w:r>
+              <w:rPr>
+                <w:sz w:val="19"/>
+                <w:szCs w:val="19"/>
+              </w:rPr>
+              <w:t xml:space="preserve">B)  In 14 weeks</w:t>
+            </w:r>
+          </w:p>
+          <w:p>
+            <w:pPr>
+              <w:spacing w:after="30"/>
+              <w:ind w:left="180"/>
+            </w:pPr>
+            <w:r>
+              <w:rPr>
+                <w:sz w:val="19"/>
+                <w:szCs w:val="19"/>
+              </w:rPr>
+              <w:t xml:space="preserve">C)  In 24 weeks</w:t>
+            </w:r>
+          </w:p>
+          <w:p>
+            <w:pPr>
+              <w:spacing w:after="30"/>
+              <w:ind w:left="180"/>
+            </w:pPr>
+            <w:r>
+              <w:rPr>
+                <w:sz w:val="19"/>
+                <w:szCs w:val="19"/>
+              </w:rPr>
+              <w:t xml:space="preserve">D)  In 48 weeks</w:t>
+            </w:r>
+          </w:p>
+        </w:tc>
+        <w:tc>
+          <w:tcPr>
+            <w:tcW w:type="dxa" w:w="3560"/>
+            <w:tcMar>
+              <w:top w:type="dxa" w:w="80"/>
+              <w:left w:type="dxa" w:w="100"/>
+              <w:bottom w:type="dxa" w:w="80"/>
+              <w:right w:type="dxa" w:w="100"/>
+            </w:tcMar>
+            <w:vAlign w:val="top"/>
+          </w:tcPr>
+          <w:p>
+            <w:pPr>
+              <w:pBdr>
+                <w:bottom w:val="single" w:color="AFBECC" w:sz="6"/>
+              </w:pBdr>
+              <w:spacing w:after="30" w:before="150"/>
             </w:pPr>
             <w:r>
               <w:t xml:space="preserve"/>
@@ -5043,7 +6535,147 @@
           </w:p>
           <w:p>
             <w:pPr>
-              <w:spacing w:after="0" w:line="320"/>
+              <w:pBdr>
+                <w:bottom w:val="single" w:color="AFBECC" w:sz="6"/>
+              </w:pBdr>
+              <w:spacing w:after="30" w:before="150"/>
+            </w:pPr>
+            <w:r>
+              <w:t xml:space="preserve"/>
+            </w:r>
+          </w:p>
+          <w:p>
+            <w:pPr>
+              <w:pBdr>
+                <w:bottom w:val="single" w:color="AFBECC" w:sz="6"/>
+              </w:pBdr>
+              <w:spacing w:after="30" w:before="150"/>
+            </w:pPr>
+            <w:r>
+              <w:t xml:space="preserve"/>
+            </w:r>
+          </w:p>
+          <w:p>
+            <w:pPr>
+              <w:pBdr>
+                <w:bottom w:val="single" w:color="AFBECC" w:sz="6"/>
+              </w:pBdr>
+              <w:spacing w:after="30" w:before="150"/>
+            </w:pPr>
+            <w:r>
+              <w:t xml:space="preserve"/>
+            </w:r>
+          </w:p>
+        </w:tc>
+        <w:tc>
+          <w:tcPr>
+            <w:tcW w:type="dxa" w:w="3000"/>
+            <w:shd w:fill="FBF3E2" w:color="auto" w:val="clear"/>
+            <w:tcMar>
+              <w:top w:type="dxa" w:w="80"/>
+              <w:left w:type="dxa" w:w="100"/>
+              <w:bottom w:type="dxa" w:w="80"/>
+              <w:right w:type="dxa" w:w="100"/>
+            </w:tcMar>
+            <w:vAlign w:val="top"/>
+          </w:tcPr>
+          <w:p>
+            <w:pPr>
+              <w:spacing w:after="40"/>
+            </w:pPr>
+            <w:r>
+              <w:rPr>
+                <w:b/>
+                <w:bCs/>
+                <w:color w:val="12355B"/>
+                <w:sz w:val="19"/>
+                <w:szCs w:val="19"/>
+              </w:rPr>
+              <w:t xml:space="preserve">Because... </w:t>
+            </w:r>
+            <w:r>
+              <w:rPr>
+                <w:color w:val="AFBECC"/>
+                <w:sz w:val="19"/>
+                <w:szCs w:val="19"/>
+              </w:rPr>
+              <w:t xml:space="preserve">________________</w:t>
+            </w:r>
+          </w:p>
+          <w:p>
+            <w:pPr>
+              <w:pBdr>
+                <w:bottom w:val="single" w:color="AFBECC" w:sz="6"/>
+              </w:pBdr>
+              <w:spacing w:after="30" w:before="150"/>
+            </w:pPr>
+            <w:r>
+              <w:t xml:space="preserve"/>
+            </w:r>
+          </w:p>
+          <w:p>
+            <w:pPr>
+              <w:spacing w:after="40" w:before="80"/>
+            </w:pPr>
+            <w:r>
+              <w:rPr>
+                <w:b/>
+                <w:bCs/>
+                <w:color w:val="6B4FA0"/>
+                <w:sz w:val="19"/>
+                <w:szCs w:val="19"/>
+              </w:rPr>
+              <w:t xml:space="preserve">Although... </w:t>
+            </w:r>
+            <w:r>
+              <w:rPr>
+                <w:color w:val="AFBECC"/>
+                <w:sz w:val="19"/>
+                <w:szCs w:val="19"/>
+              </w:rPr>
+              <w:t xml:space="preserve">_______________</w:t>
+            </w:r>
+          </w:p>
+          <w:p>
+            <w:pPr>
+              <w:pBdr>
+                <w:bottom w:val="single" w:color="AFBECC" w:sz="6"/>
+              </w:pBdr>
+              <w:spacing w:after="30" w:before="150"/>
+            </w:pPr>
+            <w:r>
+              <w:t xml:space="preserve"/>
+            </w:r>
+          </w:p>
+          <w:p>
+            <w:pPr>
+              <w:spacing w:after="40" w:before="80"/>
+            </w:pPr>
+            <w:r>
+              <w:rPr>
+                <w:b/>
+                <w:bCs/>
+                <w:color w:val="1FA6A2"/>
+                <w:sz w:val="19"/>
+                <w:szCs w:val="19"/>
+              </w:rPr>
+              <w:t xml:space="preserve">Therefore... </w:t>
+            </w:r>
+            <w:r>
+              <w:rPr>
+                <w:color w:val="AFBECC"/>
+                <w:sz w:val="19"/>
+                <w:szCs w:val="19"/>
+              </w:rPr>
+              <w:t xml:space="preserve">______________</w:t>
+            </w:r>
+          </w:p>
+          <w:p>
+            <w:pPr>
+              <w:pBdr>
+                <w:bottom w:val="single" w:color="AFBECC" w:sz="6"/>
+              </w:pBdr>
+              <w:spacing w:after="30" w:before="150"/>
             </w:pPr>
             <w:r>
               <w:t xml:space="preserve"/>
@@ -5054,58 +6686,173 @@
     </w:tbl>
     <w:p>
       <w:pPr>
-        <w:keepNext/>
-        <w:spacing w:after="60" w:before="160"/>
-      </w:pPr>
-      <w:r>
-        <w:rPr>
-          <w:b/>
-          <w:bCs/>
-          <w:color w:val="12355B"/>
-          <w:sz w:val="22"/>
-          <w:szCs w:val="22"/>
-        </w:rPr>
-        <w:t xml:space="preserve">6.  </w:t>
-      </w:r>
-      <w:r>
-        <w:rPr>
-          <w:b/>
-          <w:bCs/>
-          <w:sz w:val="21"/>
-          <w:szCs w:val="21"/>
-        </w:rPr>
-        <w:t xml:space="preserve">Sort each real problem by the tool that solves it.</w:t>
+        <w:spacing w:after="80"/>
+      </w:pPr>
+      <w:r>
+        <w:t xml:space="preserve"/>
       </w:r>
     </w:p>
     <w:tbl>
       <w:tblPr>
-        <w:tblW w:type="pct" w:w="100%"/>
+        <w:tblW w:type="dxa" w:w="9360"/>
         <w:tblBorders>
           <w:top w:val="single" w:color="C7D2DD" w:sz="6"/>
           <w:left w:val="single" w:color="C7D2DD" w:sz="6"/>
           <w:bottom w:val="single" w:color="C7D2DD" w:sz="6"/>
           <w:right w:val="single" w:color="C7D2DD" w:sz="6"/>
-          <w:insideH w:val="single" w:color="auto" w:sz="4"/>
-          <w:insideV w:val="single" w:color="auto" w:sz="4"/>
+          <w:insideH w:val="single" w:color="C7D2DD" w:sz="6"/>
+          <w:insideV w:val="single" w:color="C7D2DD" w:sz="6"/>
         </w:tblBorders>
       </w:tblPr>
       <w:tblGrid>
-        <w:gridCol w:w="100"/>
+        <w:gridCol w:w="2800"/>
+        <w:gridCol w:w="3560"/>
+        <w:gridCol w:w="3000"/>
       </w:tblGrid>
       <w:tr>
-        <w:tc>
-          <w:tcPr>
+        <w:trPr>
+          <w:cantSplit/>
+          <w:tblHeader/>
+        </w:trPr>
+        <w:tc>
+          <w:tcPr>
+            <w:tcW w:type="dxa" w:w="2800"/>
+            <w:shd w:fill="EEF4F8" w:color="auto" w:val="clear"/>
+            <w:tcMar>
+              <w:top w:type="dxa" w:w="60"/>
+              <w:left w:type="dxa" w:w="100"/>
+              <w:bottom w:type="dxa" w:w="60"/>
+              <w:right w:type="dxa" w:w="100"/>
+            </w:tcMar>
+          </w:tcPr>
+          <w:p>
+            <w:pPr>
+              <w:spacing w:after="0"/>
+            </w:pPr>
+            <w:r>
+              <w:rPr>
+                <w:b/>
+                <w:bCs/>
+                <w:color w:val="12355B"/>
+                <w:sz w:val="16"/>
+                <w:szCs w:val="16"/>
+              </w:rPr>
+              <w:t xml:space="preserve">CORE PROBLEM / GIVEN REPRESENTATION</w:t>
+            </w:r>
+          </w:p>
+        </w:tc>
+        <w:tc>
+          <w:tcPr>
+            <w:tcW w:type="dxa" w:w="3560"/>
+            <w:shd w:fill="EEF4F8" w:color="auto" w:val="clear"/>
+            <w:tcMar>
+              <w:top w:type="dxa" w:w="60"/>
+              <w:left w:type="dxa" w:w="100"/>
+              <w:bottom w:type="dxa" w:w="60"/>
+              <w:right w:type="dxa" w:w="100"/>
+            </w:tcMar>
+          </w:tcPr>
+          <w:p>
+            <w:pPr>
+              <w:spacing w:after="0"/>
+            </w:pPr>
+            <w:r>
+              <w:rPr>
+                <w:b/>
+                <w:bCs/>
+                <w:color w:val="12355B"/>
+                <w:sz w:val="16"/>
+                <w:szCs w:val="16"/>
+              </w:rPr>
+              <w:t xml:space="preserve">WORKING SPACE / CALCULATION STEPS</w:t>
+            </w:r>
+          </w:p>
+        </w:tc>
+        <w:tc>
+          <w:tcPr>
+            <w:tcW w:type="dxa" w:w="3000"/>
             <w:shd w:fill="FBF3E2" w:color="auto" w:val="clear"/>
             <w:tcMar>
               <w:top w:type="dxa" w:w="60"/>
-              <w:left w:type="dxa" w:w="120"/>
+              <w:left w:type="dxa" w:w="100"/>
               <w:bottom w:type="dxa" w:w="60"/>
-              <w:right w:type="dxa" w:w="120"/>
-            </w:tcMar>
-          </w:tcPr>
-          <w:p>
-            <w:pPr>
-              <w:spacing w:after="0" w:line="320"/>
+              <w:right w:type="dxa" w:w="100"/>
+            </w:tcMar>
+          </w:tcPr>
+          <w:p>
+            <w:pPr>
+              <w:spacing w:after="0"/>
+            </w:pPr>
+            <w:r>
+              <w:rPr>
+                <w:b/>
+                <w:bCs/>
+                <w:color w:val="B97A12"/>
+                <w:sz w:val="16"/>
+                <w:szCs w:val="16"/>
+              </w:rPr>
+              <w:t xml:space="preserve">EXPLAIN YOUR REASONING</w:t>
+            </w:r>
+          </w:p>
+        </w:tc>
+      </w:tr>
+      <w:tr>
+        <w:trPr>
+          <w:cantSplit/>
+        </w:trPr>
+        <w:tc>
+          <w:tcPr>
+            <w:tcW w:type="dxa" w:w="2800"/>
+            <w:tcMar>
+              <w:top w:type="dxa" w:w="80"/>
+              <w:left w:type="dxa" w:w="100"/>
+              <w:bottom w:type="dxa" w:w="80"/>
+              <w:right w:type="dxa" w:w="100"/>
+            </w:tcMar>
+            <w:vAlign w:val="top"/>
+          </w:tcPr>
+          <w:p>
+            <w:pPr>
+              <w:spacing w:after="60"/>
+            </w:pPr>
+            <w:r>
+              <w:rPr>
+                <w:b/>
+                <w:bCs/>
+                <w:color w:val="12355B"/>
+                <w:sz w:val="21"/>
+                <w:szCs w:val="21"/>
+              </w:rPr>
+              <w:t xml:space="preserve">6.  </w:t>
+            </w:r>
+            <w:r>
+              <w:rPr>
+                <w:b/>
+                <w:bCs/>
+                <w:sz w:val="20"/>
+                <w:szCs w:val="20"/>
+              </w:rPr>
+              <w:t xml:space="preserve">Sort each real problem by the tool that solves it.</w:t>
+            </w:r>
+          </w:p>
+        </w:tc>
+        <w:tc>
+          <w:tcPr>
+            <w:tcW w:type="dxa" w:w="3560"/>
+            <w:tcMar>
+              <w:top w:type="dxa" w:w="80"/>
+              <w:left w:type="dxa" w:w="100"/>
+              <w:bottom w:type="dxa" w:w="80"/>
+              <w:right w:type="dxa" w:w="100"/>
+            </w:tcMar>
+            <w:vAlign w:val="top"/>
+          </w:tcPr>
+          <w:p>
+            <w:pPr>
+              <w:pBdr>
+                <w:bottom w:val="single" w:color="AFBECC" w:sz="6"/>
+              </w:pBdr>
+              <w:spacing w:after="30" w:before="150"/>
             </w:pPr>
             <w:r>
               <w:t xml:space="preserve"/>
@@ -5113,7 +6860,10 @@
           </w:p>
           <w:p>
             <w:pPr>
-              <w:spacing w:after="0" w:line="320"/>
+              <w:pBdr>
+                <w:bottom w:val="single" w:color="AFBECC" w:sz="6"/>
+              </w:pBdr>
+              <w:spacing w:after="30" w:before="150"/>
             </w:pPr>
             <w:r>
               <w:t xml:space="preserve"/>
@@ -5121,7 +6871,10 @@
           </w:p>
           <w:p>
             <w:pPr>
-              <w:spacing w:after="0" w:line="320"/>
+              <w:pBdr>
+                <w:bottom w:val="single" w:color="AFBECC" w:sz="6"/>
+              </w:pBdr>
+              <w:spacing w:after="30" w:before="150"/>
             </w:pPr>
             <w:r>
               <w:t xml:space="preserve"/>
@@ -5129,7 +6882,125 @@
           </w:p>
           <w:p>
             <w:pPr>
-              <w:spacing w:after="0" w:line="320"/>
+              <w:pBdr>
+                <w:bottom w:val="single" w:color="AFBECC" w:sz="6"/>
+              </w:pBdr>
+              <w:spacing w:after="30" w:before="150"/>
+            </w:pPr>
+            <w:r>
+              <w:t xml:space="preserve"/>
+            </w:r>
+          </w:p>
+        </w:tc>
+        <w:tc>
+          <w:tcPr>
+            <w:tcW w:type="dxa" w:w="3000"/>
+            <w:shd w:fill="FBF3E2" w:color="auto" w:val="clear"/>
+            <w:tcMar>
+              <w:top w:type="dxa" w:w="80"/>
+              <w:left w:type="dxa" w:w="100"/>
+              <w:bottom w:type="dxa" w:w="80"/>
+              <w:right w:type="dxa" w:w="100"/>
+            </w:tcMar>
+            <w:vAlign w:val="top"/>
+          </w:tcPr>
+          <w:p>
+            <w:pPr>
+              <w:spacing w:after="40"/>
+            </w:pPr>
+            <w:r>
+              <w:rPr>
+                <w:b/>
+                <w:bCs/>
+                <w:color w:val="12355B"/>
+                <w:sz w:val="19"/>
+                <w:szCs w:val="19"/>
+              </w:rPr>
+              <w:t xml:space="preserve">Because... </w:t>
+            </w:r>
+            <w:r>
+              <w:rPr>
+                <w:color w:val="AFBECC"/>
+                <w:sz w:val="19"/>
+                <w:szCs w:val="19"/>
+              </w:rPr>
+              <w:t xml:space="preserve">________________</w:t>
+            </w:r>
+          </w:p>
+          <w:p>
+            <w:pPr>
+              <w:pBdr>
+                <w:bottom w:val="single" w:color="AFBECC" w:sz="6"/>
+              </w:pBdr>
+              <w:spacing w:after="30" w:before="150"/>
+            </w:pPr>
+            <w:r>
+              <w:t xml:space="preserve"/>
+            </w:r>
+          </w:p>
+          <w:p>
+            <w:pPr>
+              <w:spacing w:after="40" w:before="80"/>
+            </w:pPr>
+            <w:r>
+              <w:rPr>
+                <w:b/>
+                <w:bCs/>
+                <w:color w:val="6B4FA0"/>
+                <w:sz w:val="19"/>
+                <w:szCs w:val="19"/>
+              </w:rPr>
+              <w:t xml:space="preserve">Although... </w:t>
+            </w:r>
+            <w:r>
+              <w:rPr>
+                <w:color w:val="AFBECC"/>
+                <w:sz w:val="19"/>
+                <w:szCs w:val="19"/>
+              </w:rPr>
+              <w:t xml:space="preserve">_______________</w:t>
+            </w:r>
+          </w:p>
+          <w:p>
+            <w:pPr>
+              <w:pBdr>
+                <w:bottom w:val="single" w:color="AFBECC" w:sz="6"/>
+              </w:pBdr>
+              <w:spacing w:after="30" w:before="150"/>
+            </w:pPr>
+            <w:r>
+              <w:t xml:space="preserve"/>
+            </w:r>
+          </w:p>
+          <w:p>
+            <w:pPr>
+              <w:spacing w:after="40" w:before="80"/>
+            </w:pPr>
+            <w:r>
+              <w:rPr>
+                <w:b/>
+                <w:bCs/>
+                <w:color w:val="1FA6A2"/>
+                <w:sz w:val="19"/>
+                <w:szCs w:val="19"/>
+              </w:rPr>
+              <w:t xml:space="preserve">Therefore... </w:t>
+            </w:r>
+            <w:r>
+              <w:rPr>
+                <w:color w:val="AFBECC"/>
+                <w:sz w:val="19"/>
+                <w:szCs w:val="19"/>
+              </w:rPr>
+              <w:t xml:space="preserve">______________</w:t>
+            </w:r>
+          </w:p>
+          <w:p>
+            <w:pPr>
+              <w:pBdr>
+                <w:bottom w:val="single" w:color="AFBECC" w:sz="6"/>
+              </w:pBdr>
+              <w:spacing w:after="30" w:before="150"/>
             </w:pPr>
             <w:r>
               <w:t xml:space="preserve"/>
@@ -5138,6 +7009,14 @@
         </w:tc>
       </w:tr>
     </w:tbl>
+    <w:p>
+      <w:pPr>
+        <w:spacing w:after="80"/>
+      </w:pPr>
+      <w:r>
+        <w:t xml:space="preserve"/>
+      </w:r>
+    </w:p>
     <w:p>
       <w:pPr>
         <w:pStyle w:val="Heading1"/>
@@ -5256,6 +7135,149 @@
         <w:t xml:space="preserve"/>
       </w:r>
     </w:p>
+    <w:p>
+      <w:pPr>
+        <w:spacing w:after="60"/>
+      </w:pPr>
+      <w:r>
+        <w:t xml:space="preserve"/>
+      </w:r>
+    </w:p>
+    <w:tbl>
+      <w:tblPr>
+        <w:tblW w:type="dxa" w:w="9360"/>
+        <w:tblBorders>
+          <w:top w:val="single" w:color="C7D2DD" w:sz="6"/>
+          <w:left w:val="single" w:color="C7D2DD" w:sz="6"/>
+          <w:bottom w:val="single" w:color="C7D2DD" w:sz="6"/>
+          <w:right w:val="single" w:color="C7D2DD" w:sz="6"/>
+          <w:insideH w:val="single" w:color="C7D2DD" w:sz="6"/>
+          <w:insideV w:val="single" w:color="C7D2DD" w:sz="6"/>
+        </w:tblBorders>
+      </w:tblPr>
+      <w:tblGrid>
+        <w:gridCol w:w="3120"/>
+        <w:gridCol w:w="3120"/>
+        <w:gridCol w:w="3120"/>
+      </w:tblGrid>
+      <w:tr>
+        <w:trPr>
+          <w:cantSplit/>
+          <w:tblHeader/>
+        </w:trPr>
+        <w:tc>
+          <w:tcPr>
+            <w:tcW w:type="dxa" w:w="9360"/>
+            <w:gridSpan w:val="3"/>
+            <w:shd w:fill="EEF4F8" w:color="auto" w:val="clear"/>
+            <w:tcMar>
+              <w:top w:type="dxa" w:w="60"/>
+              <w:left w:type="dxa" w:w="100"/>
+              <w:bottom w:type="dxa" w:w="60"/>
+              <w:right w:type="dxa" w:w="100"/>
+            </w:tcMar>
+          </w:tcPr>
+          <w:p>
+            <w:pPr>
+              <w:spacing w:after="0"/>
+            </w:pPr>
+            <w:r>
+              <w:rPr>
+                <w:b/>
+                <w:bCs/>
+                <w:color w:val="12355B"/>
+                <w:sz w:val="18"/>
+                <w:szCs w:val="18"/>
+              </w:rPr>
+              <w:t xml:space="preserve">EXIT CHECK · 3-POINT SELF-ASSESSMENT CHECKLIST</w:t>
+            </w:r>
+          </w:p>
+        </w:tc>
+      </w:tr>
+      <w:tr>
+        <w:trPr>
+          <w:cantSplit/>
+        </w:trPr>
+        <w:tc>
+          <w:tcPr>
+            <w:tcW w:type="dxa" w:w="3120"/>
+            <w:tcMar>
+              <w:top w:type="dxa" w:w="80"/>
+              <w:left w:type="dxa" w:w="100"/>
+              <w:bottom w:type="dxa" w:w="80"/>
+              <w:right w:type="dxa" w:w="100"/>
+            </w:tcMar>
+          </w:tcPr>
+          <w:p>
+            <w:pPr>
+              <w:spacing w:after="0"/>
+            </w:pPr>
+            <w:r>
+              <w:rPr>
+                <w:b/>
+                <w:bCs/>
+                <w:color w:val="1A2733"/>
+                <w:sz w:val="18"/>
+                <w:szCs w:val="18"/>
+              </w:rPr>
+              <w:t xml:space="preserve">☐ 1. Units &amp; Labels Verified</w:t>
+            </w:r>
+          </w:p>
+        </w:tc>
+        <w:tc>
+          <w:tcPr>
+            <w:tcW w:type="dxa" w:w="3120"/>
+            <w:tcMar>
+              <w:top w:type="dxa" w:w="80"/>
+              <w:left w:type="dxa" w:w="100"/>
+              <w:bottom w:type="dxa" w:w="80"/>
+              <w:right w:type="dxa" w:w="100"/>
+            </w:tcMar>
+          </w:tcPr>
+          <w:p>
+            <w:pPr>
+              <w:spacing w:after="0"/>
+            </w:pPr>
+            <w:r>
+              <w:rPr>
+                <w:b/>
+                <w:bCs/>
+                <w:color w:val="1A2733"/>
+                <w:sz w:val="18"/>
+                <w:szCs w:val="18"/>
+              </w:rPr>
+              <w:t xml:space="preserve">☐ 2. Reasoning Stated (Because / Although / Therefore)</w:t>
+            </w:r>
+          </w:p>
+        </w:tc>
+        <w:tc>
+          <w:tcPr>
+            <w:tcW w:type="dxa" w:w="3120"/>
+            <w:tcMar>
+              <w:top w:type="dxa" w:w="80"/>
+              <w:left w:type="dxa" w:w="100"/>
+              <w:bottom w:type="dxa" w:w="80"/>
+              <w:right w:type="dxa" w:w="100"/>
+            </w:tcMar>
+          </w:tcPr>
+          <w:p>
+            <w:pPr>
+              <w:spacing w:after="0"/>
+            </w:pPr>
+            <w:r>
+              <w:rPr>
+                <w:b/>
+                <w:bCs/>
+                <w:color w:val="1A2733"/>
+                <w:sz w:val="18"/>
+                <w:szCs w:val="18"/>
+              </w:rPr>
+              <w:t xml:space="preserve">☐ 3. Calculations Double-Checked</w:t>
+            </w:r>
+          </w:p>
+        </w:tc>
+      </w:tr>
+    </w:tbl>
     <w:sectPr>
       <w:headerReference w:type="default" r:id="rId7"/>
       <w:footerReference w:type="default" r:id="rId8"/>
